--- a/docs/DA2-ai-chuan-hoa-du-lieu/DA2-02-cd1-xac-dinh-yeu-cau.docx
+++ b/docs/DA2-ai-chuan-hoa-du-lieu/DA2-02-cd1-xac-dinh-yeu-cau.docx
@@ -4,12 +4,12 @@
   <w:body>
     <w:p>
       <w:pPr>
-        <w:spacing w:after="1400"/>
+        <w:spacing w:after="900"/>
       </w:pPr>
     </w:p>
     <w:p>
       <w:pPr>
-        <w:spacing w:after="700"/>
+        <w:spacing w:after="350"/>
         <w:jc w:val="center"/>
       </w:pPr>
       <w:r>
@@ -77,7 +77,7 @@
           <w:top w:val="single" w:color="008E4D" w:sz="12" w:space="18"/>
           <w:bottom w:val="single" w:color="008E4D" w:sz="12" w:space="18"/>
         </w:pBdr>
-        <w:spacing w:after="900" w:before="260"/>
+        <w:spacing w:after="500" w:before="220"/>
         <w:jc w:val="center"/>
       </w:pPr>
       <w:r>
@@ -94,7 +94,7 @@
     </w:p>
     <w:p>
       <w:pPr>
-        <w:spacing w:after="700"/>
+        <w:spacing w:after="350"/>
         <w:jc w:val="center"/>
       </w:pPr>
       <w:r>
@@ -591,7 +591,7 @@
     </w:tbl>
     <w:p>
       <w:pPr>
-        <w:spacing w:after="420"/>
+        <w:spacing w:after="200"/>
       </w:pPr>
     </w:p>
     <w:p>
@@ -896,7 +896,7 @@
     </w:tbl>
     <w:p>
       <w:pPr>
-        <w:spacing w:after="420"/>
+        <w:spacing w:after="200"/>
       </w:pPr>
     </w:p>
     <w:p>

--- a/docs/DA2-ai-chuan-hoa-du-lieu/DA2-02-cd1-xac-dinh-yeu-cau.docx
+++ b/docs/DA2-ai-chuan-hoa-du-lieu/DA2-02-cd1-xac-dinh-yeu-cau.docx
@@ -123,8 +123,8 @@
         <w:tblLayout w:type="fixed"/>
       </w:tblPr>
       <w:tblGrid>
-        <w:gridCol w:w="2302"/>
-        <w:gridCol w:w="7058"/>
+        <w:gridCol w:w="2194"/>
+        <w:gridCol w:w="7166"/>
       </w:tblGrid>
       <w:tr>
         <w:trPr>
@@ -132,7 +132,7 @@
         </w:trPr>
         <w:tc>
           <w:tcPr>
-            <w:tcW w:type="dxa" w:w="2302"/>
+            <w:tcW w:type="dxa" w:w="2194"/>
             <w:shd w:fill="EEF6F1" w:color="auto" w:val="clear"/>
             <w:tcMar>
               <w:top w:type="dxa" w:w="90"/>
@@ -161,7 +161,7 @@
         </w:tc>
         <w:tc>
           <w:tcPr>
-            <w:tcW w:type="dxa" w:w="7058"/>
+            <w:tcW w:type="dxa" w:w="7166"/>
             <w:shd w:fill="EEF6F1" w:color="auto" w:val="clear"/>
             <w:tcMar>
               <w:top w:type="dxa" w:w="90"/>
@@ -195,7 +195,7 @@
         </w:trPr>
         <w:tc>
           <w:tcPr>
-            <w:tcW w:type="dxa" w:w="2302"/>
+            <w:tcW w:type="dxa" w:w="2194"/>
             <w:tcMar>
               <w:top w:type="dxa" w:w="90"/>
               <w:left w:type="dxa" w:w="120"/>
@@ -221,7 +221,7 @@
         </w:tc>
         <w:tc>
           <w:tcPr>
-            <w:tcW w:type="dxa" w:w="7058"/>
+            <w:tcW w:type="dxa" w:w="7166"/>
             <w:tcMar>
               <w:top w:type="dxa" w:w="90"/>
               <w:left w:type="dxa" w:w="120"/>
@@ -252,7 +252,7 @@
         </w:trPr>
         <w:tc>
           <w:tcPr>
-            <w:tcW w:type="dxa" w:w="2302"/>
+            <w:tcW w:type="dxa" w:w="2194"/>
             <w:tcMar>
               <w:top w:type="dxa" w:w="90"/>
               <w:left w:type="dxa" w:w="120"/>
@@ -278,7 +278,7 @@
         </w:tc>
         <w:tc>
           <w:tcPr>
-            <w:tcW w:type="dxa" w:w="7058"/>
+            <w:tcW w:type="dxa" w:w="7166"/>
             <w:tcMar>
               <w:top w:type="dxa" w:w="90"/>
               <w:left w:type="dxa" w:w="120"/>
@@ -309,7 +309,7 @@
         </w:trPr>
         <w:tc>
           <w:tcPr>
-            <w:tcW w:type="dxa" w:w="2302"/>
+            <w:tcW w:type="dxa" w:w="2194"/>
             <w:tcMar>
               <w:top w:type="dxa" w:w="90"/>
               <w:left w:type="dxa" w:w="120"/>
@@ -335,7 +335,7 @@
         </w:tc>
         <w:tc>
           <w:tcPr>
-            <w:tcW w:type="dxa" w:w="7058"/>
+            <w:tcW w:type="dxa" w:w="7166"/>
             <w:tcMar>
               <w:top w:type="dxa" w:w="90"/>
               <w:left w:type="dxa" w:w="120"/>
@@ -366,7 +366,7 @@
         </w:trPr>
         <w:tc>
           <w:tcPr>
-            <w:tcW w:type="dxa" w:w="2302"/>
+            <w:tcW w:type="dxa" w:w="2194"/>
             <w:tcMar>
               <w:top w:type="dxa" w:w="90"/>
               <w:left w:type="dxa" w:w="120"/>
@@ -392,7 +392,7 @@
         </w:tc>
         <w:tc>
           <w:tcPr>
-            <w:tcW w:type="dxa" w:w="7058"/>
+            <w:tcW w:type="dxa" w:w="7166"/>
             <w:tcMar>
               <w:top w:type="dxa" w:w="90"/>
               <w:left w:type="dxa" w:w="120"/>
@@ -423,7 +423,7 @@
         </w:trPr>
         <w:tc>
           <w:tcPr>
-            <w:tcW w:type="dxa" w:w="2302"/>
+            <w:tcW w:type="dxa" w:w="2194"/>
             <w:tcMar>
               <w:top w:type="dxa" w:w="90"/>
               <w:left w:type="dxa" w:w="120"/>
@@ -449,7 +449,7 @@
         </w:tc>
         <w:tc>
           <w:tcPr>
-            <w:tcW w:type="dxa" w:w="7058"/>
+            <w:tcW w:type="dxa" w:w="7166"/>
             <w:tcMar>
               <w:top w:type="dxa" w:w="90"/>
               <w:left w:type="dxa" w:w="120"/>
@@ -480,7 +480,7 @@
         </w:trPr>
         <w:tc>
           <w:tcPr>
-            <w:tcW w:type="dxa" w:w="2302"/>
+            <w:tcW w:type="dxa" w:w="2194"/>
             <w:tcMar>
               <w:top w:type="dxa" w:w="90"/>
               <w:left w:type="dxa" w:w="120"/>
@@ -506,27 +506,27 @@
         </w:tc>
         <w:tc>
           <w:tcPr>
-            <w:tcW w:type="dxa" w:w="7058"/>
-            <w:tcMar>
-              <w:top w:type="dxa" w:w="90"/>
-              <w:left w:type="dxa" w:w="120"/>
-              <w:bottom w:type="dxa" w:w="90"/>
-              <w:right w:type="dxa" w:w="120"/>
-            </w:tcMar>
-            <w:vAlign w:val="center"/>
-          </w:tcPr>
-          <w:p>
-            <w:pPr>
-              <w:spacing w:after="0" w:line="280"/>
-            </w:pPr>
-            <w:r>
-              <w:rPr>
-                <w:rFonts w:ascii="Be Vietnam Pro" w:cs="Be Vietnam Pro" w:eastAsia="Be Vietnam Pro" w:hAnsi="Be Vietnam Pro"/>
-                <w:color w:val="101814"/>
-                <w:sz w:val="20"/>
-                <w:szCs w:val="20"/>
-              </w:rPr>
-              <w:t xml:space="preserve">Bộ phận Phát triển phần mềm — Công ty Bioscope</w:t>
+            <w:tcW w:type="dxa" w:w="7166"/>
+            <w:tcMar>
+              <w:top w:type="dxa" w:w="90"/>
+              <w:left w:type="dxa" w:w="120"/>
+              <w:bottom w:type="dxa" w:w="90"/>
+              <w:right w:type="dxa" w:w="120"/>
+            </w:tcMar>
+            <w:vAlign w:val="center"/>
+          </w:tcPr>
+          <w:p>
+            <w:pPr>
+              <w:spacing w:after="0" w:line="280"/>
+            </w:pPr>
+            <w:r>
+              <w:rPr>
+                <w:rFonts w:ascii="Be Vietnam Pro" w:cs="Be Vietnam Pro" w:eastAsia="Be Vietnam Pro" w:hAnsi="Be Vietnam Pro"/>
+                <w:color w:val="101814"/>
+                <w:sz w:val="20"/>
+                <w:szCs w:val="20"/>
+              </w:rPr>
+              <w:t xml:space="preserve">HungDV — Product Owner, Công ty OPTIMAI</w:t>
             </w:r>
           </w:p>
         </w:tc>
@@ -537,7 +537,7 @@
         </w:trPr>
         <w:tc>
           <w:tcPr>
-            <w:tcW w:type="dxa" w:w="2302"/>
+            <w:tcW w:type="dxa" w:w="2194"/>
             <w:tcMar>
               <w:top w:type="dxa" w:w="90"/>
               <w:left w:type="dxa" w:w="120"/>
@@ -563,27 +563,27 @@
         </w:tc>
         <w:tc>
           <w:tcPr>
-            <w:tcW w:type="dxa" w:w="7058"/>
-            <w:tcMar>
-              <w:top w:type="dxa" w:w="90"/>
-              <w:left w:type="dxa" w:w="120"/>
-              <w:bottom w:type="dxa" w:w="90"/>
-              <w:right w:type="dxa" w:w="120"/>
-            </w:tcMar>
-            <w:vAlign w:val="center"/>
-          </w:tcPr>
-          <w:p>
-            <w:pPr>
-              <w:spacing w:after="0" w:line="280"/>
-            </w:pPr>
-            <w:r>
-              <w:rPr>
-                <w:rFonts w:ascii="Be Vietnam Pro" w:cs="Be Vietnam Pro" w:eastAsia="Be Vietnam Pro" w:hAnsi="Be Vietnam Pro"/>
-                <w:color w:val="101814"/>
-                <w:sz w:val="20"/>
-                <w:szCs w:val="20"/>
-              </w:rPr>
-              <w:t xml:space="preserve">Ban Giám đốc</w:t>
+            <w:tcW w:type="dxa" w:w="7166"/>
+            <w:tcMar>
+              <w:top w:type="dxa" w:w="90"/>
+              <w:left w:type="dxa" w:w="120"/>
+              <w:bottom w:type="dxa" w:w="90"/>
+              <w:right w:type="dxa" w:w="120"/>
+            </w:tcMar>
+            <w:vAlign w:val="center"/>
+          </w:tcPr>
+          <w:p>
+            <w:pPr>
+              <w:spacing w:after="0" w:line="280"/>
+            </w:pPr>
+            <w:r>
+              <w:rPr>
+                <w:rFonts w:ascii="Be Vietnam Pro" w:cs="Be Vietnam Pro" w:eastAsia="Be Vietnam Pro" w:hAnsi="Be Vietnam Pro"/>
+                <w:color w:val="101814"/>
+                <w:sz w:val="20"/>
+                <w:szCs w:val="20"/>
+              </w:rPr>
+              <w:t xml:space="preserve">Ban Giám đốc OPTIMAI và đại diện Công ty Bioscope</w:t>
             </w:r>
           </w:p>
         </w:tc>

--- a/docs/DA2-ai-chuan-hoa-du-lieu/DA2-02-cd1-xac-dinh-yeu-cau.docx
+++ b/docs/DA2-ai-chuan-hoa-du-lieu/DA2-02-cd1-xac-dinh-yeu-cau.docx
@@ -9,48 +9,39 @@
     </w:p>
     <w:p>
       <w:pPr>
-        <w:spacing w:after="350"/>
+        <w:spacing w:after="40"/>
         <w:jc w:val="center"/>
       </w:pPr>
       <w:r>
-        <w:drawing>
-          <wp:inline distT="0" distB="0" distL="0" distR="0">
-            <wp:extent cx="2476500" cy="723900"/>
-            <wp:effectExtent t="0" r="0" b="0" l="0"/>
-            <wp:docPr id="1" name="" descr="" title=""/>
-            <wp:cNvGraphicFramePr>
-              <a:graphicFrameLocks xmlns:a="http://schemas.openxmlformats.org/drawingml/2006/main" noChangeAspect="1"/>
-            </wp:cNvGraphicFramePr>
-            <a:graphic xmlns:a="http://schemas.openxmlformats.org/drawingml/2006/main">
-              <a:graphicData uri="http://schemas.openxmlformats.org/drawingml/2006/picture">
-                <pic:pic xmlns:pic="http://schemas.openxmlformats.org/drawingml/2006/picture">
-                  <pic:nvPicPr>
-                    <pic:cNvPr id="0" name="" descr=""/>
-                    <pic:cNvPicPr>
-                      <a:picLocks noChangeAspect="1" noChangeArrowheads="1"/>
-                    </pic:cNvPicPr>
-                  </pic:nvPicPr>
-                  <pic:blipFill>
-                    <a:blip r:embed="rId9" cstate="none"/>
-                    <a:srcRect/>
-                    <a:stretch>
-                      <a:fillRect/>
-                    </a:stretch>
-                  </pic:blipFill>
-                  <pic:spPr bwMode="auto">
-                    <a:xfrm>
-                      <a:off x="0" y="0"/>
-                      <a:ext cx="2476500" cy="723900"/>
-                    </a:xfrm>
-                    <a:prstGeom prst="rect">
-                      <a:avLst/>
-                    </a:prstGeom>
-                  </pic:spPr>
-                </pic:pic>
-              </a:graphicData>
-            </a:graphic>
-          </wp:inline>
-        </w:drawing>
+        <w:rPr>
+          <w:rFonts w:ascii="Be Vietnam Pro" w:cs="Be Vietnam Pro" w:eastAsia="Be Vietnam Pro" w:hAnsi="Be Vietnam Pro"/>
+          <w:b/>
+          <w:bCs/>
+          <w:color w:val="036F3D"/>
+          <w:spacing w:val="160"/>
+          <w:sz w:val="64"/>
+          <w:szCs w:val="64"/>
+        </w:rPr>
+        <w:t xml:space="preserve">OPTIMAI</w:t>
+      </w:r>
+    </w:p>
+    <w:p>
+      <w:pPr>
+        <w:pBdr>
+          <w:top w:val="single" w:color="F58E33" w:sz="8" w:space="10"/>
+        </w:pBdr>
+        <w:spacing w:after="320"/>
+        <w:jc w:val="center"/>
+      </w:pPr>
+      <w:r>
+        <w:rPr>
+          <w:rFonts w:ascii="Be Vietnam Pro" w:cs="Be Vietnam Pro" w:eastAsia="Be Vietnam Pro" w:hAnsi="Be Vietnam Pro"/>
+          <w:color w:val="8A4B12"/>
+          <w:spacing w:val="70"/>
+          <w:sz w:val="16"/>
+          <w:szCs w:val="16"/>
+        </w:rPr>
+        <w:t xml:space="preserve">CÔNG TY PHÁT TRIỂN PHẦN MỀM</w:t>
       </w:r>
     </w:p>
     <w:p>
@@ -13990,44 +13981,16 @@
             <w:spacing w:after="0"/>
           </w:pPr>
           <w:r>
-            <w:drawing>
-              <wp:inline distT="0" distB="0" distL="0" distR="0">
-                <wp:extent cx="1009650" cy="295275"/>
-                <wp:effectExtent t="0" r="0" b="0" l="0"/>
-                <wp:docPr id="1" name="" descr="" title=""/>
-                <wp:cNvGraphicFramePr>
-                  <a:graphicFrameLocks xmlns:a="http://schemas.openxmlformats.org/drawingml/2006/main" noChangeAspect="1"/>
-                </wp:cNvGraphicFramePr>
-                <a:graphic xmlns:a="http://schemas.openxmlformats.org/drawingml/2006/main">
-                  <a:graphicData uri="http://schemas.openxmlformats.org/drawingml/2006/picture">
-                    <pic:pic xmlns:pic="http://schemas.openxmlformats.org/drawingml/2006/picture">
-                      <pic:nvPicPr>
-                        <pic:cNvPr id="0" name="" descr=""/>
-                        <pic:cNvPicPr>
-                          <a:picLocks noChangeAspect="1" noChangeArrowheads="1"/>
-                        </pic:cNvPicPr>
-                      </pic:nvPicPr>
-                      <pic:blipFill>
-                        <a:blip r:embed="rId0" cstate="none"/>
-                        <a:srcRect/>
-                        <a:stretch>
-                          <a:fillRect/>
-                        </a:stretch>
-                      </pic:blipFill>
-                      <pic:spPr bwMode="auto">
-                        <a:xfrm>
-                          <a:off x="0" y="0"/>
-                          <a:ext cx="1009650" cy="295275"/>
-                        </a:xfrm>
-                        <a:prstGeom prst="rect">
-                          <a:avLst/>
-                        </a:prstGeom>
-                      </pic:spPr>
-                    </pic:pic>
-                  </a:graphicData>
-                </a:graphic>
-              </wp:inline>
-            </w:drawing>
+            <w:rPr>
+              <w:rFonts w:ascii="Be Vietnam Pro" w:cs="Be Vietnam Pro" w:eastAsia="Be Vietnam Pro" w:hAnsi="Be Vietnam Pro"/>
+              <w:b/>
+              <w:bCs/>
+              <w:color w:val="036F3D"/>
+              <w:spacing w:val="60"/>
+              <w:sz w:val="19"/>
+              <w:szCs w:val="19"/>
+            </w:rPr>
+            <w:t xml:space="preserve">OPTIMAI</w:t>
           </w:r>
         </w:p>
       </w:tc>

--- a/docs/DA2-ai-chuan-hoa-du-lieu/DA2-02-cd1-xac-dinh-yeu-cau.docx
+++ b/docs/DA2-ai-chuan-hoa-du-lieu/DA2-02-cd1-xac-dinh-yeu-cau.docx
@@ -2197,8 +2197,8 @@
       </w:tblPr>
       <w:tblGrid>
         <w:gridCol w:w="1000"/>
-        <w:gridCol w:w="4850"/>
-        <w:gridCol w:w="3510"/>
+        <w:gridCol w:w="3987"/>
+        <w:gridCol w:w="4373"/>
       </w:tblGrid>
       <w:tr>
         <w:trPr>
@@ -2235,7 +2235,7 @@
         </w:tc>
         <w:tc>
           <w:tcPr>
-            <w:tcW w:type="dxa" w:w="4850"/>
+            <w:tcW w:type="dxa" w:w="3987"/>
             <w:shd w:fill="EEF6F1" w:color="auto" w:val="clear"/>
             <w:tcMar>
               <w:top w:type="dxa" w:w="90"/>
@@ -2264,7 +2264,7 @@
         </w:tc>
         <w:tc>
           <w:tcPr>
-            <w:tcW w:type="dxa" w:w="3510"/>
+            <w:tcW w:type="dxa" w:w="4373"/>
             <w:shd w:fill="EEF6F1" w:color="auto" w:val="clear"/>
             <w:tcMar>
               <w:top w:type="dxa" w:w="90"/>
@@ -2324,7 +2324,7 @@
         </w:tc>
         <w:tc>
           <w:tcPr>
-            <w:tcW w:type="dxa" w:w="4850"/>
+            <w:tcW w:type="dxa" w:w="3987"/>
             <w:tcMar>
               <w:top w:type="dxa" w:w="90"/>
               <w:left w:type="dxa" w:w="120"/>
@@ -2350,27 +2350,27 @@
         </w:tc>
         <w:tc>
           <w:tcPr>
-            <w:tcW w:type="dxa" w:w="3510"/>
-            <w:tcMar>
-              <w:top w:type="dxa" w:w="90"/>
-              <w:left w:type="dxa" w:w="120"/>
-              <w:bottom w:type="dxa" w:w="90"/>
-              <w:right w:type="dxa" w:w="120"/>
-            </w:tcMar>
-            <w:vAlign w:val="center"/>
-          </w:tcPr>
-          <w:p>
-            <w:pPr>
-              <w:spacing w:after="0" w:line="280"/>
-            </w:pPr>
-            <w:r>
-              <w:rPr>
-                <w:rFonts w:ascii="Be Vietnam Pro" w:cs="Be Vietnam Pro" w:eastAsia="Be Vietnam Pro" w:hAnsi="Be Vietnam Pro"/>
-                <w:color w:val="101814"/>
-                <w:sz w:val="20"/>
-                <w:szCs w:val="20"/>
-              </w:rPr>
-              <w:t xml:space="preserve">Ban giám đốc</w:t>
+            <w:tcW w:type="dxa" w:w="4373"/>
+            <w:tcMar>
+              <w:top w:type="dxa" w:w="90"/>
+              <w:left w:type="dxa" w:w="120"/>
+              <w:bottom w:type="dxa" w:w="90"/>
+              <w:right w:type="dxa" w:w="120"/>
+            </w:tcMar>
+            <w:vAlign w:val="center"/>
+          </w:tcPr>
+          <w:p>
+            <w:pPr>
+              <w:spacing w:after="0" w:line="280"/>
+            </w:pPr>
+            <w:r>
+              <w:rPr>
+                <w:rFonts w:ascii="Be Vietnam Pro" w:cs="Be Vietnam Pro" w:eastAsia="Be Vietnam Pro" w:hAnsi="Be Vietnam Pro"/>
+                <w:color w:val="101814"/>
+                <w:sz w:val="20"/>
+                <w:szCs w:val="20"/>
+              </w:rPr>
+              <w:t xml:space="preserve">Ban giám đốc Bioscope</w:t>
             </w:r>
           </w:p>
         </w:tc>
@@ -2407,7 +2407,7 @@
         </w:tc>
         <w:tc>
           <w:tcPr>
-            <w:tcW w:type="dxa" w:w="4850"/>
+            <w:tcW w:type="dxa" w:w="3987"/>
             <w:tcMar>
               <w:top w:type="dxa" w:w="90"/>
               <w:left w:type="dxa" w:w="120"/>
@@ -2433,27 +2433,27 @@
         </w:tc>
         <w:tc>
           <w:tcPr>
-            <w:tcW w:type="dxa" w:w="3510"/>
-            <w:tcMar>
-              <w:top w:type="dxa" w:w="90"/>
-              <w:left w:type="dxa" w:w="120"/>
-              <w:bottom w:type="dxa" w:w="90"/>
-              <w:right w:type="dxa" w:w="120"/>
-            </w:tcMar>
-            <w:vAlign w:val="center"/>
-          </w:tcPr>
-          <w:p>
-            <w:pPr>
-              <w:spacing w:after="0" w:line="280"/>
-            </w:pPr>
-            <w:r>
-              <w:rPr>
-                <w:rFonts w:ascii="Be Vietnam Pro" w:cs="Be Vietnam Pro" w:eastAsia="Be Vietnam Pro" w:hAnsi="Be Vietnam Pro"/>
-                <w:color w:val="101814"/>
-                <w:sz w:val="20"/>
-                <w:szCs w:val="20"/>
-              </w:rPr>
-              <w:t xml:space="preserve">Bộ phận kỹ thuật sản phẩm</w:t>
+            <w:tcW w:type="dxa" w:w="4373"/>
+            <w:tcMar>
+              <w:top w:type="dxa" w:w="90"/>
+              <w:left w:type="dxa" w:w="120"/>
+              <w:bottom w:type="dxa" w:w="90"/>
+              <w:right w:type="dxa" w:w="120"/>
+            </w:tcMar>
+            <w:vAlign w:val="center"/>
+          </w:tcPr>
+          <w:p>
+            <w:pPr>
+              <w:spacing w:after="0" w:line="280"/>
+            </w:pPr>
+            <w:r>
+              <w:rPr>
+                <w:rFonts w:ascii="Be Vietnam Pro" w:cs="Be Vietnam Pro" w:eastAsia="Be Vietnam Pro" w:hAnsi="Be Vietnam Pro"/>
+                <w:color w:val="101814"/>
+                <w:sz w:val="20"/>
+                <w:szCs w:val="20"/>
+              </w:rPr>
+              <w:t xml:space="preserve">Bộ phận kỹ thuật sản phẩm Bioscope</w:t>
             </w:r>
           </w:p>
         </w:tc>
@@ -2490,7 +2490,7 @@
         </w:tc>
         <w:tc>
           <w:tcPr>
-            <w:tcW w:type="dxa" w:w="4850"/>
+            <w:tcW w:type="dxa" w:w="3987"/>
             <w:tcMar>
               <w:top w:type="dxa" w:w="90"/>
               <w:left w:type="dxa" w:w="120"/>
@@ -2516,27 +2516,27 @@
         </w:tc>
         <w:tc>
           <w:tcPr>
-            <w:tcW w:type="dxa" w:w="3510"/>
-            <w:tcMar>
-              <w:top w:type="dxa" w:w="90"/>
-              <w:left w:type="dxa" w:w="120"/>
-              <w:bottom w:type="dxa" w:w="90"/>
-              <w:right w:type="dxa" w:w="120"/>
-            </w:tcMar>
-            <w:vAlign w:val="center"/>
-          </w:tcPr>
-          <w:p>
-            <w:pPr>
-              <w:spacing w:after="0" w:line="280"/>
-            </w:pPr>
-            <w:r>
-              <w:rPr>
-                <w:rFonts w:ascii="Be Vietnam Pro" w:cs="Be Vietnam Pro" w:eastAsia="Be Vietnam Pro" w:hAnsi="Be Vietnam Pro"/>
-                <w:color w:val="101814"/>
-                <w:sz w:val="20"/>
-                <w:szCs w:val="20"/>
-              </w:rPr>
-              <w:t xml:space="preserve">Bộ phận kinh doanh</w:t>
+            <w:tcW w:type="dxa" w:w="4373"/>
+            <w:tcMar>
+              <w:top w:type="dxa" w:w="90"/>
+              <w:left w:type="dxa" w:w="120"/>
+              <w:bottom w:type="dxa" w:w="90"/>
+              <w:right w:type="dxa" w:w="120"/>
+            </w:tcMar>
+            <w:vAlign w:val="center"/>
+          </w:tcPr>
+          <w:p>
+            <w:pPr>
+              <w:spacing w:after="0" w:line="280"/>
+            </w:pPr>
+            <w:r>
+              <w:rPr>
+                <w:rFonts w:ascii="Be Vietnam Pro" w:cs="Be Vietnam Pro" w:eastAsia="Be Vietnam Pro" w:hAnsi="Be Vietnam Pro"/>
+                <w:color w:val="101814"/>
+                <w:sz w:val="20"/>
+                <w:szCs w:val="20"/>
+              </w:rPr>
+              <w:t xml:space="preserve">Bộ phận kinh doanh Bioscope</w:t>
             </w:r>
           </w:p>
         </w:tc>
@@ -2573,7 +2573,7 @@
         </w:tc>
         <w:tc>
           <w:tcPr>
-            <w:tcW w:type="dxa" w:w="4850"/>
+            <w:tcW w:type="dxa" w:w="3987"/>
             <w:tcMar>
               <w:top w:type="dxa" w:w="90"/>
               <w:left w:type="dxa" w:w="120"/>
@@ -2599,27 +2599,27 @@
         </w:tc>
         <w:tc>
           <w:tcPr>
-            <w:tcW w:type="dxa" w:w="3510"/>
-            <w:tcMar>
-              <w:top w:type="dxa" w:w="90"/>
-              <w:left w:type="dxa" w:w="120"/>
-              <w:bottom w:type="dxa" w:w="90"/>
-              <w:right w:type="dxa" w:w="120"/>
-            </w:tcMar>
-            <w:vAlign w:val="center"/>
-          </w:tcPr>
-          <w:p>
-            <w:pPr>
-              <w:spacing w:after="0" w:line="280"/>
-            </w:pPr>
-            <w:r>
-              <w:rPr>
-                <w:rFonts w:ascii="Be Vietnam Pro" w:cs="Be Vietnam Pro" w:eastAsia="Be Vietnam Pro" w:hAnsi="Be Vietnam Pro"/>
-                <w:color w:val="101814"/>
-                <w:sz w:val="20"/>
-                <w:szCs w:val="20"/>
-              </w:rPr>
-              <w:t xml:space="preserve">Bộ phận kinh doanh</w:t>
+            <w:tcW w:type="dxa" w:w="4373"/>
+            <w:tcMar>
+              <w:top w:type="dxa" w:w="90"/>
+              <w:left w:type="dxa" w:w="120"/>
+              <w:bottom w:type="dxa" w:w="90"/>
+              <w:right w:type="dxa" w:w="120"/>
+            </w:tcMar>
+            <w:vAlign w:val="center"/>
+          </w:tcPr>
+          <w:p>
+            <w:pPr>
+              <w:spacing w:after="0" w:line="280"/>
+            </w:pPr>
+            <w:r>
+              <w:rPr>
+                <w:rFonts w:ascii="Be Vietnam Pro" w:cs="Be Vietnam Pro" w:eastAsia="Be Vietnam Pro" w:hAnsi="Be Vietnam Pro"/>
+                <w:color w:val="101814"/>
+                <w:sz w:val="20"/>
+                <w:szCs w:val="20"/>
+              </w:rPr>
+              <w:t xml:space="preserve">Bộ phận kinh doanh Bioscope</w:t>
             </w:r>
           </w:p>
         </w:tc>
@@ -2656,7 +2656,7 @@
         </w:tc>
         <w:tc>
           <w:tcPr>
-            <w:tcW w:type="dxa" w:w="4850"/>
+            <w:tcW w:type="dxa" w:w="3987"/>
             <w:tcMar>
               <w:top w:type="dxa" w:w="90"/>
               <w:left w:type="dxa" w:w="120"/>
@@ -2684,27 +2684,27 @@
         </w:tc>
         <w:tc>
           <w:tcPr>
-            <w:tcW w:type="dxa" w:w="3510"/>
-            <w:tcMar>
-              <w:top w:type="dxa" w:w="90"/>
-              <w:left w:type="dxa" w:w="120"/>
-              <w:bottom w:type="dxa" w:w="90"/>
-              <w:right w:type="dxa" w:w="120"/>
-            </w:tcMar>
-            <w:vAlign w:val="center"/>
-          </w:tcPr>
-          <w:p>
-            <w:pPr>
-              <w:spacing w:after="0" w:line="280"/>
-            </w:pPr>
-            <w:r>
-              <w:rPr>
-                <w:rFonts w:ascii="Be Vietnam Pro" w:cs="Be Vietnam Pro" w:eastAsia="Be Vietnam Pro" w:hAnsi="Be Vietnam Pro"/>
-                <w:color w:val="101814"/>
-                <w:sz w:val="20"/>
-                <w:szCs w:val="20"/>
-              </w:rPr>
-              <w:t xml:space="preserve">Bộ phận kỹ thuật sản phẩm, ban giám đốc</w:t>
+            <w:tcW w:type="dxa" w:w="4373"/>
+            <w:tcMar>
+              <w:top w:type="dxa" w:w="90"/>
+              <w:left w:type="dxa" w:w="120"/>
+              <w:bottom w:type="dxa" w:w="90"/>
+              <w:right w:type="dxa" w:w="120"/>
+            </w:tcMar>
+            <w:vAlign w:val="center"/>
+          </w:tcPr>
+          <w:p>
+            <w:pPr>
+              <w:spacing w:after="0" w:line="280"/>
+            </w:pPr>
+            <w:r>
+              <w:rPr>
+                <w:rFonts w:ascii="Be Vietnam Pro" w:cs="Be Vietnam Pro" w:eastAsia="Be Vietnam Pro" w:hAnsi="Be Vietnam Pro"/>
+                <w:color w:val="101814"/>
+                <w:sz w:val="20"/>
+                <w:szCs w:val="20"/>
+              </w:rPr>
+              <w:t xml:space="preserve">Bộ phận kỹ thuật sản phẩm Bioscope, Ban giám đốc Bioscope</w:t>
             </w:r>
           </w:p>
         </w:tc>
@@ -2741,7 +2741,7 @@
         </w:tc>
         <w:tc>
           <w:tcPr>
-            <w:tcW w:type="dxa" w:w="4850"/>
+            <w:tcW w:type="dxa" w:w="3987"/>
             <w:tcMar>
               <w:top w:type="dxa" w:w="90"/>
               <w:left w:type="dxa" w:w="120"/>
@@ -2767,27 +2767,27 @@
         </w:tc>
         <w:tc>
           <w:tcPr>
-            <w:tcW w:type="dxa" w:w="3510"/>
-            <w:tcMar>
-              <w:top w:type="dxa" w:w="90"/>
-              <w:left w:type="dxa" w:w="120"/>
-              <w:bottom w:type="dxa" w:w="90"/>
-              <w:right w:type="dxa" w:w="120"/>
-            </w:tcMar>
-            <w:vAlign w:val="center"/>
-          </w:tcPr>
-          <w:p>
-            <w:pPr>
-              <w:spacing w:after="0" w:line="280"/>
-            </w:pPr>
-            <w:r>
-              <w:rPr>
-                <w:rFonts w:ascii="Be Vietnam Pro" w:cs="Be Vietnam Pro" w:eastAsia="Be Vietnam Pro" w:hAnsi="Be Vietnam Pro"/>
-                <w:color w:val="101814"/>
-                <w:sz w:val="20"/>
-                <w:szCs w:val="20"/>
-              </w:rPr>
-              <w:t xml:space="preserve">Ban giám đốc, kế toán</w:t>
+            <w:tcW w:type="dxa" w:w="4373"/>
+            <w:tcMar>
+              <w:top w:type="dxa" w:w="90"/>
+              <w:left w:type="dxa" w:w="120"/>
+              <w:bottom w:type="dxa" w:w="90"/>
+              <w:right w:type="dxa" w:w="120"/>
+            </w:tcMar>
+            <w:vAlign w:val="center"/>
+          </w:tcPr>
+          <w:p>
+            <w:pPr>
+              <w:spacing w:after="0" w:line="280"/>
+            </w:pPr>
+            <w:r>
+              <w:rPr>
+                <w:rFonts w:ascii="Be Vietnam Pro" w:cs="Be Vietnam Pro" w:eastAsia="Be Vietnam Pro" w:hAnsi="Be Vietnam Pro"/>
+                <w:color w:val="101814"/>
+                <w:sz w:val="20"/>
+                <w:szCs w:val="20"/>
+              </w:rPr>
+              <w:t xml:space="preserve">Ban giám đốc Bioscope, kế toán Bioscope</w:t>
             </w:r>
           </w:p>
         </w:tc>
@@ -2824,7 +2824,7 @@
         </w:tc>
         <w:tc>
           <w:tcPr>
-            <w:tcW w:type="dxa" w:w="4850"/>
+            <w:tcW w:type="dxa" w:w="3987"/>
             <w:tcMar>
               <w:top w:type="dxa" w:w="90"/>
               <w:left w:type="dxa" w:w="120"/>
@@ -2850,27 +2850,27 @@
         </w:tc>
         <w:tc>
           <w:tcPr>
-            <w:tcW w:type="dxa" w:w="3510"/>
-            <w:tcMar>
-              <w:top w:type="dxa" w:w="90"/>
-              <w:left w:type="dxa" w:w="120"/>
-              <w:bottom w:type="dxa" w:w="90"/>
-              <w:right w:type="dxa" w:w="120"/>
-            </w:tcMar>
-            <w:vAlign w:val="center"/>
-          </w:tcPr>
-          <w:p>
-            <w:pPr>
-              <w:spacing w:after="0" w:line="280"/>
-            </w:pPr>
-            <w:r>
-              <w:rPr>
-                <w:rFonts w:ascii="Be Vietnam Pro" w:cs="Be Vietnam Pro" w:eastAsia="Be Vietnam Pro" w:hAnsi="Be Vietnam Pro"/>
-                <w:color w:val="101814"/>
-                <w:sz w:val="20"/>
-                <w:szCs w:val="20"/>
-              </w:rPr>
-              <w:t xml:space="preserve">Bộ phận kỹ thuật sản phẩm</w:t>
+            <w:tcW w:type="dxa" w:w="4373"/>
+            <w:tcMar>
+              <w:top w:type="dxa" w:w="90"/>
+              <w:left w:type="dxa" w:w="120"/>
+              <w:bottom w:type="dxa" w:w="90"/>
+              <w:right w:type="dxa" w:w="120"/>
+            </w:tcMar>
+            <w:vAlign w:val="center"/>
+          </w:tcPr>
+          <w:p>
+            <w:pPr>
+              <w:spacing w:after="0" w:line="280"/>
+            </w:pPr>
+            <w:r>
+              <w:rPr>
+                <w:rFonts w:ascii="Be Vietnam Pro" w:cs="Be Vietnam Pro" w:eastAsia="Be Vietnam Pro" w:hAnsi="Be Vietnam Pro"/>
+                <w:color w:val="101814"/>
+                <w:sz w:val="20"/>
+                <w:szCs w:val="20"/>
+              </w:rPr>
+              <w:t xml:space="preserve">Bộ phận kỹ thuật sản phẩm Bioscope</w:t>
             </w:r>
           </w:p>
         </w:tc>
@@ -2907,7 +2907,7 @@
         </w:tc>
         <w:tc>
           <w:tcPr>
-            <w:tcW w:type="dxa" w:w="4850"/>
+            <w:tcW w:type="dxa" w:w="3987"/>
             <w:tcMar>
               <w:top w:type="dxa" w:w="90"/>
               <w:left w:type="dxa" w:w="120"/>
@@ -2933,27 +2933,27 @@
         </w:tc>
         <w:tc>
           <w:tcPr>
-            <w:tcW w:type="dxa" w:w="3510"/>
-            <w:tcMar>
-              <w:top w:type="dxa" w:w="90"/>
-              <w:left w:type="dxa" w:w="120"/>
-              <w:bottom w:type="dxa" w:w="90"/>
-              <w:right w:type="dxa" w:w="120"/>
-            </w:tcMar>
-            <w:vAlign w:val="center"/>
-          </w:tcPr>
-          <w:p>
-            <w:pPr>
-              <w:spacing w:after="0" w:line="280"/>
-            </w:pPr>
-            <w:r>
-              <w:rPr>
-                <w:rFonts w:ascii="Be Vietnam Pro" w:cs="Be Vietnam Pro" w:eastAsia="Be Vietnam Pro" w:hAnsi="Be Vietnam Pro"/>
-                <w:color w:val="101814"/>
-                <w:sz w:val="20"/>
-                <w:szCs w:val="20"/>
-              </w:rPr>
-              <w:t xml:space="preserve">Bộ phận kỹ thuật</w:t>
+            <w:tcW w:type="dxa" w:w="4373"/>
+            <w:tcMar>
+              <w:top w:type="dxa" w:w="90"/>
+              <w:left w:type="dxa" w:w="120"/>
+              <w:bottom w:type="dxa" w:w="90"/>
+              <w:right w:type="dxa" w:w="120"/>
+            </w:tcMar>
+            <w:vAlign w:val="center"/>
+          </w:tcPr>
+          <w:p>
+            <w:pPr>
+              <w:spacing w:after="0" w:line="280"/>
+            </w:pPr>
+            <w:r>
+              <w:rPr>
+                <w:rFonts w:ascii="Be Vietnam Pro" w:cs="Be Vietnam Pro" w:eastAsia="Be Vietnam Pro" w:hAnsi="Be Vietnam Pro"/>
+                <w:color w:val="101814"/>
+                <w:sz w:val="20"/>
+                <w:szCs w:val="20"/>
+              </w:rPr>
+              <w:t xml:space="preserve">Bộ phận kỹ thuật Bioscope</w:t>
             </w:r>
           </w:p>
         </w:tc>
@@ -3014,7 +3014,7 @@
                 <w:sz w:val="20"/>
                 <w:szCs w:val="20"/>
               </w:rPr>
-              <w:t xml:space="preserve"> Ban giám đốc nêu rõ: thà chậm hơn còn hơn sai. Một mã CAS bịa ra đăng công khai cho khách hàng công nghiệp gây hậu quả lớn hơn nhiều so với việc để trống trường đó.</w:t>
+              <w:t xml:space="preserve"> Ban giám đốc Bioscope nêu rõ: thà chậm hơn còn hơn sai. Một mã CAS bịa ra đăng công khai cho khách hàng công nghiệp gây hậu quả lớn hơn nhiều so với việc để trống trường đó.</w:t>
             </w:r>
           </w:p>
         </w:tc>
@@ -13111,9 +13111,9 @@
         <w:tblLayout w:type="fixed"/>
       </w:tblPr>
       <w:tblGrid>
-        <w:gridCol w:w="5755"/>
-        <w:gridCol w:w="1080"/>
-        <w:gridCol w:w="1080"/>
+        <w:gridCol w:w="1420"/>
+        <w:gridCol w:w="5574"/>
+        <w:gridCol w:w="921"/>
         <w:gridCol w:w="860"/>
         <w:gridCol w:w="585"/>
       </w:tblGrid>
@@ -13123,7 +13123,7 @@
         </w:trPr>
         <w:tc>
           <w:tcPr>
-            <w:tcW w:type="dxa" w:w="5755"/>
+            <w:tcW w:type="dxa" w:w="1420"/>
             <w:shd w:fill="EEF6F1" w:color="auto" w:val="clear"/>
             <w:tcMar>
               <w:top w:type="dxa" w:w="90"/>
@@ -13146,13 +13146,13 @@
                 <w:sz w:val="20"/>
                 <w:szCs w:val="20"/>
               </w:rPr>
-              <w:t xml:space="preserve">Vai trò</w:t>
-            </w:r>
-          </w:p>
-        </w:tc>
-        <w:tc>
-          <w:tcPr>
-            <w:tcW w:type="dxa" w:w="1080"/>
+              <w:t xml:space="preserve">Bên</w:t>
+            </w:r>
+          </w:p>
+        </w:tc>
+        <w:tc>
+          <w:tcPr>
+            <w:tcW w:type="dxa" w:w="5574"/>
             <w:shd w:fill="EEF6F1" w:color="auto" w:val="clear"/>
             <w:tcMar>
               <w:top w:type="dxa" w:w="90"/>
@@ -13175,13 +13175,13 @@
                 <w:sz w:val="20"/>
                 <w:szCs w:val="20"/>
               </w:rPr>
-              <w:t xml:space="preserve">Họ tên</w:t>
-            </w:r>
-          </w:p>
-        </w:tc>
-        <w:tc>
-          <w:tcPr>
-            <w:tcW w:type="dxa" w:w="1080"/>
+              <w:t xml:space="preserve">Vai trò</w:t>
+            </w:r>
+          </w:p>
+        </w:tc>
+        <w:tc>
+          <w:tcPr>
+            <w:tcW w:type="dxa" w:w="921"/>
             <w:shd w:fill="EEF6F1" w:color="auto" w:val="clear"/>
             <w:tcMar>
               <w:top w:type="dxa" w:w="90"/>
@@ -13204,7 +13204,7 @@
                 <w:sz w:val="20"/>
                 <w:szCs w:val="20"/>
               </w:rPr>
-              <w:t xml:space="preserve">Ý kiến</w:t>
+              <w:t xml:space="preserve">Họ tên</w:t>
             </w:r>
           </w:p>
         </w:tc>
@@ -13273,58 +13273,59 @@
         </w:trPr>
         <w:tc>
           <w:tcPr>
-            <w:tcW w:type="dxa" w:w="5755"/>
-            <w:tcMar>
-              <w:top w:type="dxa" w:w="90"/>
-              <w:left w:type="dxa" w:w="120"/>
-              <w:bottom w:type="dxa" w:w="90"/>
-              <w:right w:type="dxa" w:w="120"/>
-            </w:tcMar>
-            <w:vAlign w:val="center"/>
-          </w:tcPr>
-          <w:p>
-            <w:pPr>
-              <w:spacing w:after="0" w:line="280"/>
-            </w:pPr>
-            <w:r>
-              <w:rPr>
-                <w:rFonts w:ascii="Be Vietnam Pro" w:cs="Be Vietnam Pro" w:eastAsia="Be Vietnam Pro" w:hAnsi="Be Vietnam Pro"/>
-                <w:color w:val="101814"/>
-                <w:sz w:val="20"/>
-                <w:szCs w:val="20"/>
-              </w:rPr>
-              <w:t xml:space="preserve">Người lập yêu cầu</w:t>
-            </w:r>
-          </w:p>
-        </w:tc>
-        <w:tc>
-          <w:tcPr>
-            <w:tcW w:type="dxa" w:w="1080"/>
-            <w:tcMar>
-              <w:top w:type="dxa" w:w="90"/>
-              <w:left w:type="dxa" w:w="120"/>
-              <w:bottom w:type="dxa" w:w="90"/>
-              <w:right w:type="dxa" w:w="120"/>
-            </w:tcMar>
-            <w:vAlign w:val="center"/>
-          </w:tcPr>
-          <w:p>
-            <w:pPr>
-              <w:spacing w:after="0" w:line="280"/>
-            </w:pPr>
-            <w:r>
-              <w:rPr>
-                <w:rFonts w:ascii="Be Vietnam Pro" w:cs="Be Vietnam Pro" w:eastAsia="Be Vietnam Pro" w:hAnsi="Be Vietnam Pro"/>
-                <w:sz w:val="21"/>
-                <w:szCs w:val="21"/>
-              </w:rPr>
-              <w:t xml:space="preserve"/>
-            </w:r>
-          </w:p>
-        </w:tc>
-        <w:tc>
-          <w:tcPr>
-            <w:tcW w:type="dxa" w:w="1080"/>
+            <w:tcW w:type="dxa" w:w="1420"/>
+            <w:tcMar>
+              <w:top w:type="dxa" w:w="90"/>
+              <w:left w:type="dxa" w:w="120"/>
+              <w:bottom w:type="dxa" w:w="90"/>
+              <w:right w:type="dxa" w:w="120"/>
+            </w:tcMar>
+            <w:vAlign w:val="center"/>
+          </w:tcPr>
+          <w:p>
+            <w:pPr>
+              <w:spacing w:after="0" w:line="280"/>
+            </w:pPr>
+            <w:r>
+              <w:rPr>
+                <w:rFonts w:ascii="Be Vietnam Pro" w:cs="Be Vietnam Pro" w:eastAsia="Be Vietnam Pro" w:hAnsi="Be Vietnam Pro"/>
+                <w:color w:val="101814"/>
+                <w:sz w:val="20"/>
+                <w:szCs w:val="20"/>
+              </w:rPr>
+              <w:t xml:space="preserve">OPTIMAI</w:t>
+            </w:r>
+          </w:p>
+        </w:tc>
+        <w:tc>
+          <w:tcPr>
+            <w:tcW w:type="dxa" w:w="5574"/>
+            <w:tcMar>
+              <w:top w:type="dxa" w:w="90"/>
+              <w:left w:type="dxa" w:w="120"/>
+              <w:bottom w:type="dxa" w:w="90"/>
+              <w:right w:type="dxa" w:w="120"/>
+            </w:tcMar>
+            <w:vAlign w:val="center"/>
+          </w:tcPr>
+          <w:p>
+            <w:pPr>
+              <w:spacing w:after="0" w:line="280"/>
+            </w:pPr>
+            <w:r>
+              <w:rPr>
+                <w:rFonts w:ascii="Be Vietnam Pro" w:cs="Be Vietnam Pro" w:eastAsia="Be Vietnam Pro" w:hAnsi="Be Vietnam Pro"/>
+                <w:color w:val="101814"/>
+                <w:sz w:val="20"/>
+                <w:szCs w:val="20"/>
+              </w:rPr>
+              <w:t xml:space="preserve">Người lập yêu cầu — HungDV, Product Owner</w:t>
+            </w:r>
+          </w:p>
+        </w:tc>
+        <w:tc>
+          <w:tcPr>
+            <w:tcW w:type="dxa" w:w="921"/>
             <w:tcMar>
               <w:top w:type="dxa" w:w="90"/>
               <w:left w:type="dxa" w:w="120"/>
@@ -13404,7 +13405,33 @@
         </w:trPr>
         <w:tc>
           <w:tcPr>
-            <w:tcW w:type="dxa" w:w="5755"/>
+            <w:tcW w:type="dxa" w:w="1420"/>
+            <w:tcMar>
+              <w:top w:type="dxa" w:w="90"/>
+              <w:left w:type="dxa" w:w="120"/>
+              <w:bottom w:type="dxa" w:w="90"/>
+              <w:right w:type="dxa" w:w="120"/>
+            </w:tcMar>
+            <w:vAlign w:val="center"/>
+          </w:tcPr>
+          <w:p>
+            <w:pPr>
+              <w:spacing w:after="0" w:line="280"/>
+            </w:pPr>
+            <w:r>
+              <w:rPr>
+                <w:rFonts w:ascii="Be Vietnam Pro" w:cs="Be Vietnam Pro" w:eastAsia="Be Vietnam Pro" w:hAnsi="Be Vietnam Pro"/>
+                <w:color w:val="101814"/>
+                <w:sz w:val="20"/>
+                <w:szCs w:val="20"/>
+              </w:rPr>
+              <w:t xml:space="preserve">Bioscope</w:t>
+            </w:r>
+          </w:p>
+        </w:tc>
+        <w:tc>
+          <w:tcPr>
+            <w:tcW w:type="dxa" w:w="5574"/>
             <w:tcMar>
               <w:top w:type="dxa" w:w="90"/>
               <w:left w:type="dxa" w:w="120"/>
@@ -13430,32 +13457,7 @@
         </w:tc>
         <w:tc>
           <w:tcPr>
-            <w:tcW w:type="dxa" w:w="1080"/>
-            <w:tcMar>
-              <w:top w:type="dxa" w:w="90"/>
-              <w:left w:type="dxa" w:w="120"/>
-              <w:bottom w:type="dxa" w:w="90"/>
-              <w:right w:type="dxa" w:w="120"/>
-            </w:tcMar>
-            <w:vAlign w:val="center"/>
-          </w:tcPr>
-          <w:p>
-            <w:pPr>
-              <w:spacing w:after="0" w:line="280"/>
-            </w:pPr>
-            <w:r>
-              <w:rPr>
-                <w:rFonts w:ascii="Be Vietnam Pro" w:cs="Be Vietnam Pro" w:eastAsia="Be Vietnam Pro" w:hAnsi="Be Vietnam Pro"/>
-                <w:sz w:val="21"/>
-                <w:szCs w:val="21"/>
-              </w:rPr>
-              <w:t xml:space="preserve"/>
-            </w:r>
-          </w:p>
-        </w:tc>
-        <w:tc>
-          <w:tcPr>
-            <w:tcW w:type="dxa" w:w="1080"/>
+            <w:tcW w:type="dxa" w:w="921"/>
             <w:tcMar>
               <w:top w:type="dxa" w:w="90"/>
               <w:left w:type="dxa" w:w="120"/>
@@ -13535,7 +13537,33 @@
         </w:trPr>
         <w:tc>
           <w:tcPr>
-            <w:tcW w:type="dxa" w:w="5755"/>
+            <w:tcW w:type="dxa" w:w="1420"/>
+            <w:tcMar>
+              <w:top w:type="dxa" w:w="90"/>
+              <w:left w:type="dxa" w:w="120"/>
+              <w:bottom w:type="dxa" w:w="90"/>
+              <w:right w:type="dxa" w:w="120"/>
+            </w:tcMar>
+            <w:vAlign w:val="center"/>
+          </w:tcPr>
+          <w:p>
+            <w:pPr>
+              <w:spacing w:after="0" w:line="280"/>
+            </w:pPr>
+            <w:r>
+              <w:rPr>
+                <w:rFonts w:ascii="Be Vietnam Pro" w:cs="Be Vietnam Pro" w:eastAsia="Be Vietnam Pro" w:hAnsi="Be Vietnam Pro"/>
+                <w:color w:val="101814"/>
+                <w:sz w:val="20"/>
+                <w:szCs w:val="20"/>
+              </w:rPr>
+              <w:t xml:space="preserve">Bioscope</w:t>
+            </w:r>
+          </w:p>
+        </w:tc>
+        <w:tc>
+          <w:tcPr>
+            <w:tcW w:type="dxa" w:w="5574"/>
             <w:tcMar>
               <w:top w:type="dxa" w:w="90"/>
               <w:left w:type="dxa" w:w="120"/>
@@ -13561,32 +13589,7 @@
         </w:tc>
         <w:tc>
           <w:tcPr>
-            <w:tcW w:type="dxa" w:w="1080"/>
-            <w:tcMar>
-              <w:top w:type="dxa" w:w="90"/>
-              <w:left w:type="dxa" w:w="120"/>
-              <w:bottom w:type="dxa" w:w="90"/>
-              <w:right w:type="dxa" w:w="120"/>
-            </w:tcMar>
-            <w:vAlign w:val="center"/>
-          </w:tcPr>
-          <w:p>
-            <w:pPr>
-              <w:spacing w:after="0" w:line="280"/>
-            </w:pPr>
-            <w:r>
-              <w:rPr>
-                <w:rFonts w:ascii="Be Vietnam Pro" w:cs="Be Vietnam Pro" w:eastAsia="Be Vietnam Pro" w:hAnsi="Be Vietnam Pro"/>
-                <w:sz w:val="21"/>
-                <w:szCs w:val="21"/>
-              </w:rPr>
-              <w:t xml:space="preserve"/>
-            </w:r>
-          </w:p>
-        </w:tc>
-        <w:tc>
-          <w:tcPr>
-            <w:tcW w:type="dxa" w:w="1080"/>
+            <w:tcW w:type="dxa" w:w="921"/>
             <w:tcMar>
               <w:top w:type="dxa" w:w="90"/>
               <w:left w:type="dxa" w:w="120"/>
@@ -13666,33 +13669,63 @@
         </w:trPr>
         <w:tc>
           <w:tcPr>
-            <w:tcW w:type="dxa" w:w="5755"/>
-            <w:tcMar>
-              <w:top w:type="dxa" w:w="90"/>
-              <w:left w:type="dxa" w:w="120"/>
-              <w:bottom w:type="dxa" w:w="90"/>
-              <w:right w:type="dxa" w:w="120"/>
-            </w:tcMar>
-            <w:vAlign w:val="center"/>
-          </w:tcPr>
-          <w:p>
-            <w:pPr>
-              <w:spacing w:after="0" w:line="280"/>
-            </w:pPr>
-            <w:r>
-              <w:rPr>
-                <w:rFonts w:ascii="Be Vietnam Pro" w:cs="Be Vietnam Pro" w:eastAsia="Be Vietnam Pro" w:hAnsi="Be Vietnam Pro"/>
-                <w:color w:val="101814"/>
-                <w:sz w:val="20"/>
-                <w:szCs w:val="20"/>
-              </w:rPr>
-              <w:t xml:space="preserve">Ban giám đốc phê duyệt</w:t>
-            </w:r>
-          </w:p>
-        </w:tc>
-        <w:tc>
-          <w:tcPr>
-            <w:tcW w:type="dxa" w:w="1080"/>
+            <w:tcW w:type="dxa" w:w="1420"/>
+            <w:tcMar>
+              <w:top w:type="dxa" w:w="90"/>
+              <w:left w:type="dxa" w:w="120"/>
+              <w:bottom w:type="dxa" w:w="90"/>
+              <w:right w:type="dxa" w:w="120"/>
+            </w:tcMar>
+            <w:vAlign w:val="center"/>
+          </w:tcPr>
+          <w:p>
+            <w:pPr>
+              <w:spacing w:after="0" w:line="280"/>
+            </w:pPr>
+            <w:r>
+              <w:rPr>
+                <w:rFonts w:ascii="Be Vietnam Pro" w:cs="Be Vietnam Pro" w:eastAsia="Be Vietnam Pro" w:hAnsi="Be Vietnam Pro"/>
+                <w:b/>
+                <w:bCs/>
+                <w:color w:val="101814"/>
+                <w:sz w:val="20"/>
+                <w:szCs w:val="20"/>
+              </w:rPr>
+              <w:t xml:space="preserve">Bioscope</w:t>
+            </w:r>
+          </w:p>
+        </w:tc>
+        <w:tc>
+          <w:tcPr>
+            <w:tcW w:type="dxa" w:w="5574"/>
+            <w:tcMar>
+              <w:top w:type="dxa" w:w="90"/>
+              <w:left w:type="dxa" w:w="120"/>
+              <w:bottom w:type="dxa" w:w="90"/>
+              <w:right w:type="dxa" w:w="120"/>
+            </w:tcMar>
+            <w:vAlign w:val="center"/>
+          </w:tcPr>
+          <w:p>
+            <w:pPr>
+              <w:spacing w:after="0" w:line="280"/>
+            </w:pPr>
+            <w:r>
+              <w:rPr>
+                <w:rFonts w:ascii="Be Vietnam Pro" w:cs="Be Vietnam Pro" w:eastAsia="Be Vietnam Pro" w:hAnsi="Be Vietnam Pro"/>
+                <w:b/>
+                <w:bCs/>
+                <w:color w:val="101814"/>
+                <w:sz w:val="20"/>
+                <w:szCs w:val="20"/>
+              </w:rPr>
+              <w:t xml:space="preserve">Ban giám đốc phê duyệt yêu cầu</w:t>
+            </w:r>
+          </w:p>
+        </w:tc>
+        <w:tc>
+          <w:tcPr>
+            <w:tcW w:type="dxa" w:w="921"/>
             <w:tcMar>
               <w:top w:type="dxa" w:w="90"/>
               <w:left w:type="dxa" w:w="120"/>
@@ -13717,7 +13750,114 @@
         </w:tc>
         <w:tc>
           <w:tcPr>
-            <w:tcW w:type="dxa" w:w="1080"/>
+            <w:tcW w:type="dxa" w:w="860"/>
+            <w:tcMar>
+              <w:top w:type="dxa" w:w="90"/>
+              <w:left w:type="dxa" w:w="120"/>
+              <w:bottom w:type="dxa" w:w="90"/>
+              <w:right w:type="dxa" w:w="120"/>
+            </w:tcMar>
+            <w:vAlign w:val="center"/>
+          </w:tcPr>
+          <w:p>
+            <w:pPr>
+              <w:spacing w:after="0" w:line="280"/>
+            </w:pPr>
+            <w:r>
+              <w:rPr>
+                <w:rFonts w:ascii="Be Vietnam Pro" w:cs="Be Vietnam Pro" w:eastAsia="Be Vietnam Pro" w:hAnsi="Be Vietnam Pro"/>
+                <w:sz w:val="21"/>
+                <w:szCs w:val="21"/>
+              </w:rPr>
+              <w:t xml:space="preserve"/>
+            </w:r>
+          </w:p>
+        </w:tc>
+        <w:tc>
+          <w:tcPr>
+            <w:tcW w:type="dxa" w:w="585"/>
+            <w:tcMar>
+              <w:top w:type="dxa" w:w="90"/>
+              <w:left w:type="dxa" w:w="120"/>
+              <w:bottom w:type="dxa" w:w="90"/>
+              <w:right w:type="dxa" w:w="120"/>
+            </w:tcMar>
+            <w:vAlign w:val="center"/>
+          </w:tcPr>
+          <w:p>
+            <w:pPr>
+              <w:spacing w:after="0" w:line="280"/>
+            </w:pPr>
+            <w:r>
+              <w:rPr>
+                <w:rFonts w:ascii="Be Vietnam Pro" w:cs="Be Vietnam Pro" w:eastAsia="Be Vietnam Pro" w:hAnsi="Be Vietnam Pro"/>
+                <w:sz w:val="21"/>
+                <w:szCs w:val="21"/>
+              </w:rPr>
+              <w:t xml:space="preserve"/>
+            </w:r>
+          </w:p>
+        </w:tc>
+      </w:tr>
+      <w:tr>
+        <w:trPr>
+          <w:tblHeader w:val="false"/>
+        </w:trPr>
+        <w:tc>
+          <w:tcPr>
+            <w:tcW w:type="dxa" w:w="1420"/>
+            <w:tcMar>
+              <w:top w:type="dxa" w:w="90"/>
+              <w:left w:type="dxa" w:w="120"/>
+              <w:bottom w:type="dxa" w:w="90"/>
+              <w:right w:type="dxa" w:w="120"/>
+            </w:tcMar>
+            <w:vAlign w:val="center"/>
+          </w:tcPr>
+          <w:p>
+            <w:pPr>
+              <w:spacing w:after="0" w:line="280"/>
+            </w:pPr>
+            <w:r>
+              <w:rPr>
+                <w:rFonts w:ascii="Be Vietnam Pro" w:cs="Be Vietnam Pro" w:eastAsia="Be Vietnam Pro" w:hAnsi="Be Vietnam Pro"/>
+                <w:color w:val="101814"/>
+                <w:sz w:val="20"/>
+                <w:szCs w:val="20"/>
+              </w:rPr>
+              <w:t xml:space="preserve">OPTIMAI</w:t>
+            </w:r>
+          </w:p>
+        </w:tc>
+        <w:tc>
+          <w:tcPr>
+            <w:tcW w:type="dxa" w:w="5574"/>
+            <w:tcMar>
+              <w:top w:type="dxa" w:w="90"/>
+              <w:left w:type="dxa" w:w="120"/>
+              <w:bottom w:type="dxa" w:w="90"/>
+              <w:right w:type="dxa" w:w="120"/>
+            </w:tcMar>
+            <w:vAlign w:val="center"/>
+          </w:tcPr>
+          <w:p>
+            <w:pPr>
+              <w:spacing w:after="0" w:line="280"/>
+            </w:pPr>
+            <w:r>
+              <w:rPr>
+                <w:rFonts w:ascii="Be Vietnam Pro" w:cs="Be Vietnam Pro" w:eastAsia="Be Vietnam Pro" w:hAnsi="Be Vietnam Pro"/>
+                <w:color w:val="101814"/>
+                <w:sz w:val="20"/>
+                <w:szCs w:val="20"/>
+              </w:rPr>
+              <w:t xml:space="preserve">Ban giám đốc xác nhận phạm vi thực hiện</w:t>
+            </w:r>
+          </w:p>
+        </w:tc>
+        <w:tc>
+          <w:tcPr>
+            <w:tcW w:type="dxa" w:w="921"/>
             <w:tcMar>
               <w:top w:type="dxa" w:w="90"/>
               <w:left w:type="dxa" w:w="120"/>

--- a/docs/DA2-ai-chuan-hoa-du-lieu/DA2-02-cd1-xac-dinh-yeu-cau.docx
+++ b/docs/DA2-ai-chuan-hoa-du-lieu/DA2-02-cd1-xac-dinh-yeu-cau.docx
@@ -517,7 +517,7 @@
                 <w:sz w:val="20"/>
                 <w:szCs w:val="20"/>
               </w:rPr>
-              <w:t xml:space="preserve">HungDV — Product Owner, Công ty OPTIMAI</w:t>
+              <w:t xml:space="preserve">A Hùng — Product Owner, Công ty OPTIMAI</w:t>
             </w:r>
           </w:p>
         </w:tc>
@@ -915,6 +915,189 @@
           <w:docGrid w:linePitch="360"/>
         </w:sectPr>
       </w:pPr>
+    </w:p>
+    <w:p>
+      <w:pPr>
+        <w:spacing w:after="140" w:before="120"/>
+      </w:pPr>
+      <w:r>
+        <w:rPr>
+          <w:rFonts w:ascii="Be Vietnam Pro" w:cs="Be Vietnam Pro" w:eastAsia="Be Vietnam Pro" w:hAnsi="Be Vietnam Pro"/>
+          <w:b/>
+          <w:bCs/>
+          <w:color w:val="036F3D"/>
+          <w:spacing w:val="50"/>
+          <w:sz w:val="21"/>
+          <w:szCs w:val="21"/>
+        </w:rPr>
+        <w:t xml:space="preserve">MỤC LỤC</w:t>
+      </w:r>
+    </w:p>
+    <w:p>
+      <w:pPr>
+        <w:spacing w:after="40" w:line="260"/>
+        <w:ind w:left="220"/>
+      </w:pPr>
+      <w:r>
+        <w:rPr>
+          <w:rFonts w:ascii="Be Vietnam Pro" w:cs="Be Vietnam Pro" w:eastAsia="Be Vietnam Pro" w:hAnsi="Be Vietnam Pro"/>
+          <w:color w:val="4A5551"/>
+          <w:sz w:val="19"/>
+          <w:szCs w:val="19"/>
+        </w:rPr>
+        <w:t xml:space="preserve">1. Bối cảnh</w:t>
+      </w:r>
+    </w:p>
+    <w:p>
+      <w:pPr>
+        <w:spacing w:after="40" w:line="260"/>
+        <w:ind w:left="220"/>
+      </w:pPr>
+      <w:r>
+        <w:rPr>
+          <w:rFonts w:ascii="Be Vietnam Pro" w:cs="Be Vietnam Pro" w:eastAsia="Be Vietnam Pro" w:hAnsi="Be Vietnam Pro"/>
+          <w:color w:val="4A5551"/>
+          <w:sz w:val="19"/>
+          <w:szCs w:val="19"/>
+        </w:rPr>
+        <w:t xml:space="preserve">2. Yêu cầu nghiệp vụ</w:t>
+      </w:r>
+    </w:p>
+    <w:p>
+      <w:pPr>
+        <w:spacing w:after="40" w:line="260"/>
+        <w:ind w:left="220"/>
+      </w:pPr>
+      <w:r>
+        <w:rPr>
+          <w:rFonts w:ascii="Be Vietnam Pro" w:cs="Be Vietnam Pro" w:eastAsia="Be Vietnam Pro" w:hAnsi="Be Vietnam Pro"/>
+          <w:color w:val="4A5551"/>
+          <w:sz w:val="19"/>
+          <w:szCs w:val="19"/>
+        </w:rPr>
+        <w:t xml:space="preserve">3. Yêu cầu chức năng</w:t>
+      </w:r>
+    </w:p>
+    <w:p>
+      <w:pPr>
+        <w:spacing w:after="40" w:line="260"/>
+        <w:ind w:left="220"/>
+      </w:pPr>
+      <w:r>
+        <w:rPr>
+          <w:rFonts w:ascii="Be Vietnam Pro" w:cs="Be Vietnam Pro" w:eastAsia="Be Vietnam Pro" w:hAnsi="Be Vietnam Pro"/>
+          <w:color w:val="4A5551"/>
+          <w:sz w:val="19"/>
+          <w:szCs w:val="19"/>
+        </w:rPr>
+        <w:t xml:space="preserve">4. Yêu cầu phi chức năng</w:t>
+      </w:r>
+    </w:p>
+    <w:p>
+      <w:pPr>
+        <w:spacing w:after="40" w:line="260"/>
+        <w:ind w:left="220"/>
+      </w:pPr>
+      <w:r>
+        <w:rPr>
+          <w:rFonts w:ascii="Be Vietnam Pro" w:cs="Be Vietnam Pro" w:eastAsia="Be Vietnam Pro" w:hAnsi="Be Vietnam Pro"/>
+          <w:color w:val="4A5551"/>
+          <w:sz w:val="19"/>
+          <w:szCs w:val="19"/>
+        </w:rPr>
+        <w:t xml:space="preserve">5. Tiêu chí nghiệm thu</w:t>
+      </w:r>
+    </w:p>
+    <w:p>
+      <w:pPr>
+        <w:spacing w:after="40" w:line="260"/>
+        <w:ind w:left="220"/>
+      </w:pPr>
+      <w:r>
+        <w:rPr>
+          <w:rFonts w:ascii="Be Vietnam Pro" w:cs="Be Vietnam Pro" w:eastAsia="Be Vietnam Pro" w:hAnsi="Be Vietnam Pro"/>
+          <w:color w:val="4A5551"/>
+          <w:sz w:val="19"/>
+          <w:szCs w:val="19"/>
+        </w:rPr>
+        <w:t xml:space="preserve">6. Phạm vi loại trừ</w:t>
+      </w:r>
+    </w:p>
+    <w:p>
+      <w:pPr>
+        <w:spacing w:after="40" w:line="260"/>
+        <w:ind w:left="220"/>
+      </w:pPr>
+      <w:r>
+        <w:rPr>
+          <w:rFonts w:ascii="Be Vietnam Pro" w:cs="Be Vietnam Pro" w:eastAsia="Be Vietnam Pro" w:hAnsi="Be Vietnam Pro"/>
+          <w:color w:val="4A5551"/>
+          <w:sz w:val="19"/>
+          <w:szCs w:val="19"/>
+        </w:rPr>
+        <w:t xml:space="preserve">7. Ràng buộc</w:t>
+      </w:r>
+    </w:p>
+    <w:p>
+      <w:pPr>
+        <w:spacing w:after="40" w:line="260"/>
+        <w:ind w:left="220"/>
+      </w:pPr>
+      <w:r>
+        <w:rPr>
+          <w:rFonts w:ascii="Be Vietnam Pro" w:cs="Be Vietnam Pro" w:eastAsia="Be Vietnam Pro" w:hAnsi="Be Vietnam Pro"/>
+          <w:color w:val="4A5551"/>
+          <w:sz w:val="19"/>
+          <w:szCs w:val="19"/>
+        </w:rPr>
+        <w:t xml:space="preserve">8. Rủi ro đã nhận diện từ đầu</w:t>
+      </w:r>
+    </w:p>
+    <w:p>
+      <w:pPr>
+        <w:spacing w:after="40" w:line="260"/>
+        <w:ind w:left="220"/>
+      </w:pPr>
+      <w:r>
+        <w:rPr>
+          <w:rFonts w:ascii="Be Vietnam Pro" w:cs="Be Vietnam Pro" w:eastAsia="Be Vietnam Pro" w:hAnsi="Be Vietnam Pro"/>
+          <w:color w:val="4A5551"/>
+          <w:sz w:val="19"/>
+          <w:szCs w:val="19"/>
+        </w:rPr>
+        <w:t xml:space="preserve">Phụ lục A — Ma trận truy vết yêu cầu</w:t>
+      </w:r>
+    </w:p>
+    <w:p>
+      <w:pPr>
+        <w:spacing w:after="40" w:line="260"/>
+        <w:ind w:left="220"/>
+      </w:pPr>
+      <w:r>
+        <w:rPr>
+          <w:rFonts w:ascii="Be Vietnam Pro" w:cs="Be Vietnam Pro" w:eastAsia="Be Vietnam Pro" w:hAnsi="Be Vietnam Pro"/>
+          <w:color w:val="4A5551"/>
+          <w:sz w:val="19"/>
+          <w:szCs w:val="19"/>
+        </w:rPr>
+        <w:t xml:space="preserve">9. Phê duyệt yêu cầu</w:t>
+      </w:r>
+    </w:p>
+    <w:p>
+      <w:pPr>
+        <w:pBdr>
+          <w:bottom w:val="single" w:color="CFE3D8" w:sz="4" w:space="4"/>
+        </w:pBdr>
+        <w:spacing w:after="260" w:before="160"/>
+      </w:pPr>
+      <w:r>
+        <w:rPr>
+          <w:rFonts w:ascii="Be Vietnam Pro" w:cs="Be Vietnam Pro" w:eastAsia="Be Vietnam Pro" w:hAnsi="Be Vietnam Pro"/>
+          <w:sz w:val="2"/>
+          <w:szCs w:val="2"/>
+        </w:rPr>
+        <w:t xml:space="preserve"/>
+      </w:r>
     </w:p>
     <w:p>
       <w:pPr>
@@ -13079,6 +13262,6674 @@
     </w:p>
     <w:p>
       <w:pPr>
+        <w:pBdr>
+          <w:bottom w:val="single" w:color="CFE3D8" w:sz="4" w:space="4"/>
+        </w:pBdr>
+        <w:spacing w:after="160" w:before="160"/>
+      </w:pPr>
+      <w:r>
+        <w:rPr>
+          <w:rFonts w:ascii="Be Vietnam Pro" w:cs="Be Vietnam Pro" w:eastAsia="Be Vietnam Pro" w:hAnsi="Be Vietnam Pro"/>
+          <w:sz w:val="2"/>
+          <w:szCs w:val="2"/>
+        </w:rPr>
+        <w:t xml:space="preserve"/>
+      </w:r>
+    </w:p>
+    <w:p>
+      <w:pPr>
+        <w:pStyle w:val="Heading1"/>
+        <w:pBdr>
+          <w:bottom w:val="single" w:color="008E4D" w:sz="12" w:space="6"/>
+        </w:pBdr>
+        <w:spacing w:after="180" w:before="380"/>
+      </w:pPr>
+      <w:r>
+        <w:rPr>
+          <w:rFonts w:ascii="Be Vietnam Pro" w:cs="Be Vietnam Pro" w:eastAsia="Be Vietnam Pro" w:hAnsi="Be Vietnam Pro"/>
+          <w:b/>
+          <w:bCs/>
+          <w:color w:val="036F3D"/>
+          <w:sz w:val="28"/>
+          <w:szCs w:val="28"/>
+        </w:rPr>
+        <w:t xml:space="preserve">Phụ lục A — Ma trận truy vết yêu cầu</w:t>
+      </w:r>
+    </w:p>
+    <w:p>
+      <w:pPr>
+        <w:spacing w:after="130" w:line="300"/>
+      </w:pPr>
+      <w:r>
+        <w:rPr>
+          <w:rFonts w:ascii="Be Vietnam Pro" w:cs="Be Vietnam Pro" w:eastAsia="Be Vietnam Pro" w:hAnsi="Be Vietnam Pro"/>
+          <w:color w:val="101814"/>
+          <w:sz w:val="21"/>
+          <w:szCs w:val="21"/>
+        </w:rPr>
+        <w:t xml:space="preserve">Bảng nối </w:t>
+      </w:r>
+      <w:r>
+        <w:rPr>
+          <w:rFonts w:ascii="Be Vietnam Pro" w:cs="Be Vietnam Pro" w:eastAsia="Be Vietnam Pro" w:hAnsi="Be Vietnam Pro"/>
+          <w:b/>
+          <w:bCs/>
+          <w:color w:val="101814"/>
+          <w:sz w:val="21"/>
+          <w:szCs w:val="21"/>
+        </w:rPr>
+        <w:t xml:space="preserve">yêu cầu → thiết kế → ca kiểm thử</w:t>
+      </w:r>
+      <w:r>
+        <w:rPr>
+          <w:rFonts w:ascii="Be Vietnam Pro" w:cs="Be Vietnam Pro" w:eastAsia="Be Vietnam Pro" w:hAnsi="Be Vietnam Pro"/>
+          <w:color w:val="101814"/>
+          <w:sz w:val="21"/>
+          <w:szCs w:val="21"/>
+        </w:rPr>
+        <w:t xml:space="preserve">. Mục đích: chứng minh không yêu cầu nào bị bỏ quên, và mỗi yêu cầu đều có cách kiểm chứng độc lập.</w:t>
+      </w:r>
+    </w:p>
+    <w:p>
+      <w:pPr>
+        <w:pStyle w:val="Heading2"/>
+        <w:spacing w:after="120" w:before="280"/>
+      </w:pPr>
+      <w:r>
+        <w:rPr>
+          <w:rFonts w:ascii="Be Vietnam Pro" w:cs="Be Vietnam Pro" w:eastAsia="Be Vietnam Pro" w:hAnsi="Be Vietnam Pro"/>
+          <w:b/>
+          <w:bCs/>
+          <w:color w:val="008E4D"/>
+          <w:sz w:val="24"/>
+          <w:szCs w:val="24"/>
+        </w:rPr>
+        <w:t xml:space="preserve">A.1 Độ phủ</w:t>
+      </w:r>
+    </w:p>
+    <w:tbl>
+      <w:tblPr>
+        <w:tblW w:type="dxa" w:w="9360"/>
+        <w:tblBorders>
+          <w:top w:val="single" w:color="CFE3D8" w:sz="4"/>
+          <w:left w:val="single" w:color="CFE3D8" w:sz="4"/>
+          <w:bottom w:val="single" w:color="CFE3D8" w:sz="4"/>
+          <w:right w:val="single" w:color="CFE3D8" w:sz="4"/>
+          <w:insideH w:val="single" w:color="CFE3D8" w:sz="4"/>
+          <w:insideV w:val="single" w:color="CFE3D8" w:sz="4"/>
+        </w:tblBorders>
+        <w:tblLayout w:type="fixed"/>
+      </w:tblPr>
+      <w:tblGrid>
+        <w:gridCol w:w="6864"/>
+        <w:gridCol w:w="2496"/>
+      </w:tblGrid>
+      <w:tr>
+        <w:trPr>
+          <w:tblHeader/>
+        </w:trPr>
+        <w:tc>
+          <w:tcPr>
+            <w:tcW w:type="dxa" w:w="6864"/>
+            <w:shd w:fill="EEF6F1" w:color="auto" w:val="clear"/>
+            <w:tcMar>
+              <w:top w:type="dxa" w:w="90"/>
+              <w:left w:type="dxa" w:w="120"/>
+              <w:bottom w:type="dxa" w:w="90"/>
+              <w:right w:type="dxa" w:w="120"/>
+            </w:tcMar>
+            <w:vAlign w:val="center"/>
+          </w:tcPr>
+          <w:p>
+            <w:pPr>
+              <w:spacing w:after="0" w:line="280"/>
+            </w:pPr>
+            <w:r>
+              <w:rPr>
+                <w:rFonts w:ascii="Be Vietnam Pro" w:cs="Be Vietnam Pro" w:eastAsia="Be Vietnam Pro" w:hAnsi="Be Vietnam Pro"/>
+                <w:b/>
+                <w:bCs/>
+                <w:color w:val="036F3D"/>
+                <w:sz w:val="20"/>
+                <w:szCs w:val="20"/>
+              </w:rPr>
+              <w:t xml:space="preserve">Chỉ số</w:t>
+            </w:r>
+          </w:p>
+        </w:tc>
+        <w:tc>
+          <w:tcPr>
+            <w:tcW w:type="dxa" w:w="2496"/>
+            <w:shd w:fill="EEF6F1" w:color="auto" w:val="clear"/>
+            <w:tcMar>
+              <w:top w:type="dxa" w:w="90"/>
+              <w:left w:type="dxa" w:w="120"/>
+              <w:bottom w:type="dxa" w:w="90"/>
+              <w:right w:type="dxa" w:w="120"/>
+            </w:tcMar>
+            <w:vAlign w:val="center"/>
+          </w:tcPr>
+          <w:p>
+            <w:pPr>
+              <w:spacing w:after="0" w:line="280"/>
+              <w:jc w:val="center"/>
+            </w:pPr>
+            <w:r>
+              <w:rPr>
+                <w:rFonts w:ascii="Be Vietnam Pro" w:cs="Be Vietnam Pro" w:eastAsia="Be Vietnam Pro" w:hAnsi="Be Vietnam Pro"/>
+                <w:b/>
+                <w:bCs/>
+                <w:color w:val="036F3D"/>
+                <w:sz w:val="20"/>
+                <w:szCs w:val="20"/>
+              </w:rPr>
+              <w:t xml:space="preserve">Số lượng</w:t>
+            </w:r>
+          </w:p>
+        </w:tc>
+      </w:tr>
+      <w:tr>
+        <w:trPr>
+          <w:tblHeader w:val="false"/>
+        </w:trPr>
+        <w:tc>
+          <w:tcPr>
+            <w:tcW w:type="dxa" w:w="6864"/>
+            <w:tcMar>
+              <w:top w:type="dxa" w:w="90"/>
+              <w:left w:type="dxa" w:w="120"/>
+              <w:bottom w:type="dxa" w:w="90"/>
+              <w:right w:type="dxa" w:w="120"/>
+            </w:tcMar>
+            <w:vAlign w:val="center"/>
+          </w:tcPr>
+          <w:p>
+            <w:pPr>
+              <w:spacing w:after="0" w:line="280"/>
+            </w:pPr>
+            <w:r>
+              <w:rPr>
+                <w:rFonts w:ascii="Be Vietnam Pro" w:cs="Be Vietnam Pro" w:eastAsia="Be Vietnam Pro" w:hAnsi="Be Vietnam Pro"/>
+                <w:color w:val="101814"/>
+                <w:sz w:val="20"/>
+                <w:szCs w:val="20"/>
+              </w:rPr>
+              <w:t xml:space="preserve">Tổng yêu cầu chức năng</w:t>
+            </w:r>
+          </w:p>
+        </w:tc>
+        <w:tc>
+          <w:tcPr>
+            <w:tcW w:type="dxa" w:w="2496"/>
+            <w:tcMar>
+              <w:top w:type="dxa" w:w="90"/>
+              <w:left w:type="dxa" w:w="120"/>
+              <w:bottom w:type="dxa" w:w="90"/>
+              <w:right w:type="dxa" w:w="120"/>
+            </w:tcMar>
+            <w:vAlign w:val="center"/>
+          </w:tcPr>
+          <w:p>
+            <w:pPr>
+              <w:spacing w:after="0" w:line="280"/>
+              <w:jc w:val="center"/>
+            </w:pPr>
+            <w:r>
+              <w:rPr>
+                <w:rFonts w:ascii="Be Vietnam Pro" w:cs="Be Vietnam Pro" w:eastAsia="Be Vietnam Pro" w:hAnsi="Be Vietnam Pro"/>
+                <w:b/>
+                <w:bCs/>
+                <w:color w:val="101814"/>
+                <w:sz w:val="20"/>
+                <w:szCs w:val="20"/>
+              </w:rPr>
+              <w:t xml:space="preserve">40</w:t>
+            </w:r>
+          </w:p>
+        </w:tc>
+      </w:tr>
+      <w:tr>
+        <w:trPr>
+          <w:tblHeader w:val="false"/>
+        </w:trPr>
+        <w:tc>
+          <w:tcPr>
+            <w:tcW w:type="dxa" w:w="6864"/>
+            <w:tcMar>
+              <w:top w:type="dxa" w:w="90"/>
+              <w:left w:type="dxa" w:w="120"/>
+              <w:bottom w:type="dxa" w:w="90"/>
+              <w:right w:type="dxa" w:w="120"/>
+            </w:tcMar>
+            <w:vAlign w:val="center"/>
+          </w:tcPr>
+          <w:p>
+            <w:pPr>
+              <w:spacing w:after="0" w:line="280"/>
+            </w:pPr>
+            <w:r>
+              <w:rPr>
+                <w:rFonts w:ascii="Be Vietnam Pro" w:cs="Be Vietnam Pro" w:eastAsia="Be Vietnam Pro" w:hAnsi="Be Vietnam Pro"/>
+                <w:color w:val="101814"/>
+                <w:sz w:val="20"/>
+                <w:szCs w:val="20"/>
+              </w:rPr>
+              <w:t xml:space="preserve">Đã có ca kiểm thử</w:t>
+            </w:r>
+          </w:p>
+        </w:tc>
+        <w:tc>
+          <w:tcPr>
+            <w:tcW w:type="dxa" w:w="2496"/>
+            <w:tcMar>
+              <w:top w:type="dxa" w:w="90"/>
+              <w:left w:type="dxa" w:w="120"/>
+              <w:bottom w:type="dxa" w:w="90"/>
+              <w:right w:type="dxa" w:w="120"/>
+            </w:tcMar>
+            <w:vAlign w:val="center"/>
+          </w:tcPr>
+          <w:p>
+            <w:pPr>
+              <w:spacing w:after="0" w:line="280"/>
+              <w:jc w:val="center"/>
+            </w:pPr>
+            <w:r>
+              <w:rPr>
+                <w:rFonts w:ascii="Be Vietnam Pro" w:cs="Be Vietnam Pro" w:eastAsia="Be Vietnam Pro" w:hAnsi="Be Vietnam Pro"/>
+                <w:b/>
+                <w:bCs/>
+                <w:color w:val="101814"/>
+                <w:sz w:val="20"/>
+                <w:szCs w:val="20"/>
+              </w:rPr>
+              <w:t xml:space="preserve">40</w:t>
+            </w:r>
+          </w:p>
+        </w:tc>
+      </w:tr>
+      <w:tr>
+        <w:trPr>
+          <w:tblHeader w:val="false"/>
+        </w:trPr>
+        <w:tc>
+          <w:tcPr>
+            <w:tcW w:type="dxa" w:w="6864"/>
+            <w:tcMar>
+              <w:top w:type="dxa" w:w="90"/>
+              <w:left w:type="dxa" w:w="120"/>
+              <w:bottom w:type="dxa" w:w="90"/>
+              <w:right w:type="dxa" w:w="120"/>
+            </w:tcMar>
+            <w:vAlign w:val="center"/>
+          </w:tcPr>
+          <w:p>
+            <w:pPr>
+              <w:spacing w:after="0" w:line="280"/>
+            </w:pPr>
+            <w:r>
+              <w:rPr>
+                <w:rFonts w:ascii="Be Vietnam Pro" w:cs="Be Vietnam Pro" w:eastAsia="Be Vietnam Pro" w:hAnsi="Be Vietnam Pro"/>
+                <w:b/>
+                <w:bCs/>
+                <w:color w:val="101814"/>
+                <w:sz w:val="20"/>
+                <w:szCs w:val="20"/>
+              </w:rPr>
+              <w:t xml:space="preserve">Chưa có ca kiểm thử</w:t>
+            </w:r>
+          </w:p>
+        </w:tc>
+        <w:tc>
+          <w:tcPr>
+            <w:tcW w:type="dxa" w:w="2496"/>
+            <w:tcMar>
+              <w:top w:type="dxa" w:w="90"/>
+              <w:left w:type="dxa" w:w="120"/>
+              <w:bottom w:type="dxa" w:w="90"/>
+              <w:right w:type="dxa" w:w="120"/>
+            </w:tcMar>
+            <w:vAlign w:val="center"/>
+          </w:tcPr>
+          <w:p>
+            <w:pPr>
+              <w:spacing w:after="0" w:line="280"/>
+              <w:jc w:val="center"/>
+            </w:pPr>
+            <w:r>
+              <w:rPr>
+                <w:rFonts w:ascii="Be Vietnam Pro" w:cs="Be Vietnam Pro" w:eastAsia="Be Vietnam Pro" w:hAnsi="Be Vietnam Pro"/>
+                <w:b/>
+                <w:bCs/>
+                <w:color w:val="101814"/>
+                <w:sz w:val="20"/>
+                <w:szCs w:val="20"/>
+              </w:rPr>
+              <w:t xml:space="preserve">0</w:t>
+            </w:r>
+          </w:p>
+        </w:tc>
+      </w:tr>
+      <w:tr>
+        <w:trPr>
+          <w:tblHeader w:val="false"/>
+        </w:trPr>
+        <w:tc>
+          <w:tcPr>
+            <w:tcW w:type="dxa" w:w="6864"/>
+            <w:tcMar>
+              <w:top w:type="dxa" w:w="90"/>
+              <w:left w:type="dxa" w:w="120"/>
+              <w:bottom w:type="dxa" w:w="90"/>
+              <w:right w:type="dxa" w:w="120"/>
+            </w:tcMar>
+            <w:vAlign w:val="center"/>
+          </w:tcPr>
+          <w:p>
+            <w:pPr>
+              <w:spacing w:after="0" w:line="280"/>
+            </w:pPr>
+            <w:r>
+              <w:rPr>
+                <w:rFonts w:ascii="Be Vietnam Pro" w:cs="Be Vietnam Pro" w:eastAsia="Be Vietnam Pro" w:hAnsi="Be Vietnam Pro"/>
+                <w:color w:val="101814"/>
+                <w:sz w:val="20"/>
+                <w:szCs w:val="20"/>
+              </w:rPr>
+              <w:t xml:space="preserve">Độ phủ</w:t>
+            </w:r>
+          </w:p>
+        </w:tc>
+        <w:tc>
+          <w:tcPr>
+            <w:tcW w:type="dxa" w:w="2496"/>
+            <w:tcMar>
+              <w:top w:type="dxa" w:w="90"/>
+              <w:left w:type="dxa" w:w="120"/>
+              <w:bottom w:type="dxa" w:w="90"/>
+              <w:right w:type="dxa" w:w="120"/>
+            </w:tcMar>
+            <w:vAlign w:val="center"/>
+          </w:tcPr>
+          <w:p>
+            <w:pPr>
+              <w:spacing w:after="0" w:line="280"/>
+              <w:jc w:val="center"/>
+            </w:pPr>
+            <w:r>
+              <w:rPr>
+                <w:rFonts w:ascii="Be Vietnam Pro" w:cs="Be Vietnam Pro" w:eastAsia="Be Vietnam Pro" w:hAnsi="Be Vietnam Pro"/>
+                <w:b/>
+                <w:bCs/>
+                <w:color w:val="101814"/>
+                <w:sz w:val="20"/>
+                <w:szCs w:val="20"/>
+              </w:rPr>
+              <w:t xml:space="preserve">100%</w:t>
+            </w:r>
+          </w:p>
+        </w:tc>
+      </w:tr>
+    </w:tbl>
+    <w:p>
+      <w:pPr>
+        <w:spacing w:after="180"/>
+      </w:pPr>
+    </w:p>
+    <w:p>
+      <w:pPr>
+        <w:spacing w:after="130" w:line="300"/>
+      </w:pPr>
+      <w:r>
+        <w:rPr>
+          <w:rFonts w:ascii="Be Vietnam Pro" w:cs="Be Vietnam Pro" w:eastAsia="Be Vietnam Pro" w:hAnsi="Be Vietnam Pro"/>
+          <w:color w:val="101814"/>
+          <w:sz w:val="21"/>
+          <w:szCs w:val="21"/>
+        </w:rPr>
+        <w:t xml:space="preserve">Tài liệu thiết kế tương ứng: </w:t>
+      </w:r>
+      <w:r>
+        <w:rPr>
+          <w:rFonts w:ascii="Menlo" w:cs="Menlo" w:eastAsia="Menlo" w:hAnsi="Menlo"/>
+          <w:color w:val="036F3D"/>
+          <w:sz w:val="19"/>
+          <w:szCs w:val="19"/>
+          <w:shd w:fill="F1F5F3" w:color="auto" w:val="clear"/>
+        </w:rPr>
+        <w:t xml:space="preserve">DA2-03</w:t>
+      </w:r>
+      <w:r>
+        <w:rPr>
+          <w:rFonts w:ascii="Be Vietnam Pro" w:cs="Be Vietnam Pro" w:eastAsia="Be Vietnam Pro" w:hAnsi="Be Vietnam Pro"/>
+          <w:color w:val="101814"/>
+          <w:sz w:val="21"/>
+          <w:szCs w:val="21"/>
+        </w:rPr>
+        <w:t xml:space="preserve"> kiến trúc · </w:t>
+      </w:r>
+      <w:r>
+        <w:rPr>
+          <w:rFonts w:ascii="Menlo" w:cs="Menlo" w:eastAsia="Menlo" w:hAnsi="Menlo"/>
+          <w:color w:val="036F3D"/>
+          <w:sz w:val="19"/>
+          <w:szCs w:val="19"/>
+          <w:shd w:fill="F1F5F3" w:color="auto" w:val="clear"/>
+        </w:rPr>
+        <w:t xml:space="preserve">DA2-04</w:t>
+      </w:r>
+      <w:r>
+        <w:rPr>
+          <w:rFonts w:ascii="Be Vietnam Pro" w:cs="Be Vietnam Pro" w:eastAsia="Be Vietnam Pro" w:hAnsi="Be Vietnam Pro"/>
+          <w:color w:val="101814"/>
+          <w:sz w:val="21"/>
+          <w:szCs w:val="21"/>
+        </w:rPr>
+        <w:t xml:space="preserve"> dữ liệu · </w:t>
+      </w:r>
+      <w:r>
+        <w:rPr>
+          <w:rFonts w:ascii="Menlo" w:cs="Menlo" w:eastAsia="Menlo" w:hAnsi="Menlo"/>
+          <w:color w:val="036F3D"/>
+          <w:sz w:val="19"/>
+          <w:szCs w:val="19"/>
+          <w:shd w:fill="F1F5F3" w:color="auto" w:val="clear"/>
+        </w:rPr>
+        <w:t xml:space="preserve">DA2-05</w:t>
+      </w:r>
+      <w:r>
+        <w:rPr>
+          <w:rFonts w:ascii="Be Vietnam Pro" w:cs="Be Vietnam Pro" w:eastAsia="Be Vietnam Pro" w:hAnsi="Be Vietnam Pro"/>
+          <w:color w:val="101814"/>
+          <w:sz w:val="21"/>
+          <w:szCs w:val="21"/>
+        </w:rPr>
+        <w:t xml:space="preserve"> giao diện.</w:t>
+      </w:r>
+    </w:p>
+    <w:p>
+      <w:pPr>
+        <w:pStyle w:val="Heading2"/>
+        <w:spacing w:after="120" w:before="280"/>
+      </w:pPr>
+      <w:r>
+        <w:rPr>
+          <w:rFonts w:ascii="Be Vietnam Pro" w:cs="Be Vietnam Pro" w:eastAsia="Be Vietnam Pro" w:hAnsi="Be Vietnam Pro"/>
+          <w:b/>
+          <w:bCs/>
+          <w:color w:val="008E4D"/>
+          <w:sz w:val="24"/>
+          <w:szCs w:val="24"/>
+        </w:rPr>
+        <w:t xml:space="preserve">A.2 Bảng truy vết</w:t>
+      </w:r>
+    </w:p>
+    <w:tbl>
+      <w:tblPr>
+        <w:tblW w:type="dxa" w:w="9360"/>
+        <w:tblBorders>
+          <w:top w:val="single" w:color="CFE3D8" w:sz="4"/>
+          <w:left w:val="single" w:color="CFE3D8" w:sz="4"/>
+          <w:bottom w:val="single" w:color="CFE3D8" w:sz="4"/>
+          <w:right w:val="single" w:color="CFE3D8" w:sz="4"/>
+          <w:insideH w:val="single" w:color="CFE3D8" w:sz="4"/>
+          <w:insideV w:val="single" w:color="CFE3D8" w:sz="4"/>
+        </w:tblBorders>
+        <w:tblLayout w:type="fixed"/>
+      </w:tblPr>
+      <w:tblGrid>
+        <w:gridCol w:w="1000"/>
+        <w:gridCol w:w="3480"/>
+        <w:gridCol w:w="1337"/>
+        <w:gridCol w:w="3543"/>
+      </w:tblGrid>
+      <w:tr>
+        <w:trPr>
+          <w:tblHeader/>
+        </w:trPr>
+        <w:tc>
+          <w:tcPr>
+            <w:tcW w:type="dxa" w:w="1000"/>
+            <w:shd w:fill="EEF6F1" w:color="auto" w:val="clear"/>
+            <w:tcMar>
+              <w:top w:type="dxa" w:w="90"/>
+              <w:left w:type="dxa" w:w="120"/>
+              <w:bottom w:type="dxa" w:w="90"/>
+              <w:right w:type="dxa" w:w="120"/>
+            </w:tcMar>
+            <w:vAlign w:val="center"/>
+          </w:tcPr>
+          <w:p>
+            <w:pPr>
+              <w:spacing w:after="0" w:line="280"/>
+            </w:pPr>
+            <w:r>
+              <w:rPr>
+                <w:rFonts w:ascii="Be Vietnam Pro" w:cs="Be Vietnam Pro" w:eastAsia="Be Vietnam Pro" w:hAnsi="Be Vietnam Pro"/>
+                <w:b/>
+                <w:bCs/>
+                <w:color w:val="036F3D"/>
+                <w:sz w:val="20"/>
+                <w:szCs w:val="20"/>
+              </w:rPr>
+              <w:t xml:space="preserve">Yêu cầu</w:t>
+            </w:r>
+          </w:p>
+        </w:tc>
+        <w:tc>
+          <w:tcPr>
+            <w:tcW w:type="dxa" w:w="3480"/>
+            <w:shd w:fill="EEF6F1" w:color="auto" w:val="clear"/>
+            <w:tcMar>
+              <w:top w:type="dxa" w:w="90"/>
+              <w:left w:type="dxa" w:w="120"/>
+              <w:bottom w:type="dxa" w:w="90"/>
+              <w:right w:type="dxa" w:w="120"/>
+            </w:tcMar>
+            <w:vAlign w:val="center"/>
+          </w:tcPr>
+          <w:p>
+            <w:pPr>
+              <w:spacing w:after="0" w:line="280"/>
+            </w:pPr>
+            <w:r>
+              <w:rPr>
+                <w:rFonts w:ascii="Be Vietnam Pro" w:cs="Be Vietnam Pro" w:eastAsia="Be Vietnam Pro" w:hAnsi="Be Vietnam Pro"/>
+                <w:b/>
+                <w:bCs/>
+                <w:color w:val="036F3D"/>
+                <w:sz w:val="20"/>
+                <w:szCs w:val="20"/>
+              </w:rPr>
+              <w:t xml:space="preserve">Nội dung</w:t>
+            </w:r>
+          </w:p>
+        </w:tc>
+        <w:tc>
+          <w:tcPr>
+            <w:tcW w:type="dxa" w:w="1337"/>
+            <w:shd w:fill="EEF6F1" w:color="auto" w:val="clear"/>
+            <w:tcMar>
+              <w:top w:type="dxa" w:w="90"/>
+              <w:left w:type="dxa" w:w="120"/>
+              <w:bottom w:type="dxa" w:w="90"/>
+              <w:right w:type="dxa" w:w="120"/>
+            </w:tcMar>
+            <w:vAlign w:val="center"/>
+          </w:tcPr>
+          <w:p>
+            <w:pPr>
+              <w:spacing w:after="0" w:line="280"/>
+            </w:pPr>
+            <w:r>
+              <w:rPr>
+                <w:rFonts w:ascii="Be Vietnam Pro" w:cs="Be Vietnam Pro" w:eastAsia="Be Vietnam Pro" w:hAnsi="Be Vietnam Pro"/>
+                <w:b/>
+                <w:bCs/>
+                <w:color w:val="036F3D"/>
+                <w:sz w:val="20"/>
+                <w:szCs w:val="20"/>
+              </w:rPr>
+              <w:t xml:space="preserve">Thiết kế</w:t>
+            </w:r>
+          </w:p>
+        </w:tc>
+        <w:tc>
+          <w:tcPr>
+            <w:tcW w:type="dxa" w:w="3543"/>
+            <w:shd w:fill="EEF6F1" w:color="auto" w:val="clear"/>
+            <w:tcMar>
+              <w:top w:type="dxa" w:w="90"/>
+              <w:left w:type="dxa" w:w="120"/>
+              <w:bottom w:type="dxa" w:w="90"/>
+              <w:right w:type="dxa" w:w="120"/>
+            </w:tcMar>
+            <w:vAlign w:val="center"/>
+          </w:tcPr>
+          <w:p>
+            <w:pPr>
+              <w:spacing w:after="0" w:line="280"/>
+            </w:pPr>
+            <w:r>
+              <w:rPr>
+                <w:rFonts w:ascii="Be Vietnam Pro" w:cs="Be Vietnam Pro" w:eastAsia="Be Vietnam Pro" w:hAnsi="Be Vietnam Pro"/>
+                <w:b/>
+                <w:bCs/>
+                <w:color w:val="036F3D"/>
+                <w:sz w:val="20"/>
+                <w:szCs w:val="20"/>
+              </w:rPr>
+              <w:t xml:space="preserve">Ca kiểm thử</w:t>
+            </w:r>
+          </w:p>
+        </w:tc>
+      </w:tr>
+      <w:tr>
+        <w:trPr>
+          <w:tblHeader w:val="false"/>
+        </w:trPr>
+        <w:tc>
+          <w:tcPr>
+            <w:tcW w:type="dxa" w:w="1000"/>
+            <w:tcMar>
+              <w:top w:type="dxa" w:w="90"/>
+              <w:left w:type="dxa" w:w="120"/>
+              <w:bottom w:type="dxa" w:w="90"/>
+              <w:right w:type="dxa" w:w="120"/>
+            </w:tcMar>
+            <w:vAlign w:val="center"/>
+          </w:tcPr>
+          <w:p>
+            <w:pPr>
+              <w:spacing w:after="0" w:line="280"/>
+            </w:pPr>
+            <w:r>
+              <w:rPr>
+                <w:rFonts w:ascii="Menlo" w:cs="Menlo" w:eastAsia="Menlo" w:hAnsi="Menlo"/>
+                <w:color w:val="036F3D"/>
+                <w:sz w:val="20"/>
+                <w:szCs w:val="20"/>
+                <w:shd w:fill="F1F5F3" w:color="auto" w:val="clear"/>
+              </w:rPr>
+              <w:t xml:space="preserve">YC-01</w:t>
+            </w:r>
+          </w:p>
+        </w:tc>
+        <w:tc>
+          <w:tcPr>
+            <w:tcW w:type="dxa" w:w="3480"/>
+            <w:tcMar>
+              <w:top w:type="dxa" w:w="90"/>
+              <w:left w:type="dxa" w:w="120"/>
+              <w:bottom w:type="dxa" w:w="90"/>
+              <w:right w:type="dxa" w:w="120"/>
+            </w:tcMar>
+            <w:vAlign w:val="center"/>
+          </w:tcPr>
+          <w:p>
+            <w:pPr>
+              <w:spacing w:after="0" w:line="280"/>
+            </w:pPr>
+            <w:r>
+              <w:rPr>
+                <w:rFonts w:ascii="Be Vietnam Pro" w:cs="Be Vietnam Pro" w:eastAsia="Be Vietnam Pro" w:hAnsi="Be Vietnam Pro"/>
+                <w:color w:val="101814"/>
+                <w:sz w:val="20"/>
+                <w:szCs w:val="20"/>
+              </w:rPr>
+              <w:t xml:space="preserve">Quét thư mục kho tài liệu, liệt kê tệp của từng nguyên liệu</w:t>
+            </w:r>
+          </w:p>
+        </w:tc>
+        <w:tc>
+          <w:tcPr>
+            <w:tcW w:type="dxa" w:w="1337"/>
+            <w:tcMar>
+              <w:top w:type="dxa" w:w="90"/>
+              <w:left w:type="dxa" w:w="120"/>
+              <w:bottom w:type="dxa" w:w="90"/>
+              <w:right w:type="dxa" w:w="120"/>
+            </w:tcMar>
+            <w:vAlign w:val="center"/>
+          </w:tcPr>
+          <w:p>
+            <w:pPr>
+              <w:spacing w:after="0" w:line="280"/>
+            </w:pPr>
+            <w:r>
+              <w:rPr>
+                <w:rFonts w:ascii="Menlo" w:cs="Menlo" w:eastAsia="Menlo" w:hAnsi="Menlo"/>
+                <w:color w:val="036F3D"/>
+                <w:sz w:val="20"/>
+                <w:szCs w:val="20"/>
+                <w:shd w:fill="F1F5F3" w:color="auto" w:val="clear"/>
+              </w:rPr>
+              <w:t xml:space="preserve">DA2-03</w:t>
+            </w:r>
+            <w:r>
+              <w:rPr>
+                <w:rFonts w:ascii="Be Vietnam Pro" w:cs="Be Vietnam Pro" w:eastAsia="Be Vietnam Pro" w:hAnsi="Be Vietnam Pro"/>
+                <w:color w:val="101814"/>
+                <w:sz w:val="20"/>
+                <w:szCs w:val="20"/>
+              </w:rPr>
+              <w:t xml:space="preserve"> </w:t>
+            </w:r>
+            <w:r>
+              <w:rPr>
+                <w:rFonts w:ascii="Menlo" w:cs="Menlo" w:eastAsia="Menlo" w:hAnsi="Menlo"/>
+                <w:color w:val="036F3D"/>
+                <w:sz w:val="20"/>
+                <w:szCs w:val="20"/>
+                <w:shd w:fill="F1F5F3" w:color="auto" w:val="clear"/>
+              </w:rPr>
+              <w:t xml:space="preserve">DA2-04</w:t>
+            </w:r>
+            <w:r>
+              <w:rPr>
+                <w:rFonts w:ascii="Be Vietnam Pro" w:cs="Be Vietnam Pro" w:eastAsia="Be Vietnam Pro" w:hAnsi="Be Vietnam Pro"/>
+                <w:color w:val="101814"/>
+                <w:sz w:val="20"/>
+                <w:szCs w:val="20"/>
+              </w:rPr>
+              <w:t xml:space="preserve"> </w:t>
+            </w:r>
+            <w:r>
+              <w:rPr>
+                <w:rFonts w:ascii="Menlo" w:cs="Menlo" w:eastAsia="Menlo" w:hAnsi="Menlo"/>
+                <w:color w:val="036F3D"/>
+                <w:sz w:val="20"/>
+                <w:szCs w:val="20"/>
+                <w:shd w:fill="F1F5F3" w:color="auto" w:val="clear"/>
+              </w:rPr>
+              <w:t xml:space="preserve">DA2-05</w:t>
+            </w:r>
+          </w:p>
+        </w:tc>
+        <w:tc>
+          <w:tcPr>
+            <w:tcW w:type="dxa" w:w="3543"/>
+            <w:tcMar>
+              <w:top w:type="dxa" w:w="90"/>
+              <w:left w:type="dxa" w:w="120"/>
+              <w:bottom w:type="dxa" w:w="90"/>
+              <w:right w:type="dxa" w:w="120"/>
+            </w:tcMar>
+            <w:vAlign w:val="center"/>
+          </w:tcPr>
+          <w:p>
+            <w:pPr>
+              <w:spacing w:after="0" w:line="280"/>
+            </w:pPr>
+            <w:r>
+              <w:rPr>
+                <w:rFonts w:ascii="Be Vietnam Pro" w:cs="Be Vietnam Pro" w:eastAsia="Be Vietnam Pro" w:hAnsi="Be Vietnam Pro"/>
+                <w:color w:val="101814"/>
+                <w:sz w:val="20"/>
+                <w:szCs w:val="20"/>
+              </w:rPr>
+              <w:t xml:space="preserve">TC-01, TC-01–TC-10, TC-09</w:t>
+            </w:r>
+          </w:p>
+        </w:tc>
+      </w:tr>
+      <w:tr>
+        <w:trPr>
+          <w:tblHeader w:val="false"/>
+        </w:trPr>
+        <w:tc>
+          <w:tcPr>
+            <w:tcW w:type="dxa" w:w="1000"/>
+            <w:tcMar>
+              <w:top w:type="dxa" w:w="90"/>
+              <w:left w:type="dxa" w:w="120"/>
+              <w:bottom w:type="dxa" w:w="90"/>
+              <w:right w:type="dxa" w:w="120"/>
+            </w:tcMar>
+            <w:vAlign w:val="center"/>
+          </w:tcPr>
+          <w:p>
+            <w:pPr>
+              <w:spacing w:after="0" w:line="280"/>
+            </w:pPr>
+            <w:r>
+              <w:rPr>
+                <w:rFonts w:ascii="Menlo" w:cs="Menlo" w:eastAsia="Menlo" w:hAnsi="Menlo"/>
+                <w:color w:val="036F3D"/>
+                <w:sz w:val="20"/>
+                <w:szCs w:val="20"/>
+                <w:shd w:fill="F1F5F3" w:color="auto" w:val="clear"/>
+              </w:rPr>
+              <w:t xml:space="preserve">YC-02</w:t>
+            </w:r>
+          </w:p>
+        </w:tc>
+        <w:tc>
+          <w:tcPr>
+            <w:tcW w:type="dxa" w:w="3480"/>
+            <w:tcMar>
+              <w:top w:type="dxa" w:w="90"/>
+              <w:left w:type="dxa" w:w="120"/>
+              <w:bottom w:type="dxa" w:w="90"/>
+              <w:right w:type="dxa" w:w="120"/>
+            </w:tcMar>
+            <w:vAlign w:val="center"/>
+          </w:tcPr>
+          <w:p>
+            <w:pPr>
+              <w:spacing w:after="0" w:line="280"/>
+            </w:pPr>
+            <w:r>
+              <w:rPr>
+                <w:rFonts w:ascii="Be Vietnam Pro" w:cs="Be Vietnam Pro" w:eastAsia="Be Vietnam Pro" w:hAnsi="Be Vietnam Pro"/>
+                <w:color w:val="101814"/>
+                <w:sz w:val="20"/>
+                <w:szCs w:val="20"/>
+              </w:rPr>
+              <w:t xml:space="preserve">Đối chiếu tệp với nguyên liệu tương ứng trong hệ quản trị</w:t>
+            </w:r>
+          </w:p>
+        </w:tc>
+        <w:tc>
+          <w:tcPr>
+            <w:tcW w:type="dxa" w:w="1337"/>
+            <w:tcMar>
+              <w:top w:type="dxa" w:w="90"/>
+              <w:left w:type="dxa" w:w="120"/>
+              <w:bottom w:type="dxa" w:w="90"/>
+              <w:right w:type="dxa" w:w="120"/>
+            </w:tcMar>
+            <w:vAlign w:val="center"/>
+          </w:tcPr>
+          <w:p>
+            <w:pPr>
+              <w:spacing w:after="0" w:line="280"/>
+            </w:pPr>
+            <w:r>
+              <w:rPr>
+                <w:rFonts w:ascii="Menlo" w:cs="Menlo" w:eastAsia="Menlo" w:hAnsi="Menlo"/>
+                <w:color w:val="036F3D"/>
+                <w:sz w:val="20"/>
+                <w:szCs w:val="20"/>
+                <w:shd w:fill="F1F5F3" w:color="auto" w:val="clear"/>
+              </w:rPr>
+              <w:t xml:space="preserve">DA2-03</w:t>
+            </w:r>
+            <w:r>
+              <w:rPr>
+                <w:rFonts w:ascii="Be Vietnam Pro" w:cs="Be Vietnam Pro" w:eastAsia="Be Vietnam Pro" w:hAnsi="Be Vietnam Pro"/>
+                <w:color w:val="101814"/>
+                <w:sz w:val="20"/>
+                <w:szCs w:val="20"/>
+              </w:rPr>
+              <w:t xml:space="preserve"> </w:t>
+            </w:r>
+            <w:r>
+              <w:rPr>
+                <w:rFonts w:ascii="Menlo" w:cs="Menlo" w:eastAsia="Menlo" w:hAnsi="Menlo"/>
+                <w:color w:val="036F3D"/>
+                <w:sz w:val="20"/>
+                <w:szCs w:val="20"/>
+                <w:shd w:fill="F1F5F3" w:color="auto" w:val="clear"/>
+              </w:rPr>
+              <w:t xml:space="preserve">DA2-04</w:t>
+            </w:r>
+            <w:r>
+              <w:rPr>
+                <w:rFonts w:ascii="Be Vietnam Pro" w:cs="Be Vietnam Pro" w:eastAsia="Be Vietnam Pro" w:hAnsi="Be Vietnam Pro"/>
+                <w:color w:val="101814"/>
+                <w:sz w:val="20"/>
+                <w:szCs w:val="20"/>
+              </w:rPr>
+              <w:t xml:space="preserve"> </w:t>
+            </w:r>
+            <w:r>
+              <w:rPr>
+                <w:rFonts w:ascii="Menlo" w:cs="Menlo" w:eastAsia="Menlo" w:hAnsi="Menlo"/>
+                <w:color w:val="036F3D"/>
+                <w:sz w:val="20"/>
+                <w:szCs w:val="20"/>
+                <w:shd w:fill="F1F5F3" w:color="auto" w:val="clear"/>
+              </w:rPr>
+              <w:t xml:space="preserve">DA2-05</w:t>
+            </w:r>
+          </w:p>
+        </w:tc>
+        <w:tc>
+          <w:tcPr>
+            <w:tcW w:type="dxa" w:w="3543"/>
+            <w:tcMar>
+              <w:top w:type="dxa" w:w="90"/>
+              <w:left w:type="dxa" w:w="120"/>
+              <w:bottom w:type="dxa" w:w="90"/>
+              <w:right w:type="dxa" w:w="120"/>
+            </w:tcMar>
+            <w:vAlign w:val="center"/>
+          </w:tcPr>
+          <w:p>
+            <w:pPr>
+              <w:spacing w:after="0" w:line="280"/>
+            </w:pPr>
+            <w:r>
+              <w:rPr>
+                <w:rFonts w:ascii="Be Vietnam Pro" w:cs="Be Vietnam Pro" w:eastAsia="Be Vietnam Pro" w:hAnsi="Be Vietnam Pro"/>
+                <w:color w:val="101814"/>
+                <w:sz w:val="20"/>
+                <w:szCs w:val="20"/>
+              </w:rPr>
+              <w:t xml:space="preserve">TC-01–TC-10, TC-02</w:t>
+            </w:r>
+          </w:p>
+        </w:tc>
+      </w:tr>
+      <w:tr>
+        <w:trPr>
+          <w:tblHeader w:val="false"/>
+        </w:trPr>
+        <w:tc>
+          <w:tcPr>
+            <w:tcW w:type="dxa" w:w="1000"/>
+            <w:tcMar>
+              <w:top w:type="dxa" w:w="90"/>
+              <w:left w:type="dxa" w:w="120"/>
+              <w:bottom w:type="dxa" w:w="90"/>
+              <w:right w:type="dxa" w:w="120"/>
+            </w:tcMar>
+            <w:vAlign w:val="center"/>
+          </w:tcPr>
+          <w:p>
+            <w:pPr>
+              <w:spacing w:after="0" w:line="280"/>
+            </w:pPr>
+            <w:r>
+              <w:rPr>
+                <w:rFonts w:ascii="Menlo" w:cs="Menlo" w:eastAsia="Menlo" w:hAnsi="Menlo"/>
+                <w:color w:val="036F3D"/>
+                <w:sz w:val="20"/>
+                <w:szCs w:val="20"/>
+                <w:shd w:fill="F1F5F3" w:color="auto" w:val="clear"/>
+              </w:rPr>
+              <w:t xml:space="preserve">YC-03</w:t>
+            </w:r>
+          </w:p>
+        </w:tc>
+        <w:tc>
+          <w:tcPr>
+            <w:tcW w:type="dxa" w:w="3480"/>
+            <w:tcMar>
+              <w:top w:type="dxa" w:w="90"/>
+              <w:left w:type="dxa" w:w="120"/>
+              <w:bottom w:type="dxa" w:w="90"/>
+              <w:right w:type="dxa" w:w="120"/>
+            </w:tcMar>
+            <w:vAlign w:val="center"/>
+          </w:tcPr>
+          <w:p>
+            <w:pPr>
+              <w:spacing w:after="0" w:line="280"/>
+            </w:pPr>
+            <w:r>
+              <w:rPr>
+                <w:rFonts w:ascii="Be Vietnam Pro" w:cs="Be Vietnam Pro" w:eastAsia="Be Vietnam Pro" w:hAnsi="Be Vietnam Pro"/>
+                <w:color w:val="101814"/>
+                <w:sz w:val="20"/>
+                <w:szCs w:val="20"/>
+              </w:rPr>
+              <w:t xml:space="preserve">Đọc được PDF dạng chữ</w:t>
+            </w:r>
+          </w:p>
+        </w:tc>
+        <w:tc>
+          <w:tcPr>
+            <w:tcW w:type="dxa" w:w="1337"/>
+            <w:tcMar>
+              <w:top w:type="dxa" w:w="90"/>
+              <w:left w:type="dxa" w:w="120"/>
+              <w:bottom w:type="dxa" w:w="90"/>
+              <w:right w:type="dxa" w:w="120"/>
+            </w:tcMar>
+            <w:vAlign w:val="center"/>
+          </w:tcPr>
+          <w:p>
+            <w:pPr>
+              <w:spacing w:after="0" w:line="280"/>
+            </w:pPr>
+            <w:r>
+              <w:rPr>
+                <w:rFonts w:ascii="Menlo" w:cs="Menlo" w:eastAsia="Menlo" w:hAnsi="Menlo"/>
+                <w:color w:val="036F3D"/>
+                <w:sz w:val="20"/>
+                <w:szCs w:val="20"/>
+                <w:shd w:fill="F1F5F3" w:color="auto" w:val="clear"/>
+              </w:rPr>
+              <w:t xml:space="preserve">DA2-03</w:t>
+            </w:r>
+            <w:r>
+              <w:rPr>
+                <w:rFonts w:ascii="Be Vietnam Pro" w:cs="Be Vietnam Pro" w:eastAsia="Be Vietnam Pro" w:hAnsi="Be Vietnam Pro"/>
+                <w:color w:val="101814"/>
+                <w:sz w:val="20"/>
+                <w:szCs w:val="20"/>
+              </w:rPr>
+              <w:t xml:space="preserve"> </w:t>
+            </w:r>
+            <w:r>
+              <w:rPr>
+                <w:rFonts w:ascii="Menlo" w:cs="Menlo" w:eastAsia="Menlo" w:hAnsi="Menlo"/>
+                <w:color w:val="036F3D"/>
+                <w:sz w:val="20"/>
+                <w:szCs w:val="20"/>
+                <w:shd w:fill="F1F5F3" w:color="auto" w:val="clear"/>
+              </w:rPr>
+              <w:t xml:space="preserve">DA2-04</w:t>
+            </w:r>
+            <w:r>
+              <w:rPr>
+                <w:rFonts w:ascii="Be Vietnam Pro" w:cs="Be Vietnam Pro" w:eastAsia="Be Vietnam Pro" w:hAnsi="Be Vietnam Pro"/>
+                <w:color w:val="101814"/>
+                <w:sz w:val="20"/>
+                <w:szCs w:val="20"/>
+              </w:rPr>
+              <w:t xml:space="preserve"> </w:t>
+            </w:r>
+            <w:r>
+              <w:rPr>
+                <w:rFonts w:ascii="Menlo" w:cs="Menlo" w:eastAsia="Menlo" w:hAnsi="Menlo"/>
+                <w:color w:val="036F3D"/>
+                <w:sz w:val="20"/>
+                <w:szCs w:val="20"/>
+                <w:shd w:fill="F1F5F3" w:color="auto" w:val="clear"/>
+              </w:rPr>
+              <w:t xml:space="preserve">DA2-05</w:t>
+            </w:r>
+          </w:p>
+        </w:tc>
+        <w:tc>
+          <w:tcPr>
+            <w:tcW w:type="dxa" w:w="3543"/>
+            <w:tcMar>
+              <w:top w:type="dxa" w:w="90"/>
+              <w:left w:type="dxa" w:w="120"/>
+              <w:bottom w:type="dxa" w:w="90"/>
+              <w:right w:type="dxa" w:w="120"/>
+            </w:tcMar>
+            <w:vAlign w:val="center"/>
+          </w:tcPr>
+          <w:p>
+            <w:pPr>
+              <w:spacing w:after="0" w:line="280"/>
+            </w:pPr>
+            <w:r>
+              <w:rPr>
+                <w:rFonts w:ascii="Be Vietnam Pro" w:cs="Be Vietnam Pro" w:eastAsia="Be Vietnam Pro" w:hAnsi="Be Vietnam Pro"/>
+                <w:color w:val="101814"/>
+                <w:sz w:val="20"/>
+                <w:szCs w:val="20"/>
+              </w:rPr>
+              <w:t xml:space="preserve">TC-01–TC-10, TC-03</w:t>
+            </w:r>
+          </w:p>
+        </w:tc>
+      </w:tr>
+      <w:tr>
+        <w:trPr>
+          <w:tblHeader w:val="false"/>
+        </w:trPr>
+        <w:tc>
+          <w:tcPr>
+            <w:tcW w:type="dxa" w:w="1000"/>
+            <w:tcMar>
+              <w:top w:type="dxa" w:w="90"/>
+              <w:left w:type="dxa" w:w="120"/>
+              <w:bottom w:type="dxa" w:w="90"/>
+              <w:right w:type="dxa" w:w="120"/>
+            </w:tcMar>
+            <w:vAlign w:val="center"/>
+          </w:tcPr>
+          <w:p>
+            <w:pPr>
+              <w:spacing w:after="0" w:line="280"/>
+            </w:pPr>
+            <w:r>
+              <w:rPr>
+                <w:rFonts w:ascii="Menlo" w:cs="Menlo" w:eastAsia="Menlo" w:hAnsi="Menlo"/>
+                <w:color w:val="036F3D"/>
+                <w:sz w:val="20"/>
+                <w:szCs w:val="20"/>
+                <w:shd w:fill="F1F5F3" w:color="auto" w:val="clear"/>
+              </w:rPr>
+              <w:t xml:space="preserve">YC-04</w:t>
+            </w:r>
+          </w:p>
+        </w:tc>
+        <w:tc>
+          <w:tcPr>
+            <w:tcW w:type="dxa" w:w="3480"/>
+            <w:tcMar>
+              <w:top w:type="dxa" w:w="90"/>
+              <w:left w:type="dxa" w:w="120"/>
+              <w:bottom w:type="dxa" w:w="90"/>
+              <w:right w:type="dxa" w:w="120"/>
+            </w:tcMar>
+            <w:vAlign w:val="center"/>
+          </w:tcPr>
+          <w:p>
+            <w:pPr>
+              <w:spacing w:after="0" w:line="280"/>
+            </w:pPr>
+            <w:r>
+              <w:rPr>
+                <w:rFonts w:ascii="Be Vietnam Pro" w:cs="Be Vietnam Pro" w:eastAsia="Be Vietnam Pro" w:hAnsi="Be Vietnam Pro"/>
+                <w:color w:val="101814"/>
+                <w:sz w:val="20"/>
+                <w:szCs w:val="20"/>
+              </w:rPr>
+              <w:t xml:space="preserve">Đọc được PDF dạng scan và ảnh chụp</w:t>
+            </w:r>
+          </w:p>
+        </w:tc>
+        <w:tc>
+          <w:tcPr>
+            <w:tcW w:type="dxa" w:w="1337"/>
+            <w:tcMar>
+              <w:top w:type="dxa" w:w="90"/>
+              <w:left w:type="dxa" w:w="120"/>
+              <w:bottom w:type="dxa" w:w="90"/>
+              <w:right w:type="dxa" w:w="120"/>
+            </w:tcMar>
+            <w:vAlign w:val="center"/>
+          </w:tcPr>
+          <w:p>
+            <w:pPr>
+              <w:spacing w:after="0" w:line="280"/>
+            </w:pPr>
+            <w:r>
+              <w:rPr>
+                <w:rFonts w:ascii="Menlo" w:cs="Menlo" w:eastAsia="Menlo" w:hAnsi="Menlo"/>
+                <w:color w:val="036F3D"/>
+                <w:sz w:val="20"/>
+                <w:szCs w:val="20"/>
+                <w:shd w:fill="F1F5F3" w:color="auto" w:val="clear"/>
+              </w:rPr>
+              <w:t xml:space="preserve">DA2-03</w:t>
+            </w:r>
+            <w:r>
+              <w:rPr>
+                <w:rFonts w:ascii="Be Vietnam Pro" w:cs="Be Vietnam Pro" w:eastAsia="Be Vietnam Pro" w:hAnsi="Be Vietnam Pro"/>
+                <w:color w:val="101814"/>
+                <w:sz w:val="20"/>
+                <w:szCs w:val="20"/>
+              </w:rPr>
+              <w:t xml:space="preserve"> </w:t>
+            </w:r>
+            <w:r>
+              <w:rPr>
+                <w:rFonts w:ascii="Menlo" w:cs="Menlo" w:eastAsia="Menlo" w:hAnsi="Menlo"/>
+                <w:color w:val="036F3D"/>
+                <w:sz w:val="20"/>
+                <w:szCs w:val="20"/>
+                <w:shd w:fill="F1F5F3" w:color="auto" w:val="clear"/>
+              </w:rPr>
+              <w:t xml:space="preserve">DA2-04</w:t>
+            </w:r>
+            <w:r>
+              <w:rPr>
+                <w:rFonts w:ascii="Be Vietnam Pro" w:cs="Be Vietnam Pro" w:eastAsia="Be Vietnam Pro" w:hAnsi="Be Vietnam Pro"/>
+                <w:color w:val="101814"/>
+                <w:sz w:val="20"/>
+                <w:szCs w:val="20"/>
+              </w:rPr>
+              <w:t xml:space="preserve"> </w:t>
+            </w:r>
+            <w:r>
+              <w:rPr>
+                <w:rFonts w:ascii="Menlo" w:cs="Menlo" w:eastAsia="Menlo" w:hAnsi="Menlo"/>
+                <w:color w:val="036F3D"/>
+                <w:sz w:val="20"/>
+                <w:szCs w:val="20"/>
+                <w:shd w:fill="F1F5F3" w:color="auto" w:val="clear"/>
+              </w:rPr>
+              <w:t xml:space="preserve">DA2-05</w:t>
+            </w:r>
+          </w:p>
+        </w:tc>
+        <w:tc>
+          <w:tcPr>
+            <w:tcW w:type="dxa" w:w="3543"/>
+            <w:tcMar>
+              <w:top w:type="dxa" w:w="90"/>
+              <w:left w:type="dxa" w:w="120"/>
+              <w:bottom w:type="dxa" w:w="90"/>
+              <w:right w:type="dxa" w:w="120"/>
+            </w:tcMar>
+            <w:vAlign w:val="center"/>
+          </w:tcPr>
+          <w:p>
+            <w:pPr>
+              <w:spacing w:after="0" w:line="280"/>
+            </w:pPr>
+            <w:r>
+              <w:rPr>
+                <w:rFonts w:ascii="Be Vietnam Pro" w:cs="Be Vietnam Pro" w:eastAsia="Be Vietnam Pro" w:hAnsi="Be Vietnam Pro"/>
+                <w:color w:val="101814"/>
+                <w:sz w:val="20"/>
+                <w:szCs w:val="20"/>
+              </w:rPr>
+              <w:t xml:space="preserve">TC-01–TC-10, TC-04, TC-05</w:t>
+            </w:r>
+          </w:p>
+        </w:tc>
+      </w:tr>
+      <w:tr>
+        <w:trPr>
+          <w:tblHeader w:val="false"/>
+        </w:trPr>
+        <w:tc>
+          <w:tcPr>
+            <w:tcW w:type="dxa" w:w="1000"/>
+            <w:tcMar>
+              <w:top w:type="dxa" w:w="90"/>
+              <w:left w:type="dxa" w:w="120"/>
+              <w:bottom w:type="dxa" w:w="90"/>
+              <w:right w:type="dxa" w:w="120"/>
+            </w:tcMar>
+            <w:vAlign w:val="center"/>
+          </w:tcPr>
+          <w:p>
+            <w:pPr>
+              <w:spacing w:after="0" w:line="280"/>
+            </w:pPr>
+            <w:r>
+              <w:rPr>
+                <w:rFonts w:ascii="Menlo" w:cs="Menlo" w:eastAsia="Menlo" w:hAnsi="Menlo"/>
+                <w:color w:val="036F3D"/>
+                <w:sz w:val="20"/>
+                <w:szCs w:val="20"/>
+                <w:shd w:fill="F1F5F3" w:color="auto" w:val="clear"/>
+              </w:rPr>
+              <w:t xml:space="preserve">YC-05</w:t>
+            </w:r>
+          </w:p>
+        </w:tc>
+        <w:tc>
+          <w:tcPr>
+            <w:tcW w:type="dxa" w:w="3480"/>
+            <w:tcMar>
+              <w:top w:type="dxa" w:w="90"/>
+              <w:left w:type="dxa" w:w="120"/>
+              <w:bottom w:type="dxa" w:w="90"/>
+              <w:right w:type="dxa" w:w="120"/>
+            </w:tcMar>
+            <w:vAlign w:val="center"/>
+          </w:tcPr>
+          <w:p>
+            <w:pPr>
+              <w:spacing w:after="0" w:line="280"/>
+            </w:pPr>
+            <w:r>
+              <w:rPr>
+                <w:rFonts w:ascii="Be Vietnam Pro" w:cs="Be Vietnam Pro" w:eastAsia="Be Vietnam Pro" w:hAnsi="Be Vietnam Pro"/>
+                <w:color w:val="101814"/>
+                <w:sz w:val="20"/>
+                <w:szCs w:val="20"/>
+              </w:rPr>
+              <w:t xml:space="preserve">Đọc được Google Docs, Sheets, Slides</w:t>
+            </w:r>
+          </w:p>
+        </w:tc>
+        <w:tc>
+          <w:tcPr>
+            <w:tcW w:type="dxa" w:w="1337"/>
+            <w:tcMar>
+              <w:top w:type="dxa" w:w="90"/>
+              <w:left w:type="dxa" w:w="120"/>
+              <w:bottom w:type="dxa" w:w="90"/>
+              <w:right w:type="dxa" w:w="120"/>
+            </w:tcMar>
+            <w:vAlign w:val="center"/>
+          </w:tcPr>
+          <w:p>
+            <w:pPr>
+              <w:spacing w:after="0" w:line="280"/>
+            </w:pPr>
+            <w:r>
+              <w:rPr>
+                <w:rFonts w:ascii="Menlo" w:cs="Menlo" w:eastAsia="Menlo" w:hAnsi="Menlo"/>
+                <w:color w:val="036F3D"/>
+                <w:sz w:val="20"/>
+                <w:szCs w:val="20"/>
+                <w:shd w:fill="F1F5F3" w:color="auto" w:val="clear"/>
+              </w:rPr>
+              <w:t xml:space="preserve">DA2-03</w:t>
+            </w:r>
+            <w:r>
+              <w:rPr>
+                <w:rFonts w:ascii="Be Vietnam Pro" w:cs="Be Vietnam Pro" w:eastAsia="Be Vietnam Pro" w:hAnsi="Be Vietnam Pro"/>
+                <w:color w:val="101814"/>
+                <w:sz w:val="20"/>
+                <w:szCs w:val="20"/>
+              </w:rPr>
+              <w:t xml:space="preserve"> </w:t>
+            </w:r>
+            <w:r>
+              <w:rPr>
+                <w:rFonts w:ascii="Menlo" w:cs="Menlo" w:eastAsia="Menlo" w:hAnsi="Menlo"/>
+                <w:color w:val="036F3D"/>
+                <w:sz w:val="20"/>
+                <w:szCs w:val="20"/>
+                <w:shd w:fill="F1F5F3" w:color="auto" w:val="clear"/>
+              </w:rPr>
+              <w:t xml:space="preserve">DA2-04</w:t>
+            </w:r>
+            <w:r>
+              <w:rPr>
+                <w:rFonts w:ascii="Be Vietnam Pro" w:cs="Be Vietnam Pro" w:eastAsia="Be Vietnam Pro" w:hAnsi="Be Vietnam Pro"/>
+                <w:color w:val="101814"/>
+                <w:sz w:val="20"/>
+                <w:szCs w:val="20"/>
+              </w:rPr>
+              <w:t xml:space="preserve"> </w:t>
+            </w:r>
+            <w:r>
+              <w:rPr>
+                <w:rFonts w:ascii="Menlo" w:cs="Menlo" w:eastAsia="Menlo" w:hAnsi="Menlo"/>
+                <w:color w:val="036F3D"/>
+                <w:sz w:val="20"/>
+                <w:szCs w:val="20"/>
+                <w:shd w:fill="F1F5F3" w:color="auto" w:val="clear"/>
+              </w:rPr>
+              <w:t xml:space="preserve">DA2-05</w:t>
+            </w:r>
+          </w:p>
+        </w:tc>
+        <w:tc>
+          <w:tcPr>
+            <w:tcW w:type="dxa" w:w="3543"/>
+            <w:tcMar>
+              <w:top w:type="dxa" w:w="90"/>
+              <w:left w:type="dxa" w:w="120"/>
+              <w:bottom w:type="dxa" w:w="90"/>
+              <w:right w:type="dxa" w:w="120"/>
+            </w:tcMar>
+            <w:vAlign w:val="center"/>
+          </w:tcPr>
+          <w:p>
+            <w:pPr>
+              <w:spacing w:after="0" w:line="280"/>
+            </w:pPr>
+            <w:r>
+              <w:rPr>
+                <w:rFonts w:ascii="Be Vietnam Pro" w:cs="Be Vietnam Pro" w:eastAsia="Be Vietnam Pro" w:hAnsi="Be Vietnam Pro"/>
+                <w:color w:val="101814"/>
+                <w:sz w:val="20"/>
+                <w:szCs w:val="20"/>
+              </w:rPr>
+              <w:t xml:space="preserve">TC-01–TC-10, TC-06, TC-07</w:t>
+            </w:r>
+          </w:p>
+        </w:tc>
+      </w:tr>
+      <w:tr>
+        <w:trPr>
+          <w:tblHeader w:val="false"/>
+        </w:trPr>
+        <w:tc>
+          <w:tcPr>
+            <w:tcW w:type="dxa" w:w="1000"/>
+            <w:tcMar>
+              <w:top w:type="dxa" w:w="90"/>
+              <w:left w:type="dxa" w:w="120"/>
+              <w:bottom w:type="dxa" w:w="90"/>
+              <w:right w:type="dxa" w:w="120"/>
+            </w:tcMar>
+            <w:vAlign w:val="center"/>
+          </w:tcPr>
+          <w:p>
+            <w:pPr>
+              <w:spacing w:after="0" w:line="280"/>
+            </w:pPr>
+            <w:r>
+              <w:rPr>
+                <w:rFonts w:ascii="Menlo" w:cs="Menlo" w:eastAsia="Menlo" w:hAnsi="Menlo"/>
+                <w:color w:val="036F3D"/>
+                <w:sz w:val="20"/>
+                <w:szCs w:val="20"/>
+                <w:shd w:fill="F1F5F3" w:color="auto" w:val="clear"/>
+              </w:rPr>
+              <w:t xml:space="preserve">YC-06</w:t>
+            </w:r>
+          </w:p>
+        </w:tc>
+        <w:tc>
+          <w:tcPr>
+            <w:tcW w:type="dxa" w:w="3480"/>
+            <w:tcMar>
+              <w:top w:type="dxa" w:w="90"/>
+              <w:left w:type="dxa" w:w="120"/>
+              <w:bottom w:type="dxa" w:w="90"/>
+              <w:right w:type="dxa" w:w="120"/>
+            </w:tcMar>
+            <w:vAlign w:val="center"/>
+          </w:tcPr>
+          <w:p>
+            <w:pPr>
+              <w:spacing w:after="0" w:line="280"/>
+            </w:pPr>
+            <w:r>
+              <w:rPr>
+                <w:rFonts w:ascii="Be Vietnam Pro" w:cs="Be Vietnam Pro" w:eastAsia="Be Vietnam Pro" w:hAnsi="Be Vietnam Pro"/>
+                <w:color w:val="101814"/>
+                <w:sz w:val="20"/>
+                <w:szCs w:val="20"/>
+              </w:rPr>
+              <w:t xml:space="preserve">Đọc được tệp văn bản và CSV</w:t>
+            </w:r>
+          </w:p>
+        </w:tc>
+        <w:tc>
+          <w:tcPr>
+            <w:tcW w:type="dxa" w:w="1337"/>
+            <w:tcMar>
+              <w:top w:type="dxa" w:w="90"/>
+              <w:left w:type="dxa" w:w="120"/>
+              <w:bottom w:type="dxa" w:w="90"/>
+              <w:right w:type="dxa" w:w="120"/>
+            </w:tcMar>
+            <w:vAlign w:val="center"/>
+          </w:tcPr>
+          <w:p>
+            <w:pPr>
+              <w:spacing w:after="0" w:line="280"/>
+            </w:pPr>
+            <w:r>
+              <w:rPr>
+                <w:rFonts w:ascii="Menlo" w:cs="Menlo" w:eastAsia="Menlo" w:hAnsi="Menlo"/>
+                <w:color w:val="036F3D"/>
+                <w:sz w:val="20"/>
+                <w:szCs w:val="20"/>
+                <w:shd w:fill="F1F5F3" w:color="auto" w:val="clear"/>
+              </w:rPr>
+              <w:t xml:space="preserve">DA2-03</w:t>
+            </w:r>
+            <w:r>
+              <w:rPr>
+                <w:rFonts w:ascii="Be Vietnam Pro" w:cs="Be Vietnam Pro" w:eastAsia="Be Vietnam Pro" w:hAnsi="Be Vietnam Pro"/>
+                <w:color w:val="101814"/>
+                <w:sz w:val="20"/>
+                <w:szCs w:val="20"/>
+              </w:rPr>
+              <w:t xml:space="preserve"> </w:t>
+            </w:r>
+            <w:r>
+              <w:rPr>
+                <w:rFonts w:ascii="Menlo" w:cs="Menlo" w:eastAsia="Menlo" w:hAnsi="Menlo"/>
+                <w:color w:val="036F3D"/>
+                <w:sz w:val="20"/>
+                <w:szCs w:val="20"/>
+                <w:shd w:fill="F1F5F3" w:color="auto" w:val="clear"/>
+              </w:rPr>
+              <w:t xml:space="preserve">DA2-04</w:t>
+            </w:r>
+            <w:r>
+              <w:rPr>
+                <w:rFonts w:ascii="Be Vietnam Pro" w:cs="Be Vietnam Pro" w:eastAsia="Be Vietnam Pro" w:hAnsi="Be Vietnam Pro"/>
+                <w:color w:val="101814"/>
+                <w:sz w:val="20"/>
+                <w:szCs w:val="20"/>
+              </w:rPr>
+              <w:t xml:space="preserve"> </w:t>
+            </w:r>
+            <w:r>
+              <w:rPr>
+                <w:rFonts w:ascii="Menlo" w:cs="Menlo" w:eastAsia="Menlo" w:hAnsi="Menlo"/>
+                <w:color w:val="036F3D"/>
+                <w:sz w:val="20"/>
+                <w:szCs w:val="20"/>
+                <w:shd w:fill="F1F5F3" w:color="auto" w:val="clear"/>
+              </w:rPr>
+              <w:t xml:space="preserve">DA2-05</w:t>
+            </w:r>
+          </w:p>
+        </w:tc>
+        <w:tc>
+          <w:tcPr>
+            <w:tcW w:type="dxa" w:w="3543"/>
+            <w:tcMar>
+              <w:top w:type="dxa" w:w="90"/>
+              <w:left w:type="dxa" w:w="120"/>
+              <w:bottom w:type="dxa" w:w="90"/>
+              <w:right w:type="dxa" w:w="120"/>
+            </w:tcMar>
+            <w:vAlign w:val="center"/>
+          </w:tcPr>
+          <w:p>
+            <w:pPr>
+              <w:spacing w:after="0" w:line="280"/>
+            </w:pPr>
+            <w:r>
+              <w:rPr>
+                <w:rFonts w:ascii="Be Vietnam Pro" w:cs="Be Vietnam Pro" w:eastAsia="Be Vietnam Pro" w:hAnsi="Be Vietnam Pro"/>
+                <w:color w:val="101814"/>
+                <w:sz w:val="20"/>
+                <w:szCs w:val="20"/>
+              </w:rPr>
+              <w:t xml:space="preserve">TC-01–TC-10, TC-08</w:t>
+            </w:r>
+          </w:p>
+        </w:tc>
+      </w:tr>
+      <w:tr>
+        <w:trPr>
+          <w:tblHeader w:val="false"/>
+        </w:trPr>
+        <w:tc>
+          <w:tcPr>
+            <w:tcW w:type="dxa" w:w="1000"/>
+            <w:tcMar>
+              <w:top w:type="dxa" w:w="90"/>
+              <w:left w:type="dxa" w:w="120"/>
+              <w:bottom w:type="dxa" w:w="90"/>
+              <w:right w:type="dxa" w:w="120"/>
+            </w:tcMar>
+            <w:vAlign w:val="center"/>
+          </w:tcPr>
+          <w:p>
+            <w:pPr>
+              <w:spacing w:after="0" w:line="280"/>
+            </w:pPr>
+            <w:r>
+              <w:rPr>
+                <w:rFonts w:ascii="Menlo" w:cs="Menlo" w:eastAsia="Menlo" w:hAnsi="Menlo"/>
+                <w:color w:val="036F3D"/>
+                <w:sz w:val="20"/>
+                <w:szCs w:val="20"/>
+                <w:shd w:fill="F1F5F3" w:color="auto" w:val="clear"/>
+              </w:rPr>
+              <w:t xml:space="preserve">YC-07</w:t>
+            </w:r>
+          </w:p>
+        </w:tc>
+        <w:tc>
+          <w:tcPr>
+            <w:tcW w:type="dxa" w:w="3480"/>
+            <w:tcMar>
+              <w:top w:type="dxa" w:w="90"/>
+              <w:left w:type="dxa" w:w="120"/>
+              <w:bottom w:type="dxa" w:w="90"/>
+              <w:right w:type="dxa" w:w="120"/>
+            </w:tcMar>
+            <w:vAlign w:val="center"/>
+          </w:tcPr>
+          <w:p>
+            <w:pPr>
+              <w:spacing w:after="0" w:line="280"/>
+            </w:pPr>
+            <w:r>
+              <w:rPr>
+                <w:rFonts w:ascii="Be Vietnam Pro" w:cs="Be Vietnam Pro" w:eastAsia="Be Vietnam Pro" w:hAnsi="Be Vietnam Pro"/>
+                <w:color w:val="101814"/>
+                <w:sz w:val="20"/>
+                <w:szCs w:val="20"/>
+              </w:rPr>
+              <w:t xml:space="preserve">Nhập danh sách nguyên liệu từ tệp bảng</w:t>
+            </w:r>
+          </w:p>
+        </w:tc>
+        <w:tc>
+          <w:tcPr>
+            <w:tcW w:type="dxa" w:w="1337"/>
+            <w:tcMar>
+              <w:top w:type="dxa" w:w="90"/>
+              <w:left w:type="dxa" w:w="120"/>
+              <w:bottom w:type="dxa" w:w="90"/>
+              <w:right w:type="dxa" w:w="120"/>
+            </w:tcMar>
+            <w:vAlign w:val="center"/>
+          </w:tcPr>
+          <w:p>
+            <w:pPr>
+              <w:spacing w:after="0" w:line="280"/>
+            </w:pPr>
+            <w:r>
+              <w:rPr>
+                <w:rFonts w:ascii="Menlo" w:cs="Menlo" w:eastAsia="Menlo" w:hAnsi="Menlo"/>
+                <w:color w:val="036F3D"/>
+                <w:sz w:val="20"/>
+                <w:szCs w:val="20"/>
+                <w:shd w:fill="F1F5F3" w:color="auto" w:val="clear"/>
+              </w:rPr>
+              <w:t xml:space="preserve">DA2-03</w:t>
+            </w:r>
+            <w:r>
+              <w:rPr>
+                <w:rFonts w:ascii="Be Vietnam Pro" w:cs="Be Vietnam Pro" w:eastAsia="Be Vietnam Pro" w:hAnsi="Be Vietnam Pro"/>
+                <w:color w:val="101814"/>
+                <w:sz w:val="20"/>
+                <w:szCs w:val="20"/>
+              </w:rPr>
+              <w:t xml:space="preserve"> </w:t>
+            </w:r>
+            <w:r>
+              <w:rPr>
+                <w:rFonts w:ascii="Menlo" w:cs="Menlo" w:eastAsia="Menlo" w:hAnsi="Menlo"/>
+                <w:color w:val="036F3D"/>
+                <w:sz w:val="20"/>
+                <w:szCs w:val="20"/>
+                <w:shd w:fill="F1F5F3" w:color="auto" w:val="clear"/>
+              </w:rPr>
+              <w:t xml:space="preserve">DA2-04</w:t>
+            </w:r>
+            <w:r>
+              <w:rPr>
+                <w:rFonts w:ascii="Be Vietnam Pro" w:cs="Be Vietnam Pro" w:eastAsia="Be Vietnam Pro" w:hAnsi="Be Vietnam Pro"/>
+                <w:color w:val="101814"/>
+                <w:sz w:val="20"/>
+                <w:szCs w:val="20"/>
+              </w:rPr>
+              <w:t xml:space="preserve"> </w:t>
+            </w:r>
+            <w:r>
+              <w:rPr>
+                <w:rFonts w:ascii="Menlo" w:cs="Menlo" w:eastAsia="Menlo" w:hAnsi="Menlo"/>
+                <w:color w:val="036F3D"/>
+                <w:sz w:val="20"/>
+                <w:szCs w:val="20"/>
+                <w:shd w:fill="F1F5F3" w:color="auto" w:val="clear"/>
+              </w:rPr>
+              <w:t xml:space="preserve">DA2-05</w:t>
+            </w:r>
+          </w:p>
+        </w:tc>
+        <w:tc>
+          <w:tcPr>
+            <w:tcW w:type="dxa" w:w="3543"/>
+            <w:tcMar>
+              <w:top w:type="dxa" w:w="90"/>
+              <w:left w:type="dxa" w:w="120"/>
+              <w:bottom w:type="dxa" w:w="90"/>
+              <w:right w:type="dxa" w:w="120"/>
+            </w:tcMar>
+            <w:vAlign w:val="center"/>
+          </w:tcPr>
+          <w:p>
+            <w:pPr>
+              <w:spacing w:after="0" w:line="280"/>
+            </w:pPr>
+            <w:r>
+              <w:rPr>
+                <w:rFonts w:ascii="Be Vietnam Pro" w:cs="Be Vietnam Pro" w:eastAsia="Be Vietnam Pro" w:hAnsi="Be Vietnam Pro"/>
+                <w:color w:val="101814"/>
+                <w:sz w:val="20"/>
+                <w:szCs w:val="20"/>
+              </w:rPr>
+              <w:t xml:space="preserve">TC-01–TC-10, TC-10</w:t>
+            </w:r>
+          </w:p>
+        </w:tc>
+      </w:tr>
+      <w:tr>
+        <w:trPr>
+          <w:tblHeader w:val="false"/>
+        </w:trPr>
+        <w:tc>
+          <w:tcPr>
+            <w:tcW w:type="dxa" w:w="1000"/>
+            <w:tcMar>
+              <w:top w:type="dxa" w:w="90"/>
+              <w:left w:type="dxa" w:w="120"/>
+              <w:bottom w:type="dxa" w:w="90"/>
+              <w:right w:type="dxa" w:w="120"/>
+            </w:tcMar>
+            <w:vAlign w:val="center"/>
+          </w:tcPr>
+          <w:p>
+            <w:pPr>
+              <w:spacing w:after="0" w:line="280"/>
+            </w:pPr>
+            <w:r>
+              <w:rPr>
+                <w:rFonts w:ascii="Menlo" w:cs="Menlo" w:eastAsia="Menlo" w:hAnsi="Menlo"/>
+                <w:color w:val="036F3D"/>
+                <w:sz w:val="20"/>
+                <w:szCs w:val="20"/>
+                <w:shd w:fill="F1F5F3" w:color="auto" w:val="clear"/>
+              </w:rPr>
+              <w:t xml:space="preserve">YC-08</w:t>
+            </w:r>
+          </w:p>
+        </w:tc>
+        <w:tc>
+          <w:tcPr>
+            <w:tcW w:type="dxa" w:w="3480"/>
+            <w:tcMar>
+              <w:top w:type="dxa" w:w="90"/>
+              <w:left w:type="dxa" w:w="120"/>
+              <w:bottom w:type="dxa" w:w="90"/>
+              <w:right w:type="dxa" w:w="120"/>
+            </w:tcMar>
+            <w:vAlign w:val="center"/>
+          </w:tcPr>
+          <w:p>
+            <w:pPr>
+              <w:spacing w:after="0" w:line="280"/>
+            </w:pPr>
+            <w:r>
+              <w:rPr>
+                <w:rFonts w:ascii="Be Vietnam Pro" w:cs="Be Vietnam Pro" w:eastAsia="Be Vietnam Pro" w:hAnsi="Be Vietnam Pro"/>
+                <w:color w:val="101814"/>
+                <w:sz w:val="20"/>
+                <w:szCs w:val="20"/>
+              </w:rPr>
+              <w:t xml:space="preserve">Ghi lại số tệp và thời điểm đồng bộ gần nhất của mỗi nguyên liệu</w:t>
+            </w:r>
+          </w:p>
+        </w:tc>
+        <w:tc>
+          <w:tcPr>
+            <w:tcW w:type="dxa" w:w="1337"/>
+            <w:tcMar>
+              <w:top w:type="dxa" w:w="90"/>
+              <w:left w:type="dxa" w:w="120"/>
+              <w:bottom w:type="dxa" w:w="90"/>
+              <w:right w:type="dxa" w:w="120"/>
+            </w:tcMar>
+            <w:vAlign w:val="center"/>
+          </w:tcPr>
+          <w:p>
+            <w:pPr>
+              <w:spacing w:after="0" w:line="280"/>
+            </w:pPr>
+            <w:r>
+              <w:rPr>
+                <w:rFonts w:ascii="Menlo" w:cs="Menlo" w:eastAsia="Menlo" w:hAnsi="Menlo"/>
+                <w:color w:val="036F3D"/>
+                <w:sz w:val="20"/>
+                <w:szCs w:val="20"/>
+                <w:shd w:fill="F1F5F3" w:color="auto" w:val="clear"/>
+              </w:rPr>
+              <w:t xml:space="preserve">DA2-03</w:t>
+            </w:r>
+            <w:r>
+              <w:rPr>
+                <w:rFonts w:ascii="Be Vietnam Pro" w:cs="Be Vietnam Pro" w:eastAsia="Be Vietnam Pro" w:hAnsi="Be Vietnam Pro"/>
+                <w:color w:val="101814"/>
+                <w:sz w:val="20"/>
+                <w:szCs w:val="20"/>
+              </w:rPr>
+              <w:t xml:space="preserve"> </w:t>
+            </w:r>
+            <w:r>
+              <w:rPr>
+                <w:rFonts w:ascii="Menlo" w:cs="Menlo" w:eastAsia="Menlo" w:hAnsi="Menlo"/>
+                <w:color w:val="036F3D"/>
+                <w:sz w:val="20"/>
+                <w:szCs w:val="20"/>
+                <w:shd w:fill="F1F5F3" w:color="auto" w:val="clear"/>
+              </w:rPr>
+              <w:t xml:space="preserve">DA2-04</w:t>
+            </w:r>
+            <w:r>
+              <w:rPr>
+                <w:rFonts w:ascii="Be Vietnam Pro" w:cs="Be Vietnam Pro" w:eastAsia="Be Vietnam Pro" w:hAnsi="Be Vietnam Pro"/>
+                <w:color w:val="101814"/>
+                <w:sz w:val="20"/>
+                <w:szCs w:val="20"/>
+              </w:rPr>
+              <w:t xml:space="preserve"> </w:t>
+            </w:r>
+            <w:r>
+              <w:rPr>
+                <w:rFonts w:ascii="Menlo" w:cs="Menlo" w:eastAsia="Menlo" w:hAnsi="Menlo"/>
+                <w:color w:val="036F3D"/>
+                <w:sz w:val="20"/>
+                <w:szCs w:val="20"/>
+                <w:shd w:fill="F1F5F3" w:color="auto" w:val="clear"/>
+              </w:rPr>
+              <w:t xml:space="preserve">DA2-05</w:t>
+            </w:r>
+          </w:p>
+        </w:tc>
+        <w:tc>
+          <w:tcPr>
+            <w:tcW w:type="dxa" w:w="3543"/>
+            <w:tcMar>
+              <w:top w:type="dxa" w:w="90"/>
+              <w:left w:type="dxa" w:w="120"/>
+              <w:bottom w:type="dxa" w:w="90"/>
+              <w:right w:type="dxa" w:w="120"/>
+            </w:tcMar>
+            <w:vAlign w:val="center"/>
+          </w:tcPr>
+          <w:p>
+            <w:pPr>
+              <w:spacing w:after="0" w:line="280"/>
+            </w:pPr>
+            <w:r>
+              <w:rPr>
+                <w:rFonts w:ascii="Be Vietnam Pro" w:cs="Be Vietnam Pro" w:eastAsia="Be Vietnam Pro" w:hAnsi="Be Vietnam Pro"/>
+                <w:color w:val="101814"/>
+                <w:sz w:val="20"/>
+                <w:szCs w:val="20"/>
+              </w:rPr>
+              <w:t xml:space="preserve">TC-01–TC-10</w:t>
+            </w:r>
+          </w:p>
+        </w:tc>
+      </w:tr>
+      <w:tr>
+        <w:trPr>
+          <w:tblHeader w:val="false"/>
+        </w:trPr>
+        <w:tc>
+          <w:tcPr>
+            <w:tcW w:type="dxa" w:w="1000"/>
+            <w:tcMar>
+              <w:top w:type="dxa" w:w="90"/>
+              <w:left w:type="dxa" w:w="120"/>
+              <w:bottom w:type="dxa" w:w="90"/>
+              <w:right w:type="dxa" w:w="120"/>
+            </w:tcMar>
+            <w:vAlign w:val="center"/>
+          </w:tcPr>
+          <w:p>
+            <w:pPr>
+              <w:spacing w:after="0" w:line="280"/>
+            </w:pPr>
+            <w:r>
+              <w:rPr>
+                <w:rFonts w:ascii="Menlo" w:cs="Menlo" w:eastAsia="Menlo" w:hAnsi="Menlo"/>
+                <w:color w:val="036F3D"/>
+                <w:sz w:val="20"/>
+                <w:szCs w:val="20"/>
+                <w:shd w:fill="F1F5F3" w:color="auto" w:val="clear"/>
+              </w:rPr>
+              <w:t xml:space="preserve">YC-09</w:t>
+            </w:r>
+          </w:p>
+        </w:tc>
+        <w:tc>
+          <w:tcPr>
+            <w:tcW w:type="dxa" w:w="3480"/>
+            <w:tcMar>
+              <w:top w:type="dxa" w:w="90"/>
+              <w:left w:type="dxa" w:w="120"/>
+              <w:bottom w:type="dxa" w:w="90"/>
+              <w:right w:type="dxa" w:w="120"/>
+            </w:tcMar>
+            <w:vAlign w:val="center"/>
+          </w:tcPr>
+          <w:p>
+            <w:pPr>
+              <w:spacing w:after="0" w:line="280"/>
+            </w:pPr>
+            <w:r>
+              <w:rPr>
+                <w:rFonts w:ascii="Be Vietnam Pro" w:cs="Be Vietnam Pro" w:eastAsia="Be Vietnam Pro" w:hAnsi="Be Vietnam Pro"/>
+                <w:color w:val="101814"/>
+                <w:sz w:val="20"/>
+                <w:szCs w:val="20"/>
+              </w:rPr>
+              <w:t xml:space="preserve">Sinh đủ 20 nhóm trường của hồ sơ nguyên liệu</w:t>
+            </w:r>
+          </w:p>
+        </w:tc>
+        <w:tc>
+          <w:tcPr>
+            <w:tcW w:type="dxa" w:w="1337"/>
+            <w:tcMar>
+              <w:top w:type="dxa" w:w="90"/>
+              <w:left w:type="dxa" w:w="120"/>
+              <w:bottom w:type="dxa" w:w="90"/>
+              <w:right w:type="dxa" w:w="120"/>
+            </w:tcMar>
+            <w:vAlign w:val="center"/>
+          </w:tcPr>
+          <w:p>
+            <w:pPr>
+              <w:spacing w:after="0" w:line="280"/>
+            </w:pPr>
+            <w:r>
+              <w:rPr>
+                <w:rFonts w:ascii="Menlo" w:cs="Menlo" w:eastAsia="Menlo" w:hAnsi="Menlo"/>
+                <w:color w:val="036F3D"/>
+                <w:sz w:val="20"/>
+                <w:szCs w:val="20"/>
+                <w:shd w:fill="F1F5F3" w:color="auto" w:val="clear"/>
+              </w:rPr>
+              <w:t xml:space="preserve">DA2-03</w:t>
+            </w:r>
+            <w:r>
+              <w:rPr>
+                <w:rFonts w:ascii="Be Vietnam Pro" w:cs="Be Vietnam Pro" w:eastAsia="Be Vietnam Pro" w:hAnsi="Be Vietnam Pro"/>
+                <w:color w:val="101814"/>
+                <w:sz w:val="20"/>
+                <w:szCs w:val="20"/>
+              </w:rPr>
+              <w:t xml:space="preserve"> </w:t>
+            </w:r>
+            <w:r>
+              <w:rPr>
+                <w:rFonts w:ascii="Menlo" w:cs="Menlo" w:eastAsia="Menlo" w:hAnsi="Menlo"/>
+                <w:color w:val="036F3D"/>
+                <w:sz w:val="20"/>
+                <w:szCs w:val="20"/>
+                <w:shd w:fill="F1F5F3" w:color="auto" w:val="clear"/>
+              </w:rPr>
+              <w:t xml:space="preserve">DA2-04</w:t>
+            </w:r>
+            <w:r>
+              <w:rPr>
+                <w:rFonts w:ascii="Be Vietnam Pro" w:cs="Be Vietnam Pro" w:eastAsia="Be Vietnam Pro" w:hAnsi="Be Vietnam Pro"/>
+                <w:color w:val="101814"/>
+                <w:sz w:val="20"/>
+                <w:szCs w:val="20"/>
+              </w:rPr>
+              <w:t xml:space="preserve"> </w:t>
+            </w:r>
+            <w:r>
+              <w:rPr>
+                <w:rFonts w:ascii="Menlo" w:cs="Menlo" w:eastAsia="Menlo" w:hAnsi="Menlo"/>
+                <w:color w:val="036F3D"/>
+                <w:sz w:val="20"/>
+                <w:szCs w:val="20"/>
+                <w:shd w:fill="F1F5F3" w:color="auto" w:val="clear"/>
+              </w:rPr>
+              <w:t xml:space="preserve">DA2-05</w:t>
+            </w:r>
+          </w:p>
+        </w:tc>
+        <w:tc>
+          <w:tcPr>
+            <w:tcW w:type="dxa" w:w="3543"/>
+            <w:tcMar>
+              <w:top w:type="dxa" w:w="90"/>
+              <w:left w:type="dxa" w:w="120"/>
+              <w:bottom w:type="dxa" w:w="90"/>
+              <w:right w:type="dxa" w:w="120"/>
+            </w:tcMar>
+            <w:vAlign w:val="center"/>
+          </w:tcPr>
+          <w:p>
+            <w:pPr>
+              <w:spacing w:after="0" w:line="280"/>
+            </w:pPr>
+            <w:r>
+              <w:rPr>
+                <w:rFonts w:ascii="Be Vietnam Pro" w:cs="Be Vietnam Pro" w:eastAsia="Be Vietnam Pro" w:hAnsi="Be Vietnam Pro"/>
+                <w:color w:val="101814"/>
+                <w:sz w:val="20"/>
+                <w:szCs w:val="20"/>
+              </w:rPr>
+              <w:t xml:space="preserve">TC-11, TC-11–TC-19, TC-16, TC-17</w:t>
+            </w:r>
+          </w:p>
+        </w:tc>
+      </w:tr>
+      <w:tr>
+        <w:trPr>
+          <w:tblHeader w:val="false"/>
+        </w:trPr>
+        <w:tc>
+          <w:tcPr>
+            <w:tcW w:type="dxa" w:w="1000"/>
+            <w:tcMar>
+              <w:top w:type="dxa" w:w="90"/>
+              <w:left w:type="dxa" w:w="120"/>
+              <w:bottom w:type="dxa" w:w="90"/>
+              <w:right w:type="dxa" w:w="120"/>
+            </w:tcMar>
+            <w:vAlign w:val="center"/>
+          </w:tcPr>
+          <w:p>
+            <w:pPr>
+              <w:spacing w:after="0" w:line="280"/>
+            </w:pPr>
+            <w:r>
+              <w:rPr>
+                <w:rFonts w:ascii="Menlo" w:cs="Menlo" w:eastAsia="Menlo" w:hAnsi="Menlo"/>
+                <w:color w:val="036F3D"/>
+                <w:sz w:val="20"/>
+                <w:szCs w:val="20"/>
+                <w:shd w:fill="F1F5F3" w:color="auto" w:val="clear"/>
+              </w:rPr>
+              <w:t xml:space="preserve">YC-10</w:t>
+            </w:r>
+          </w:p>
+        </w:tc>
+        <w:tc>
+          <w:tcPr>
+            <w:tcW w:type="dxa" w:w="3480"/>
+            <w:tcMar>
+              <w:top w:type="dxa" w:w="90"/>
+              <w:left w:type="dxa" w:w="120"/>
+              <w:bottom w:type="dxa" w:w="90"/>
+              <w:right w:type="dxa" w:w="120"/>
+            </w:tcMar>
+            <w:vAlign w:val="center"/>
+          </w:tcPr>
+          <w:p>
+            <w:pPr>
+              <w:spacing w:after="0" w:line="280"/>
+            </w:pPr>
+            <w:r>
+              <w:rPr>
+                <w:rFonts w:ascii="Be Vietnam Pro" w:cs="Be Vietnam Pro" w:eastAsia="Be Vietnam Pro" w:hAnsi="Be Vietnam Pro"/>
+                <w:color w:val="101814"/>
+                <w:sz w:val="20"/>
+                <w:szCs w:val="20"/>
+              </w:rPr>
+              <w:t xml:space="preserve">Mọi trường có tính ngôn ngữ đều sinh đồng thời tiếng Việt và tiế…</w:t>
+            </w:r>
+          </w:p>
+        </w:tc>
+        <w:tc>
+          <w:tcPr>
+            <w:tcW w:type="dxa" w:w="1337"/>
+            <w:tcMar>
+              <w:top w:type="dxa" w:w="90"/>
+              <w:left w:type="dxa" w:w="120"/>
+              <w:bottom w:type="dxa" w:w="90"/>
+              <w:right w:type="dxa" w:w="120"/>
+            </w:tcMar>
+            <w:vAlign w:val="center"/>
+          </w:tcPr>
+          <w:p>
+            <w:pPr>
+              <w:spacing w:after="0" w:line="280"/>
+            </w:pPr>
+            <w:r>
+              <w:rPr>
+                <w:rFonts w:ascii="Menlo" w:cs="Menlo" w:eastAsia="Menlo" w:hAnsi="Menlo"/>
+                <w:color w:val="036F3D"/>
+                <w:sz w:val="20"/>
+                <w:szCs w:val="20"/>
+                <w:shd w:fill="F1F5F3" w:color="auto" w:val="clear"/>
+              </w:rPr>
+              <w:t xml:space="preserve">DA2-03</w:t>
+            </w:r>
+            <w:r>
+              <w:rPr>
+                <w:rFonts w:ascii="Be Vietnam Pro" w:cs="Be Vietnam Pro" w:eastAsia="Be Vietnam Pro" w:hAnsi="Be Vietnam Pro"/>
+                <w:color w:val="101814"/>
+                <w:sz w:val="20"/>
+                <w:szCs w:val="20"/>
+              </w:rPr>
+              <w:t xml:space="preserve"> </w:t>
+            </w:r>
+            <w:r>
+              <w:rPr>
+                <w:rFonts w:ascii="Menlo" w:cs="Menlo" w:eastAsia="Menlo" w:hAnsi="Menlo"/>
+                <w:color w:val="036F3D"/>
+                <w:sz w:val="20"/>
+                <w:szCs w:val="20"/>
+                <w:shd w:fill="F1F5F3" w:color="auto" w:val="clear"/>
+              </w:rPr>
+              <w:t xml:space="preserve">DA2-04</w:t>
+            </w:r>
+            <w:r>
+              <w:rPr>
+                <w:rFonts w:ascii="Be Vietnam Pro" w:cs="Be Vietnam Pro" w:eastAsia="Be Vietnam Pro" w:hAnsi="Be Vietnam Pro"/>
+                <w:color w:val="101814"/>
+                <w:sz w:val="20"/>
+                <w:szCs w:val="20"/>
+              </w:rPr>
+              <w:t xml:space="preserve"> </w:t>
+            </w:r>
+            <w:r>
+              <w:rPr>
+                <w:rFonts w:ascii="Menlo" w:cs="Menlo" w:eastAsia="Menlo" w:hAnsi="Menlo"/>
+                <w:color w:val="036F3D"/>
+                <w:sz w:val="20"/>
+                <w:szCs w:val="20"/>
+                <w:shd w:fill="F1F5F3" w:color="auto" w:val="clear"/>
+              </w:rPr>
+              <w:t xml:space="preserve">DA2-05</w:t>
+            </w:r>
+          </w:p>
+        </w:tc>
+        <w:tc>
+          <w:tcPr>
+            <w:tcW w:type="dxa" w:w="3543"/>
+            <w:tcMar>
+              <w:top w:type="dxa" w:w="90"/>
+              <w:left w:type="dxa" w:w="120"/>
+              <w:bottom w:type="dxa" w:w="90"/>
+              <w:right w:type="dxa" w:w="120"/>
+            </w:tcMar>
+            <w:vAlign w:val="center"/>
+          </w:tcPr>
+          <w:p>
+            <w:pPr>
+              <w:spacing w:after="0" w:line="280"/>
+            </w:pPr>
+            <w:r>
+              <w:rPr>
+                <w:rFonts w:ascii="Be Vietnam Pro" w:cs="Be Vietnam Pro" w:eastAsia="Be Vietnam Pro" w:hAnsi="Be Vietnam Pro"/>
+                <w:color w:val="101814"/>
+                <w:sz w:val="20"/>
+                <w:szCs w:val="20"/>
+              </w:rPr>
+              <w:t xml:space="preserve">TC-11–TC-19, TC-12</w:t>
+            </w:r>
+          </w:p>
+        </w:tc>
+      </w:tr>
+      <w:tr>
+        <w:trPr>
+          <w:tblHeader w:val="false"/>
+        </w:trPr>
+        <w:tc>
+          <w:tcPr>
+            <w:tcW w:type="dxa" w:w="1000"/>
+            <w:tcMar>
+              <w:top w:type="dxa" w:w="90"/>
+              <w:left w:type="dxa" w:w="120"/>
+              <w:bottom w:type="dxa" w:w="90"/>
+              <w:right w:type="dxa" w:w="120"/>
+            </w:tcMar>
+            <w:vAlign w:val="center"/>
+          </w:tcPr>
+          <w:p>
+            <w:pPr>
+              <w:spacing w:after="0" w:line="280"/>
+            </w:pPr>
+            <w:r>
+              <w:rPr>
+                <w:rFonts w:ascii="Menlo" w:cs="Menlo" w:eastAsia="Menlo" w:hAnsi="Menlo"/>
+                <w:color w:val="036F3D"/>
+                <w:sz w:val="20"/>
+                <w:szCs w:val="20"/>
+                <w:shd w:fill="F1F5F3" w:color="auto" w:val="clear"/>
+              </w:rPr>
+              <w:t xml:space="preserve">YC-11</w:t>
+            </w:r>
+          </w:p>
+        </w:tc>
+        <w:tc>
+          <w:tcPr>
+            <w:tcW w:type="dxa" w:w="3480"/>
+            <w:tcMar>
+              <w:top w:type="dxa" w:w="90"/>
+              <w:left w:type="dxa" w:w="120"/>
+              <w:bottom w:type="dxa" w:w="90"/>
+              <w:right w:type="dxa" w:w="120"/>
+            </w:tcMar>
+            <w:vAlign w:val="center"/>
+          </w:tcPr>
+          <w:p>
+            <w:pPr>
+              <w:spacing w:after="0" w:line="280"/>
+            </w:pPr>
+            <w:r>
+              <w:rPr>
+                <w:rFonts w:ascii="Be Vietnam Pro" w:cs="Be Vietnam Pro" w:eastAsia="Be Vietnam Pro" w:hAnsi="Be Vietnam Pro"/>
+                <w:color w:val="101814"/>
+                <w:sz w:val="20"/>
+                <w:szCs w:val="20"/>
+              </w:rPr>
+              <w:t xml:space="preserve">Chia trường thành hai loại: trích xuất và biên tập, với hai tiêu…</w:t>
+            </w:r>
+          </w:p>
+        </w:tc>
+        <w:tc>
+          <w:tcPr>
+            <w:tcW w:type="dxa" w:w="1337"/>
+            <w:tcMar>
+              <w:top w:type="dxa" w:w="90"/>
+              <w:left w:type="dxa" w:w="120"/>
+              <w:bottom w:type="dxa" w:w="90"/>
+              <w:right w:type="dxa" w:w="120"/>
+            </w:tcMar>
+            <w:vAlign w:val="center"/>
+          </w:tcPr>
+          <w:p>
+            <w:pPr>
+              <w:spacing w:after="0" w:line="280"/>
+            </w:pPr>
+            <w:r>
+              <w:rPr>
+                <w:rFonts w:ascii="Menlo" w:cs="Menlo" w:eastAsia="Menlo" w:hAnsi="Menlo"/>
+                <w:color w:val="036F3D"/>
+                <w:sz w:val="20"/>
+                <w:szCs w:val="20"/>
+                <w:shd w:fill="F1F5F3" w:color="auto" w:val="clear"/>
+              </w:rPr>
+              <w:t xml:space="preserve">DA2-03</w:t>
+            </w:r>
+            <w:r>
+              <w:rPr>
+                <w:rFonts w:ascii="Be Vietnam Pro" w:cs="Be Vietnam Pro" w:eastAsia="Be Vietnam Pro" w:hAnsi="Be Vietnam Pro"/>
+                <w:color w:val="101814"/>
+                <w:sz w:val="20"/>
+                <w:szCs w:val="20"/>
+              </w:rPr>
+              <w:t xml:space="preserve"> </w:t>
+            </w:r>
+            <w:r>
+              <w:rPr>
+                <w:rFonts w:ascii="Menlo" w:cs="Menlo" w:eastAsia="Menlo" w:hAnsi="Menlo"/>
+                <w:color w:val="036F3D"/>
+                <w:sz w:val="20"/>
+                <w:szCs w:val="20"/>
+                <w:shd w:fill="F1F5F3" w:color="auto" w:val="clear"/>
+              </w:rPr>
+              <w:t xml:space="preserve">DA2-04</w:t>
+            </w:r>
+            <w:r>
+              <w:rPr>
+                <w:rFonts w:ascii="Be Vietnam Pro" w:cs="Be Vietnam Pro" w:eastAsia="Be Vietnam Pro" w:hAnsi="Be Vietnam Pro"/>
+                <w:color w:val="101814"/>
+                <w:sz w:val="20"/>
+                <w:szCs w:val="20"/>
+              </w:rPr>
+              <w:t xml:space="preserve"> </w:t>
+            </w:r>
+            <w:r>
+              <w:rPr>
+                <w:rFonts w:ascii="Menlo" w:cs="Menlo" w:eastAsia="Menlo" w:hAnsi="Menlo"/>
+                <w:color w:val="036F3D"/>
+                <w:sz w:val="20"/>
+                <w:szCs w:val="20"/>
+                <w:shd w:fill="F1F5F3" w:color="auto" w:val="clear"/>
+              </w:rPr>
+              <w:t xml:space="preserve">DA2-05</w:t>
+            </w:r>
+          </w:p>
+        </w:tc>
+        <w:tc>
+          <w:tcPr>
+            <w:tcW w:type="dxa" w:w="3543"/>
+            <w:tcMar>
+              <w:top w:type="dxa" w:w="90"/>
+              <w:left w:type="dxa" w:w="120"/>
+              <w:bottom w:type="dxa" w:w="90"/>
+              <w:right w:type="dxa" w:w="120"/>
+            </w:tcMar>
+            <w:vAlign w:val="center"/>
+          </w:tcPr>
+          <w:p>
+            <w:pPr>
+              <w:spacing w:after="0" w:line="280"/>
+            </w:pPr>
+            <w:r>
+              <w:rPr>
+                <w:rFonts w:ascii="Be Vietnam Pro" w:cs="Be Vietnam Pro" w:eastAsia="Be Vietnam Pro" w:hAnsi="Be Vietnam Pro"/>
+                <w:color w:val="101814"/>
+                <w:sz w:val="20"/>
+                <w:szCs w:val="20"/>
+              </w:rPr>
+              <w:t xml:space="preserve">TC-11–TC-19</w:t>
+            </w:r>
+          </w:p>
+        </w:tc>
+      </w:tr>
+      <w:tr>
+        <w:trPr>
+          <w:tblHeader w:val="false"/>
+        </w:trPr>
+        <w:tc>
+          <w:tcPr>
+            <w:tcW w:type="dxa" w:w="1000"/>
+            <w:tcMar>
+              <w:top w:type="dxa" w:w="90"/>
+              <w:left w:type="dxa" w:w="120"/>
+              <w:bottom w:type="dxa" w:w="90"/>
+              <w:right w:type="dxa" w:w="120"/>
+            </w:tcMar>
+            <w:vAlign w:val="center"/>
+          </w:tcPr>
+          <w:p>
+            <w:pPr>
+              <w:spacing w:after="0" w:line="280"/>
+            </w:pPr>
+            <w:r>
+              <w:rPr>
+                <w:rFonts w:ascii="Menlo" w:cs="Menlo" w:eastAsia="Menlo" w:hAnsi="Menlo"/>
+                <w:color w:val="036F3D"/>
+                <w:sz w:val="20"/>
+                <w:szCs w:val="20"/>
+                <w:shd w:fill="F1F5F3" w:color="auto" w:val="clear"/>
+              </w:rPr>
+              <w:t xml:space="preserve">YC-12</w:t>
+            </w:r>
+          </w:p>
+        </w:tc>
+        <w:tc>
+          <w:tcPr>
+            <w:tcW w:type="dxa" w:w="3480"/>
+            <w:tcMar>
+              <w:top w:type="dxa" w:w="90"/>
+              <w:left w:type="dxa" w:w="120"/>
+              <w:bottom w:type="dxa" w:w="90"/>
+              <w:right w:type="dxa" w:w="120"/>
+            </w:tcMar>
+            <w:vAlign w:val="center"/>
+          </w:tcPr>
+          <w:p>
+            <w:pPr>
+              <w:spacing w:after="0" w:line="280"/>
+            </w:pPr>
+            <w:r>
+              <w:rPr>
+                <w:rFonts w:ascii="Be Vietnam Pro" w:cs="Be Vietnam Pro" w:eastAsia="Be Vietnam Pro" w:hAnsi="Be Vietnam Pro"/>
+                <w:color w:val="101814"/>
+                <w:sz w:val="20"/>
+                <w:szCs w:val="20"/>
+              </w:rPr>
+              <w:t xml:space="preserve">Trường loại trích xuất không có trong tài liệu thì để trống, khô…</w:t>
+            </w:r>
+          </w:p>
+        </w:tc>
+        <w:tc>
+          <w:tcPr>
+            <w:tcW w:type="dxa" w:w="1337"/>
+            <w:tcMar>
+              <w:top w:type="dxa" w:w="90"/>
+              <w:left w:type="dxa" w:w="120"/>
+              <w:bottom w:type="dxa" w:w="90"/>
+              <w:right w:type="dxa" w:w="120"/>
+            </w:tcMar>
+            <w:vAlign w:val="center"/>
+          </w:tcPr>
+          <w:p>
+            <w:pPr>
+              <w:spacing w:after="0" w:line="280"/>
+            </w:pPr>
+            <w:r>
+              <w:rPr>
+                <w:rFonts w:ascii="Menlo" w:cs="Menlo" w:eastAsia="Menlo" w:hAnsi="Menlo"/>
+                <w:color w:val="036F3D"/>
+                <w:sz w:val="20"/>
+                <w:szCs w:val="20"/>
+                <w:shd w:fill="F1F5F3" w:color="auto" w:val="clear"/>
+              </w:rPr>
+              <w:t xml:space="preserve">DA2-03</w:t>
+            </w:r>
+            <w:r>
+              <w:rPr>
+                <w:rFonts w:ascii="Be Vietnam Pro" w:cs="Be Vietnam Pro" w:eastAsia="Be Vietnam Pro" w:hAnsi="Be Vietnam Pro"/>
+                <w:color w:val="101814"/>
+                <w:sz w:val="20"/>
+                <w:szCs w:val="20"/>
+              </w:rPr>
+              <w:t xml:space="preserve"> </w:t>
+            </w:r>
+            <w:r>
+              <w:rPr>
+                <w:rFonts w:ascii="Menlo" w:cs="Menlo" w:eastAsia="Menlo" w:hAnsi="Menlo"/>
+                <w:color w:val="036F3D"/>
+                <w:sz w:val="20"/>
+                <w:szCs w:val="20"/>
+                <w:shd w:fill="F1F5F3" w:color="auto" w:val="clear"/>
+              </w:rPr>
+              <w:t xml:space="preserve">DA2-04</w:t>
+            </w:r>
+            <w:r>
+              <w:rPr>
+                <w:rFonts w:ascii="Be Vietnam Pro" w:cs="Be Vietnam Pro" w:eastAsia="Be Vietnam Pro" w:hAnsi="Be Vietnam Pro"/>
+                <w:color w:val="101814"/>
+                <w:sz w:val="20"/>
+                <w:szCs w:val="20"/>
+              </w:rPr>
+              <w:t xml:space="preserve"> </w:t>
+            </w:r>
+            <w:r>
+              <w:rPr>
+                <w:rFonts w:ascii="Menlo" w:cs="Menlo" w:eastAsia="Menlo" w:hAnsi="Menlo"/>
+                <w:color w:val="036F3D"/>
+                <w:sz w:val="20"/>
+                <w:szCs w:val="20"/>
+                <w:shd w:fill="F1F5F3" w:color="auto" w:val="clear"/>
+              </w:rPr>
+              <w:t xml:space="preserve">DA2-05</w:t>
+            </w:r>
+          </w:p>
+        </w:tc>
+        <w:tc>
+          <w:tcPr>
+            <w:tcW w:type="dxa" w:w="3543"/>
+            <w:tcMar>
+              <w:top w:type="dxa" w:w="90"/>
+              <w:left w:type="dxa" w:w="120"/>
+              <w:bottom w:type="dxa" w:w="90"/>
+              <w:right w:type="dxa" w:w="120"/>
+            </w:tcMar>
+            <w:vAlign w:val="center"/>
+          </w:tcPr>
+          <w:p>
+            <w:pPr>
+              <w:spacing w:after="0" w:line="280"/>
+            </w:pPr>
+            <w:r>
+              <w:rPr>
+                <w:rFonts w:ascii="Be Vietnam Pro" w:cs="Be Vietnam Pro" w:eastAsia="Be Vietnam Pro" w:hAnsi="Be Vietnam Pro"/>
+                <w:color w:val="101814"/>
+                <w:sz w:val="20"/>
+                <w:szCs w:val="20"/>
+              </w:rPr>
+              <w:t xml:space="preserve">TC-11–TC-19, TC-20, TC-21, TC-22, TC-23, TC-24, TC-25</w:t>
+            </w:r>
+          </w:p>
+        </w:tc>
+      </w:tr>
+      <w:tr>
+        <w:trPr>
+          <w:tblHeader w:val="false"/>
+        </w:trPr>
+        <w:tc>
+          <w:tcPr>
+            <w:tcW w:type="dxa" w:w="1000"/>
+            <w:tcMar>
+              <w:top w:type="dxa" w:w="90"/>
+              <w:left w:type="dxa" w:w="120"/>
+              <w:bottom w:type="dxa" w:w="90"/>
+              <w:right w:type="dxa" w:w="120"/>
+            </w:tcMar>
+            <w:vAlign w:val="center"/>
+          </w:tcPr>
+          <w:p>
+            <w:pPr>
+              <w:spacing w:after="0" w:line="280"/>
+            </w:pPr>
+            <w:r>
+              <w:rPr>
+                <w:rFonts w:ascii="Menlo" w:cs="Menlo" w:eastAsia="Menlo" w:hAnsi="Menlo"/>
+                <w:color w:val="036F3D"/>
+                <w:sz w:val="20"/>
+                <w:szCs w:val="20"/>
+                <w:shd w:fill="F1F5F3" w:color="auto" w:val="clear"/>
+              </w:rPr>
+              <w:t xml:space="preserve">YC-13</w:t>
+            </w:r>
+          </w:p>
+        </w:tc>
+        <w:tc>
+          <w:tcPr>
+            <w:tcW w:type="dxa" w:w="3480"/>
+            <w:tcMar>
+              <w:top w:type="dxa" w:w="90"/>
+              <w:left w:type="dxa" w:w="120"/>
+              <w:bottom w:type="dxa" w:w="90"/>
+              <w:right w:type="dxa" w:w="120"/>
+            </w:tcMar>
+            <w:vAlign w:val="center"/>
+          </w:tcPr>
+          <w:p>
+            <w:pPr>
+              <w:spacing w:after="0" w:line="280"/>
+            </w:pPr>
+            <w:r>
+              <w:rPr>
+                <w:rFonts w:ascii="Be Vietnam Pro" w:cs="Be Vietnam Pro" w:eastAsia="Be Vietnam Pro" w:hAnsi="Be Vietnam Pro"/>
+                <w:color w:val="101814"/>
+                <w:sz w:val="20"/>
+                <w:szCs w:val="20"/>
+              </w:rPr>
+              <w:t xml:space="preserve">Trường loại biên tập được suy luận, nhưng mọi con số phải có tro…</w:t>
+            </w:r>
+          </w:p>
+        </w:tc>
+        <w:tc>
+          <w:tcPr>
+            <w:tcW w:type="dxa" w:w="1337"/>
+            <w:tcMar>
+              <w:top w:type="dxa" w:w="90"/>
+              <w:left w:type="dxa" w:w="120"/>
+              <w:bottom w:type="dxa" w:w="90"/>
+              <w:right w:type="dxa" w:w="120"/>
+            </w:tcMar>
+            <w:vAlign w:val="center"/>
+          </w:tcPr>
+          <w:p>
+            <w:pPr>
+              <w:spacing w:after="0" w:line="280"/>
+            </w:pPr>
+            <w:r>
+              <w:rPr>
+                <w:rFonts w:ascii="Menlo" w:cs="Menlo" w:eastAsia="Menlo" w:hAnsi="Menlo"/>
+                <w:color w:val="036F3D"/>
+                <w:sz w:val="20"/>
+                <w:szCs w:val="20"/>
+                <w:shd w:fill="F1F5F3" w:color="auto" w:val="clear"/>
+              </w:rPr>
+              <w:t xml:space="preserve">DA2-03</w:t>
+            </w:r>
+            <w:r>
+              <w:rPr>
+                <w:rFonts w:ascii="Be Vietnam Pro" w:cs="Be Vietnam Pro" w:eastAsia="Be Vietnam Pro" w:hAnsi="Be Vietnam Pro"/>
+                <w:color w:val="101814"/>
+                <w:sz w:val="20"/>
+                <w:szCs w:val="20"/>
+              </w:rPr>
+              <w:t xml:space="preserve"> </w:t>
+            </w:r>
+            <w:r>
+              <w:rPr>
+                <w:rFonts w:ascii="Menlo" w:cs="Menlo" w:eastAsia="Menlo" w:hAnsi="Menlo"/>
+                <w:color w:val="036F3D"/>
+                <w:sz w:val="20"/>
+                <w:szCs w:val="20"/>
+                <w:shd w:fill="F1F5F3" w:color="auto" w:val="clear"/>
+              </w:rPr>
+              <w:t xml:space="preserve">DA2-04</w:t>
+            </w:r>
+            <w:r>
+              <w:rPr>
+                <w:rFonts w:ascii="Be Vietnam Pro" w:cs="Be Vietnam Pro" w:eastAsia="Be Vietnam Pro" w:hAnsi="Be Vietnam Pro"/>
+                <w:color w:val="101814"/>
+                <w:sz w:val="20"/>
+                <w:szCs w:val="20"/>
+              </w:rPr>
+              <w:t xml:space="preserve"> </w:t>
+            </w:r>
+            <w:r>
+              <w:rPr>
+                <w:rFonts w:ascii="Menlo" w:cs="Menlo" w:eastAsia="Menlo" w:hAnsi="Menlo"/>
+                <w:color w:val="036F3D"/>
+                <w:sz w:val="20"/>
+                <w:szCs w:val="20"/>
+                <w:shd w:fill="F1F5F3" w:color="auto" w:val="clear"/>
+              </w:rPr>
+              <w:t xml:space="preserve">DA2-05</w:t>
+            </w:r>
+          </w:p>
+        </w:tc>
+        <w:tc>
+          <w:tcPr>
+            <w:tcW w:type="dxa" w:w="3543"/>
+            <w:tcMar>
+              <w:top w:type="dxa" w:w="90"/>
+              <w:left w:type="dxa" w:w="120"/>
+              <w:bottom w:type="dxa" w:w="90"/>
+              <w:right w:type="dxa" w:w="120"/>
+            </w:tcMar>
+            <w:vAlign w:val="center"/>
+          </w:tcPr>
+          <w:p>
+            <w:pPr>
+              <w:spacing w:after="0" w:line="280"/>
+            </w:pPr>
+            <w:r>
+              <w:rPr>
+                <w:rFonts w:ascii="Be Vietnam Pro" w:cs="Be Vietnam Pro" w:eastAsia="Be Vietnam Pro" w:hAnsi="Be Vietnam Pro"/>
+                <w:color w:val="101814"/>
+                <w:sz w:val="20"/>
+                <w:szCs w:val="20"/>
+              </w:rPr>
+              <w:t xml:space="preserve">TC-11–TC-19, TC-26</w:t>
+            </w:r>
+          </w:p>
+        </w:tc>
+      </w:tr>
+      <w:tr>
+        <w:trPr>
+          <w:tblHeader w:val="false"/>
+        </w:trPr>
+        <w:tc>
+          <w:tcPr>
+            <w:tcW w:type="dxa" w:w="1000"/>
+            <w:tcMar>
+              <w:top w:type="dxa" w:w="90"/>
+              <w:left w:type="dxa" w:w="120"/>
+              <w:bottom w:type="dxa" w:w="90"/>
+              <w:right w:type="dxa" w:w="120"/>
+            </w:tcMar>
+            <w:vAlign w:val="center"/>
+          </w:tcPr>
+          <w:p>
+            <w:pPr>
+              <w:spacing w:after="0" w:line="280"/>
+            </w:pPr>
+            <w:r>
+              <w:rPr>
+                <w:rFonts w:ascii="Menlo" w:cs="Menlo" w:eastAsia="Menlo" w:hAnsi="Menlo"/>
+                <w:color w:val="036F3D"/>
+                <w:sz w:val="20"/>
+                <w:szCs w:val="20"/>
+                <w:shd w:fill="F1F5F3" w:color="auto" w:val="clear"/>
+              </w:rPr>
+              <w:t xml:space="preserve">YC-14</w:t>
+            </w:r>
+          </w:p>
+        </w:tc>
+        <w:tc>
+          <w:tcPr>
+            <w:tcW w:type="dxa" w:w="3480"/>
+            <w:tcMar>
+              <w:top w:type="dxa" w:w="90"/>
+              <w:left w:type="dxa" w:w="120"/>
+              <w:bottom w:type="dxa" w:w="90"/>
+              <w:right w:type="dxa" w:w="120"/>
+            </w:tcMar>
+            <w:vAlign w:val="center"/>
+          </w:tcPr>
+          <w:p>
+            <w:pPr>
+              <w:spacing w:after="0" w:line="280"/>
+            </w:pPr>
+            <w:r>
+              <w:rPr>
+                <w:rFonts w:ascii="Be Vietnam Pro" w:cs="Be Vietnam Pro" w:eastAsia="Be Vietnam Pro" w:hAnsi="Be Vietnam Pro"/>
+                <w:color w:val="101814"/>
+                <w:sz w:val="20"/>
+                <w:szCs w:val="20"/>
+              </w:rPr>
+              <w:t xml:space="preserve">Chuẩn hoá tên nguyên liệu: bỏ số thứ tự, bỏ mã nội bộ, bỏ hậu tố</w:t>
+            </w:r>
+          </w:p>
+        </w:tc>
+        <w:tc>
+          <w:tcPr>
+            <w:tcW w:type="dxa" w:w="1337"/>
+            <w:tcMar>
+              <w:top w:type="dxa" w:w="90"/>
+              <w:left w:type="dxa" w:w="120"/>
+              <w:bottom w:type="dxa" w:w="90"/>
+              <w:right w:type="dxa" w:w="120"/>
+            </w:tcMar>
+            <w:vAlign w:val="center"/>
+          </w:tcPr>
+          <w:p>
+            <w:pPr>
+              <w:spacing w:after="0" w:line="280"/>
+            </w:pPr>
+            <w:r>
+              <w:rPr>
+                <w:rFonts w:ascii="Menlo" w:cs="Menlo" w:eastAsia="Menlo" w:hAnsi="Menlo"/>
+                <w:color w:val="036F3D"/>
+                <w:sz w:val="20"/>
+                <w:szCs w:val="20"/>
+                <w:shd w:fill="F1F5F3" w:color="auto" w:val="clear"/>
+              </w:rPr>
+              <w:t xml:space="preserve">DA2-03</w:t>
+            </w:r>
+            <w:r>
+              <w:rPr>
+                <w:rFonts w:ascii="Be Vietnam Pro" w:cs="Be Vietnam Pro" w:eastAsia="Be Vietnam Pro" w:hAnsi="Be Vietnam Pro"/>
+                <w:color w:val="101814"/>
+                <w:sz w:val="20"/>
+                <w:szCs w:val="20"/>
+              </w:rPr>
+              <w:t xml:space="preserve"> </w:t>
+            </w:r>
+            <w:r>
+              <w:rPr>
+                <w:rFonts w:ascii="Menlo" w:cs="Menlo" w:eastAsia="Menlo" w:hAnsi="Menlo"/>
+                <w:color w:val="036F3D"/>
+                <w:sz w:val="20"/>
+                <w:szCs w:val="20"/>
+                <w:shd w:fill="F1F5F3" w:color="auto" w:val="clear"/>
+              </w:rPr>
+              <w:t xml:space="preserve">DA2-04</w:t>
+            </w:r>
+            <w:r>
+              <w:rPr>
+                <w:rFonts w:ascii="Be Vietnam Pro" w:cs="Be Vietnam Pro" w:eastAsia="Be Vietnam Pro" w:hAnsi="Be Vietnam Pro"/>
+                <w:color w:val="101814"/>
+                <w:sz w:val="20"/>
+                <w:szCs w:val="20"/>
+              </w:rPr>
+              <w:t xml:space="preserve"> </w:t>
+            </w:r>
+            <w:r>
+              <w:rPr>
+                <w:rFonts w:ascii="Menlo" w:cs="Menlo" w:eastAsia="Menlo" w:hAnsi="Menlo"/>
+                <w:color w:val="036F3D"/>
+                <w:sz w:val="20"/>
+                <w:szCs w:val="20"/>
+                <w:shd w:fill="F1F5F3" w:color="auto" w:val="clear"/>
+              </w:rPr>
+              <w:t xml:space="preserve">DA2-05</w:t>
+            </w:r>
+          </w:p>
+        </w:tc>
+        <w:tc>
+          <w:tcPr>
+            <w:tcW w:type="dxa" w:w="3543"/>
+            <w:tcMar>
+              <w:top w:type="dxa" w:w="90"/>
+              <w:left w:type="dxa" w:w="120"/>
+              <w:bottom w:type="dxa" w:w="90"/>
+              <w:right w:type="dxa" w:w="120"/>
+            </w:tcMar>
+            <w:vAlign w:val="center"/>
+          </w:tcPr>
+          <w:p>
+            <w:pPr>
+              <w:spacing w:after="0" w:line="280"/>
+            </w:pPr>
+            <w:r>
+              <w:rPr>
+                <w:rFonts w:ascii="Be Vietnam Pro" w:cs="Be Vietnam Pro" w:eastAsia="Be Vietnam Pro" w:hAnsi="Be Vietnam Pro"/>
+                <w:color w:val="101814"/>
+                <w:sz w:val="20"/>
+                <w:szCs w:val="20"/>
+              </w:rPr>
+              <w:t xml:space="preserve">TC-11–TC-19, TC-13</w:t>
+            </w:r>
+          </w:p>
+        </w:tc>
+      </w:tr>
+      <w:tr>
+        <w:trPr>
+          <w:tblHeader w:val="false"/>
+        </w:trPr>
+        <w:tc>
+          <w:tcPr>
+            <w:tcW w:type="dxa" w:w="1000"/>
+            <w:tcMar>
+              <w:top w:type="dxa" w:w="90"/>
+              <w:left w:type="dxa" w:w="120"/>
+              <w:bottom w:type="dxa" w:w="90"/>
+              <w:right w:type="dxa" w:w="120"/>
+            </w:tcMar>
+            <w:vAlign w:val="center"/>
+          </w:tcPr>
+          <w:p>
+            <w:pPr>
+              <w:spacing w:after="0" w:line="280"/>
+            </w:pPr>
+            <w:r>
+              <w:rPr>
+                <w:rFonts w:ascii="Menlo" w:cs="Menlo" w:eastAsia="Menlo" w:hAnsi="Menlo"/>
+                <w:color w:val="036F3D"/>
+                <w:sz w:val="20"/>
+                <w:szCs w:val="20"/>
+                <w:shd w:fill="F1F5F3" w:color="auto" w:val="clear"/>
+              </w:rPr>
+              <w:t xml:space="preserve">YC-15</w:t>
+            </w:r>
+          </w:p>
+        </w:tc>
+        <w:tc>
+          <w:tcPr>
+            <w:tcW w:type="dxa" w:w="3480"/>
+            <w:tcMar>
+              <w:top w:type="dxa" w:w="90"/>
+              <w:left w:type="dxa" w:w="120"/>
+              <w:bottom w:type="dxa" w:w="90"/>
+              <w:right w:type="dxa" w:w="120"/>
+            </w:tcMar>
+            <w:vAlign w:val="center"/>
+          </w:tcPr>
+          <w:p>
+            <w:pPr>
+              <w:spacing w:after="0" w:line="280"/>
+            </w:pPr>
+            <w:r>
+              <w:rPr>
+                <w:rFonts w:ascii="Be Vietnam Pro" w:cs="Be Vietnam Pro" w:eastAsia="Be Vietnam Pro" w:hAnsi="Be Vietnam Pro"/>
+                <w:color w:val="101814"/>
+                <w:sz w:val="20"/>
+                <w:szCs w:val="20"/>
+              </w:rPr>
+              <w:t xml:space="preserve">Chỉ chọn thẻ lọc từ danh mục có sẵn, không được tạo tên mới</w:t>
+            </w:r>
+          </w:p>
+        </w:tc>
+        <w:tc>
+          <w:tcPr>
+            <w:tcW w:type="dxa" w:w="1337"/>
+            <w:tcMar>
+              <w:top w:type="dxa" w:w="90"/>
+              <w:left w:type="dxa" w:w="120"/>
+              <w:bottom w:type="dxa" w:w="90"/>
+              <w:right w:type="dxa" w:w="120"/>
+            </w:tcMar>
+            <w:vAlign w:val="center"/>
+          </w:tcPr>
+          <w:p>
+            <w:pPr>
+              <w:spacing w:after="0" w:line="280"/>
+            </w:pPr>
+            <w:r>
+              <w:rPr>
+                <w:rFonts w:ascii="Menlo" w:cs="Menlo" w:eastAsia="Menlo" w:hAnsi="Menlo"/>
+                <w:color w:val="036F3D"/>
+                <w:sz w:val="20"/>
+                <w:szCs w:val="20"/>
+                <w:shd w:fill="F1F5F3" w:color="auto" w:val="clear"/>
+              </w:rPr>
+              <w:t xml:space="preserve">DA2-03</w:t>
+            </w:r>
+            <w:r>
+              <w:rPr>
+                <w:rFonts w:ascii="Be Vietnam Pro" w:cs="Be Vietnam Pro" w:eastAsia="Be Vietnam Pro" w:hAnsi="Be Vietnam Pro"/>
+                <w:color w:val="101814"/>
+                <w:sz w:val="20"/>
+                <w:szCs w:val="20"/>
+              </w:rPr>
+              <w:t xml:space="preserve"> </w:t>
+            </w:r>
+            <w:r>
+              <w:rPr>
+                <w:rFonts w:ascii="Menlo" w:cs="Menlo" w:eastAsia="Menlo" w:hAnsi="Menlo"/>
+                <w:color w:val="036F3D"/>
+                <w:sz w:val="20"/>
+                <w:szCs w:val="20"/>
+                <w:shd w:fill="F1F5F3" w:color="auto" w:val="clear"/>
+              </w:rPr>
+              <w:t xml:space="preserve">DA2-04</w:t>
+            </w:r>
+            <w:r>
+              <w:rPr>
+                <w:rFonts w:ascii="Be Vietnam Pro" w:cs="Be Vietnam Pro" w:eastAsia="Be Vietnam Pro" w:hAnsi="Be Vietnam Pro"/>
+                <w:color w:val="101814"/>
+                <w:sz w:val="20"/>
+                <w:szCs w:val="20"/>
+              </w:rPr>
+              <w:t xml:space="preserve"> </w:t>
+            </w:r>
+            <w:r>
+              <w:rPr>
+                <w:rFonts w:ascii="Menlo" w:cs="Menlo" w:eastAsia="Menlo" w:hAnsi="Menlo"/>
+                <w:color w:val="036F3D"/>
+                <w:sz w:val="20"/>
+                <w:szCs w:val="20"/>
+                <w:shd w:fill="F1F5F3" w:color="auto" w:val="clear"/>
+              </w:rPr>
+              <w:t xml:space="preserve">DA2-05</w:t>
+            </w:r>
+          </w:p>
+        </w:tc>
+        <w:tc>
+          <w:tcPr>
+            <w:tcW w:type="dxa" w:w="3543"/>
+            <w:tcMar>
+              <w:top w:type="dxa" w:w="90"/>
+              <w:left w:type="dxa" w:w="120"/>
+              <w:bottom w:type="dxa" w:w="90"/>
+              <w:right w:type="dxa" w:w="120"/>
+            </w:tcMar>
+            <w:vAlign w:val="center"/>
+          </w:tcPr>
+          <w:p>
+            <w:pPr>
+              <w:spacing w:after="0" w:line="280"/>
+            </w:pPr>
+            <w:r>
+              <w:rPr>
+                <w:rFonts w:ascii="Be Vietnam Pro" w:cs="Be Vietnam Pro" w:eastAsia="Be Vietnam Pro" w:hAnsi="Be Vietnam Pro"/>
+                <w:color w:val="101814"/>
+                <w:sz w:val="20"/>
+                <w:szCs w:val="20"/>
+              </w:rPr>
+              <w:t xml:space="preserve">TC-11–TC-19, TC-27</w:t>
+            </w:r>
+          </w:p>
+        </w:tc>
+      </w:tr>
+      <w:tr>
+        <w:trPr>
+          <w:tblHeader w:val="false"/>
+        </w:trPr>
+        <w:tc>
+          <w:tcPr>
+            <w:tcW w:type="dxa" w:w="1000"/>
+            <w:tcMar>
+              <w:top w:type="dxa" w:w="90"/>
+              <w:left w:type="dxa" w:w="120"/>
+              <w:bottom w:type="dxa" w:w="90"/>
+              <w:right w:type="dxa" w:w="120"/>
+            </w:tcMar>
+            <w:vAlign w:val="center"/>
+          </w:tcPr>
+          <w:p>
+            <w:pPr>
+              <w:spacing w:after="0" w:line="280"/>
+            </w:pPr>
+            <w:r>
+              <w:rPr>
+                <w:rFonts w:ascii="Menlo" w:cs="Menlo" w:eastAsia="Menlo" w:hAnsi="Menlo"/>
+                <w:color w:val="036F3D"/>
+                <w:sz w:val="20"/>
+                <w:szCs w:val="20"/>
+                <w:shd w:fill="F1F5F3" w:color="auto" w:val="clear"/>
+              </w:rPr>
+              <w:t xml:space="preserve">YC-16</w:t>
+            </w:r>
+          </w:p>
+        </w:tc>
+        <w:tc>
+          <w:tcPr>
+            <w:tcW w:type="dxa" w:w="3480"/>
+            <w:tcMar>
+              <w:top w:type="dxa" w:w="90"/>
+              <w:left w:type="dxa" w:w="120"/>
+              <w:bottom w:type="dxa" w:w="90"/>
+              <w:right w:type="dxa" w:w="120"/>
+            </w:tcMar>
+            <w:vAlign w:val="center"/>
+          </w:tcPr>
+          <w:p>
+            <w:pPr>
+              <w:spacing w:after="0" w:line="280"/>
+            </w:pPr>
+            <w:r>
+              <w:rPr>
+                <w:rFonts w:ascii="Be Vietnam Pro" w:cs="Be Vietnam Pro" w:eastAsia="Be Vietnam Pro" w:hAnsi="Be Vietnam Pro"/>
+                <w:color w:val="101814"/>
+                <w:sz w:val="20"/>
+                <w:szCs w:val="20"/>
+              </w:rPr>
+              <w:t xml:space="preserve">Sinh chỉ tiêu kỹ thuật đầy đủ, lấy hết thông số có trong tài liệ…</w:t>
+            </w:r>
+          </w:p>
+        </w:tc>
+        <w:tc>
+          <w:tcPr>
+            <w:tcW w:type="dxa" w:w="1337"/>
+            <w:tcMar>
+              <w:top w:type="dxa" w:w="90"/>
+              <w:left w:type="dxa" w:w="120"/>
+              <w:bottom w:type="dxa" w:w="90"/>
+              <w:right w:type="dxa" w:w="120"/>
+            </w:tcMar>
+            <w:vAlign w:val="center"/>
+          </w:tcPr>
+          <w:p>
+            <w:pPr>
+              <w:spacing w:after="0" w:line="280"/>
+            </w:pPr>
+            <w:r>
+              <w:rPr>
+                <w:rFonts w:ascii="Menlo" w:cs="Menlo" w:eastAsia="Menlo" w:hAnsi="Menlo"/>
+                <w:color w:val="036F3D"/>
+                <w:sz w:val="20"/>
+                <w:szCs w:val="20"/>
+                <w:shd w:fill="F1F5F3" w:color="auto" w:val="clear"/>
+              </w:rPr>
+              <w:t xml:space="preserve">DA2-03</w:t>
+            </w:r>
+            <w:r>
+              <w:rPr>
+                <w:rFonts w:ascii="Be Vietnam Pro" w:cs="Be Vietnam Pro" w:eastAsia="Be Vietnam Pro" w:hAnsi="Be Vietnam Pro"/>
+                <w:color w:val="101814"/>
+                <w:sz w:val="20"/>
+                <w:szCs w:val="20"/>
+              </w:rPr>
+              <w:t xml:space="preserve"> </w:t>
+            </w:r>
+            <w:r>
+              <w:rPr>
+                <w:rFonts w:ascii="Menlo" w:cs="Menlo" w:eastAsia="Menlo" w:hAnsi="Menlo"/>
+                <w:color w:val="036F3D"/>
+                <w:sz w:val="20"/>
+                <w:szCs w:val="20"/>
+                <w:shd w:fill="F1F5F3" w:color="auto" w:val="clear"/>
+              </w:rPr>
+              <w:t xml:space="preserve">DA2-04</w:t>
+            </w:r>
+            <w:r>
+              <w:rPr>
+                <w:rFonts w:ascii="Be Vietnam Pro" w:cs="Be Vietnam Pro" w:eastAsia="Be Vietnam Pro" w:hAnsi="Be Vietnam Pro"/>
+                <w:color w:val="101814"/>
+                <w:sz w:val="20"/>
+                <w:szCs w:val="20"/>
+              </w:rPr>
+              <w:t xml:space="preserve"> </w:t>
+            </w:r>
+            <w:r>
+              <w:rPr>
+                <w:rFonts w:ascii="Menlo" w:cs="Menlo" w:eastAsia="Menlo" w:hAnsi="Menlo"/>
+                <w:color w:val="036F3D"/>
+                <w:sz w:val="20"/>
+                <w:szCs w:val="20"/>
+                <w:shd w:fill="F1F5F3" w:color="auto" w:val="clear"/>
+              </w:rPr>
+              <w:t xml:space="preserve">DA2-05</w:t>
+            </w:r>
+          </w:p>
+        </w:tc>
+        <w:tc>
+          <w:tcPr>
+            <w:tcW w:type="dxa" w:w="3543"/>
+            <w:tcMar>
+              <w:top w:type="dxa" w:w="90"/>
+              <w:left w:type="dxa" w:w="120"/>
+              <w:bottom w:type="dxa" w:w="90"/>
+              <w:right w:type="dxa" w:w="120"/>
+            </w:tcMar>
+            <w:vAlign w:val="center"/>
+          </w:tcPr>
+          <w:p>
+            <w:pPr>
+              <w:spacing w:after="0" w:line="280"/>
+            </w:pPr>
+            <w:r>
+              <w:rPr>
+                <w:rFonts w:ascii="Be Vietnam Pro" w:cs="Be Vietnam Pro" w:eastAsia="Be Vietnam Pro" w:hAnsi="Be Vietnam Pro"/>
+                <w:color w:val="101814"/>
+                <w:sz w:val="20"/>
+                <w:szCs w:val="20"/>
+              </w:rPr>
+              <w:t xml:space="preserve">TC-11–TC-19, TC-14</w:t>
+            </w:r>
+          </w:p>
+        </w:tc>
+      </w:tr>
+      <w:tr>
+        <w:trPr>
+          <w:tblHeader w:val="false"/>
+        </w:trPr>
+        <w:tc>
+          <w:tcPr>
+            <w:tcW w:type="dxa" w:w="1000"/>
+            <w:tcMar>
+              <w:top w:type="dxa" w:w="90"/>
+              <w:left w:type="dxa" w:w="120"/>
+              <w:bottom w:type="dxa" w:w="90"/>
+              <w:right w:type="dxa" w:w="120"/>
+            </w:tcMar>
+            <w:vAlign w:val="center"/>
+          </w:tcPr>
+          <w:p>
+            <w:pPr>
+              <w:spacing w:after="0" w:line="280"/>
+            </w:pPr>
+            <w:r>
+              <w:rPr>
+                <w:rFonts w:ascii="Menlo" w:cs="Menlo" w:eastAsia="Menlo" w:hAnsi="Menlo"/>
+                <w:color w:val="036F3D"/>
+                <w:sz w:val="20"/>
+                <w:szCs w:val="20"/>
+                <w:shd w:fill="F1F5F3" w:color="auto" w:val="clear"/>
+              </w:rPr>
+              <w:t xml:space="preserve">YC-17</w:t>
+            </w:r>
+          </w:p>
+        </w:tc>
+        <w:tc>
+          <w:tcPr>
+            <w:tcW w:type="dxa" w:w="3480"/>
+            <w:tcMar>
+              <w:top w:type="dxa" w:w="90"/>
+              <w:left w:type="dxa" w:w="120"/>
+              <w:bottom w:type="dxa" w:w="90"/>
+              <w:right w:type="dxa" w:w="120"/>
+            </w:tcMar>
+            <w:vAlign w:val="center"/>
+          </w:tcPr>
+          <w:p>
+            <w:pPr>
+              <w:spacing w:after="0" w:line="280"/>
+            </w:pPr>
+            <w:r>
+              <w:rPr>
+                <w:rFonts w:ascii="Be Vietnam Pro" w:cs="Be Vietnam Pro" w:eastAsia="Be Vietnam Pro" w:hAnsi="Be Vietnam Pro"/>
+                <w:color w:val="101814"/>
+                <w:sz w:val="20"/>
+                <w:szCs w:val="20"/>
+              </w:rPr>
+              <w:t xml:space="preserve">Sinh tiêu đề và mô tả tối ưu tìm kiếm, đúng giới hạn độ dài</w:t>
+            </w:r>
+          </w:p>
+        </w:tc>
+        <w:tc>
+          <w:tcPr>
+            <w:tcW w:type="dxa" w:w="1337"/>
+            <w:tcMar>
+              <w:top w:type="dxa" w:w="90"/>
+              <w:left w:type="dxa" w:w="120"/>
+              <w:bottom w:type="dxa" w:w="90"/>
+              <w:right w:type="dxa" w:w="120"/>
+            </w:tcMar>
+            <w:vAlign w:val="center"/>
+          </w:tcPr>
+          <w:p>
+            <w:pPr>
+              <w:spacing w:after="0" w:line="280"/>
+            </w:pPr>
+            <w:r>
+              <w:rPr>
+                <w:rFonts w:ascii="Menlo" w:cs="Menlo" w:eastAsia="Menlo" w:hAnsi="Menlo"/>
+                <w:color w:val="036F3D"/>
+                <w:sz w:val="20"/>
+                <w:szCs w:val="20"/>
+                <w:shd w:fill="F1F5F3" w:color="auto" w:val="clear"/>
+              </w:rPr>
+              <w:t xml:space="preserve">DA2-03</w:t>
+            </w:r>
+            <w:r>
+              <w:rPr>
+                <w:rFonts w:ascii="Be Vietnam Pro" w:cs="Be Vietnam Pro" w:eastAsia="Be Vietnam Pro" w:hAnsi="Be Vietnam Pro"/>
+                <w:color w:val="101814"/>
+                <w:sz w:val="20"/>
+                <w:szCs w:val="20"/>
+              </w:rPr>
+              <w:t xml:space="preserve"> </w:t>
+            </w:r>
+            <w:r>
+              <w:rPr>
+                <w:rFonts w:ascii="Menlo" w:cs="Menlo" w:eastAsia="Menlo" w:hAnsi="Menlo"/>
+                <w:color w:val="036F3D"/>
+                <w:sz w:val="20"/>
+                <w:szCs w:val="20"/>
+                <w:shd w:fill="F1F5F3" w:color="auto" w:val="clear"/>
+              </w:rPr>
+              <w:t xml:space="preserve">DA2-04</w:t>
+            </w:r>
+            <w:r>
+              <w:rPr>
+                <w:rFonts w:ascii="Be Vietnam Pro" w:cs="Be Vietnam Pro" w:eastAsia="Be Vietnam Pro" w:hAnsi="Be Vietnam Pro"/>
+                <w:color w:val="101814"/>
+                <w:sz w:val="20"/>
+                <w:szCs w:val="20"/>
+              </w:rPr>
+              <w:t xml:space="preserve"> </w:t>
+            </w:r>
+            <w:r>
+              <w:rPr>
+                <w:rFonts w:ascii="Menlo" w:cs="Menlo" w:eastAsia="Menlo" w:hAnsi="Menlo"/>
+                <w:color w:val="036F3D"/>
+                <w:sz w:val="20"/>
+                <w:szCs w:val="20"/>
+                <w:shd w:fill="F1F5F3" w:color="auto" w:val="clear"/>
+              </w:rPr>
+              <w:t xml:space="preserve">DA2-05</w:t>
+            </w:r>
+          </w:p>
+        </w:tc>
+        <w:tc>
+          <w:tcPr>
+            <w:tcW w:type="dxa" w:w="3543"/>
+            <w:tcMar>
+              <w:top w:type="dxa" w:w="90"/>
+              <w:left w:type="dxa" w:w="120"/>
+              <w:bottom w:type="dxa" w:w="90"/>
+              <w:right w:type="dxa" w:w="120"/>
+            </w:tcMar>
+            <w:vAlign w:val="center"/>
+          </w:tcPr>
+          <w:p>
+            <w:pPr>
+              <w:spacing w:after="0" w:line="280"/>
+            </w:pPr>
+            <w:r>
+              <w:rPr>
+                <w:rFonts w:ascii="Be Vietnam Pro" w:cs="Be Vietnam Pro" w:eastAsia="Be Vietnam Pro" w:hAnsi="Be Vietnam Pro"/>
+                <w:color w:val="101814"/>
+                <w:sz w:val="20"/>
+                <w:szCs w:val="20"/>
+              </w:rPr>
+              <w:t xml:space="preserve">TC-11–TC-19, TC-15</w:t>
+            </w:r>
+          </w:p>
+        </w:tc>
+      </w:tr>
+      <w:tr>
+        <w:trPr>
+          <w:tblHeader w:val="false"/>
+        </w:trPr>
+        <w:tc>
+          <w:tcPr>
+            <w:tcW w:type="dxa" w:w="1000"/>
+            <w:tcMar>
+              <w:top w:type="dxa" w:w="90"/>
+              <w:left w:type="dxa" w:w="120"/>
+              <w:bottom w:type="dxa" w:w="90"/>
+              <w:right w:type="dxa" w:w="120"/>
+            </w:tcMar>
+            <w:vAlign w:val="center"/>
+          </w:tcPr>
+          <w:p>
+            <w:pPr>
+              <w:spacing w:after="0" w:line="280"/>
+            </w:pPr>
+            <w:r>
+              <w:rPr>
+                <w:rFonts w:ascii="Menlo" w:cs="Menlo" w:eastAsia="Menlo" w:hAnsi="Menlo"/>
+                <w:color w:val="036F3D"/>
+                <w:sz w:val="20"/>
+                <w:szCs w:val="20"/>
+                <w:shd w:fill="F1F5F3" w:color="auto" w:val="clear"/>
+              </w:rPr>
+              <w:t xml:space="preserve">YC-18</w:t>
+            </w:r>
+          </w:p>
+        </w:tc>
+        <w:tc>
+          <w:tcPr>
+            <w:tcW w:type="dxa" w:w="3480"/>
+            <w:tcMar>
+              <w:top w:type="dxa" w:w="90"/>
+              <w:left w:type="dxa" w:w="120"/>
+              <w:bottom w:type="dxa" w:w="90"/>
+              <w:right w:type="dxa" w:w="120"/>
+            </w:tcMar>
+            <w:vAlign w:val="center"/>
+          </w:tcPr>
+          <w:p>
+            <w:pPr>
+              <w:spacing w:after="0" w:line="280"/>
+            </w:pPr>
+            <w:r>
+              <w:rPr>
+                <w:rFonts w:ascii="Be Vietnam Pro" w:cs="Be Vietnam Pro" w:eastAsia="Be Vietnam Pro" w:hAnsi="Be Vietnam Pro"/>
+                <w:color w:val="101814"/>
+                <w:sz w:val="20"/>
+                <w:szCs w:val="20"/>
+              </w:rPr>
+              <w:t xml:space="preserve">Sinh ảnh đại diện khi nguyên liệu chưa có ảnh</w:t>
+            </w:r>
+          </w:p>
+        </w:tc>
+        <w:tc>
+          <w:tcPr>
+            <w:tcW w:type="dxa" w:w="1337"/>
+            <w:tcMar>
+              <w:top w:type="dxa" w:w="90"/>
+              <w:left w:type="dxa" w:w="120"/>
+              <w:bottom w:type="dxa" w:w="90"/>
+              <w:right w:type="dxa" w:w="120"/>
+            </w:tcMar>
+            <w:vAlign w:val="center"/>
+          </w:tcPr>
+          <w:p>
+            <w:pPr>
+              <w:spacing w:after="0" w:line="280"/>
+            </w:pPr>
+            <w:r>
+              <w:rPr>
+                <w:rFonts w:ascii="Menlo" w:cs="Menlo" w:eastAsia="Menlo" w:hAnsi="Menlo"/>
+                <w:color w:val="036F3D"/>
+                <w:sz w:val="20"/>
+                <w:szCs w:val="20"/>
+                <w:shd w:fill="F1F5F3" w:color="auto" w:val="clear"/>
+              </w:rPr>
+              <w:t xml:space="preserve">DA2-03</w:t>
+            </w:r>
+            <w:r>
+              <w:rPr>
+                <w:rFonts w:ascii="Be Vietnam Pro" w:cs="Be Vietnam Pro" w:eastAsia="Be Vietnam Pro" w:hAnsi="Be Vietnam Pro"/>
+                <w:color w:val="101814"/>
+                <w:sz w:val="20"/>
+                <w:szCs w:val="20"/>
+              </w:rPr>
+              <w:t xml:space="preserve"> </w:t>
+            </w:r>
+            <w:r>
+              <w:rPr>
+                <w:rFonts w:ascii="Menlo" w:cs="Menlo" w:eastAsia="Menlo" w:hAnsi="Menlo"/>
+                <w:color w:val="036F3D"/>
+                <w:sz w:val="20"/>
+                <w:szCs w:val="20"/>
+                <w:shd w:fill="F1F5F3" w:color="auto" w:val="clear"/>
+              </w:rPr>
+              <w:t xml:space="preserve">DA2-04</w:t>
+            </w:r>
+            <w:r>
+              <w:rPr>
+                <w:rFonts w:ascii="Be Vietnam Pro" w:cs="Be Vietnam Pro" w:eastAsia="Be Vietnam Pro" w:hAnsi="Be Vietnam Pro"/>
+                <w:color w:val="101814"/>
+                <w:sz w:val="20"/>
+                <w:szCs w:val="20"/>
+              </w:rPr>
+              <w:t xml:space="preserve"> </w:t>
+            </w:r>
+            <w:r>
+              <w:rPr>
+                <w:rFonts w:ascii="Menlo" w:cs="Menlo" w:eastAsia="Menlo" w:hAnsi="Menlo"/>
+                <w:color w:val="036F3D"/>
+                <w:sz w:val="20"/>
+                <w:szCs w:val="20"/>
+                <w:shd w:fill="F1F5F3" w:color="auto" w:val="clear"/>
+              </w:rPr>
+              <w:t xml:space="preserve">DA2-05</w:t>
+            </w:r>
+          </w:p>
+        </w:tc>
+        <w:tc>
+          <w:tcPr>
+            <w:tcW w:type="dxa" w:w="3543"/>
+            <w:tcMar>
+              <w:top w:type="dxa" w:w="90"/>
+              <w:left w:type="dxa" w:w="120"/>
+              <w:bottom w:type="dxa" w:w="90"/>
+              <w:right w:type="dxa" w:w="120"/>
+            </w:tcMar>
+            <w:vAlign w:val="center"/>
+          </w:tcPr>
+          <w:p>
+            <w:pPr>
+              <w:spacing w:after="0" w:line="280"/>
+            </w:pPr>
+            <w:r>
+              <w:rPr>
+                <w:rFonts w:ascii="Be Vietnam Pro" w:cs="Be Vietnam Pro" w:eastAsia="Be Vietnam Pro" w:hAnsi="Be Vietnam Pro"/>
+                <w:color w:val="101814"/>
+                <w:sz w:val="20"/>
+                <w:szCs w:val="20"/>
+              </w:rPr>
+              <w:t xml:space="preserve">TC-11–TC-19, TC-18, TC-19</w:t>
+            </w:r>
+          </w:p>
+        </w:tc>
+      </w:tr>
+      <w:tr>
+        <w:trPr>
+          <w:tblHeader w:val="false"/>
+        </w:trPr>
+        <w:tc>
+          <w:tcPr>
+            <w:tcW w:type="dxa" w:w="1000"/>
+            <w:tcMar>
+              <w:top w:type="dxa" w:w="90"/>
+              <w:left w:type="dxa" w:w="120"/>
+              <w:bottom w:type="dxa" w:w="90"/>
+              <w:right w:type="dxa" w:w="120"/>
+            </w:tcMar>
+            <w:vAlign w:val="center"/>
+          </w:tcPr>
+          <w:p>
+            <w:pPr>
+              <w:spacing w:after="0" w:line="280"/>
+            </w:pPr>
+            <w:r>
+              <w:rPr>
+                <w:rFonts w:ascii="Menlo" w:cs="Menlo" w:eastAsia="Menlo" w:hAnsi="Menlo"/>
+                <w:color w:val="036F3D"/>
+                <w:sz w:val="20"/>
+                <w:szCs w:val="20"/>
+                <w:shd w:fill="F1F5F3" w:color="auto" w:val="clear"/>
+              </w:rPr>
+              <w:t xml:space="preserve">YC-19</w:t>
+            </w:r>
+          </w:p>
+        </w:tc>
+        <w:tc>
+          <w:tcPr>
+            <w:tcW w:type="dxa" w:w="3480"/>
+            <w:tcMar>
+              <w:top w:type="dxa" w:w="90"/>
+              <w:left w:type="dxa" w:w="120"/>
+              <w:bottom w:type="dxa" w:w="90"/>
+              <w:right w:type="dxa" w:w="120"/>
+            </w:tcMar>
+            <w:vAlign w:val="center"/>
+          </w:tcPr>
+          <w:p>
+            <w:pPr>
+              <w:spacing w:after="0" w:line="280"/>
+            </w:pPr>
+            <w:r>
+              <w:rPr>
+                <w:rFonts w:ascii="Be Vietnam Pro" w:cs="Be Vietnam Pro" w:eastAsia="Be Vietnam Pro" w:hAnsi="Be Vietnam Pro"/>
+                <w:color w:val="101814"/>
+                <w:sz w:val="20"/>
+                <w:szCs w:val="20"/>
+              </w:rPr>
+              <w:t xml:space="preserve">Xử lý đúng khi một tài liệu chứa nhiều biến thể sản phẩm</w:t>
+            </w:r>
+          </w:p>
+        </w:tc>
+        <w:tc>
+          <w:tcPr>
+            <w:tcW w:type="dxa" w:w="1337"/>
+            <w:tcMar>
+              <w:top w:type="dxa" w:w="90"/>
+              <w:left w:type="dxa" w:w="120"/>
+              <w:bottom w:type="dxa" w:w="90"/>
+              <w:right w:type="dxa" w:w="120"/>
+            </w:tcMar>
+            <w:vAlign w:val="center"/>
+          </w:tcPr>
+          <w:p>
+            <w:pPr>
+              <w:spacing w:after="0" w:line="280"/>
+            </w:pPr>
+            <w:r>
+              <w:rPr>
+                <w:rFonts w:ascii="Menlo" w:cs="Menlo" w:eastAsia="Menlo" w:hAnsi="Menlo"/>
+                <w:color w:val="036F3D"/>
+                <w:sz w:val="20"/>
+                <w:szCs w:val="20"/>
+                <w:shd w:fill="F1F5F3" w:color="auto" w:val="clear"/>
+              </w:rPr>
+              <w:t xml:space="preserve">DA2-03</w:t>
+            </w:r>
+            <w:r>
+              <w:rPr>
+                <w:rFonts w:ascii="Be Vietnam Pro" w:cs="Be Vietnam Pro" w:eastAsia="Be Vietnam Pro" w:hAnsi="Be Vietnam Pro"/>
+                <w:color w:val="101814"/>
+                <w:sz w:val="20"/>
+                <w:szCs w:val="20"/>
+              </w:rPr>
+              <w:t xml:space="preserve"> </w:t>
+            </w:r>
+            <w:r>
+              <w:rPr>
+                <w:rFonts w:ascii="Menlo" w:cs="Menlo" w:eastAsia="Menlo" w:hAnsi="Menlo"/>
+                <w:color w:val="036F3D"/>
+                <w:sz w:val="20"/>
+                <w:szCs w:val="20"/>
+                <w:shd w:fill="F1F5F3" w:color="auto" w:val="clear"/>
+              </w:rPr>
+              <w:t xml:space="preserve">DA2-04</w:t>
+            </w:r>
+            <w:r>
+              <w:rPr>
+                <w:rFonts w:ascii="Be Vietnam Pro" w:cs="Be Vietnam Pro" w:eastAsia="Be Vietnam Pro" w:hAnsi="Be Vietnam Pro"/>
+                <w:color w:val="101814"/>
+                <w:sz w:val="20"/>
+                <w:szCs w:val="20"/>
+              </w:rPr>
+              <w:t xml:space="preserve"> </w:t>
+            </w:r>
+            <w:r>
+              <w:rPr>
+                <w:rFonts w:ascii="Menlo" w:cs="Menlo" w:eastAsia="Menlo" w:hAnsi="Menlo"/>
+                <w:color w:val="036F3D"/>
+                <w:sz w:val="20"/>
+                <w:szCs w:val="20"/>
+                <w:shd w:fill="F1F5F3" w:color="auto" w:val="clear"/>
+              </w:rPr>
+              <w:t xml:space="preserve">DA2-05</w:t>
+            </w:r>
+          </w:p>
+        </w:tc>
+        <w:tc>
+          <w:tcPr>
+            <w:tcW w:type="dxa" w:w="3543"/>
+            <w:tcMar>
+              <w:top w:type="dxa" w:w="90"/>
+              <w:left w:type="dxa" w:w="120"/>
+              <w:bottom w:type="dxa" w:w="90"/>
+              <w:right w:type="dxa" w:w="120"/>
+            </w:tcMar>
+            <w:vAlign w:val="center"/>
+          </w:tcPr>
+          <w:p>
+            <w:pPr>
+              <w:spacing w:after="0" w:line="280"/>
+            </w:pPr>
+            <w:r>
+              <w:rPr>
+                <w:rFonts w:ascii="Be Vietnam Pro" w:cs="Be Vietnam Pro" w:eastAsia="Be Vietnam Pro" w:hAnsi="Be Vietnam Pro"/>
+                <w:color w:val="101814"/>
+                <w:sz w:val="20"/>
+                <w:szCs w:val="20"/>
+              </w:rPr>
+              <w:t xml:space="preserve">TC-11–TC-19, TC-29, TC-30</w:t>
+            </w:r>
+          </w:p>
+        </w:tc>
+      </w:tr>
+      <w:tr>
+        <w:trPr>
+          <w:tblHeader w:val="false"/>
+        </w:trPr>
+        <w:tc>
+          <w:tcPr>
+            <w:tcW w:type="dxa" w:w="1000"/>
+            <w:tcMar>
+              <w:top w:type="dxa" w:w="90"/>
+              <w:left w:type="dxa" w:w="120"/>
+              <w:bottom w:type="dxa" w:w="90"/>
+              <w:right w:type="dxa" w:w="120"/>
+            </w:tcMar>
+            <w:vAlign w:val="center"/>
+          </w:tcPr>
+          <w:p>
+            <w:pPr>
+              <w:spacing w:after="0" w:line="280"/>
+            </w:pPr>
+            <w:r>
+              <w:rPr>
+                <w:rFonts w:ascii="Menlo" w:cs="Menlo" w:eastAsia="Menlo" w:hAnsi="Menlo"/>
+                <w:color w:val="036F3D"/>
+                <w:sz w:val="20"/>
+                <w:szCs w:val="20"/>
+                <w:shd w:fill="F1F5F3" w:color="auto" w:val="clear"/>
+              </w:rPr>
+              <w:t xml:space="preserve">YC-20</w:t>
+            </w:r>
+          </w:p>
+        </w:tc>
+        <w:tc>
+          <w:tcPr>
+            <w:tcW w:type="dxa" w:w="3480"/>
+            <w:tcMar>
+              <w:top w:type="dxa" w:w="90"/>
+              <w:left w:type="dxa" w:w="120"/>
+              <w:bottom w:type="dxa" w:w="90"/>
+              <w:right w:type="dxa" w:w="120"/>
+            </w:tcMar>
+            <w:vAlign w:val="center"/>
+          </w:tcPr>
+          <w:p>
+            <w:pPr>
+              <w:spacing w:after="0" w:line="280"/>
+            </w:pPr>
+            <w:r>
+              <w:rPr>
+                <w:rFonts w:ascii="Be Vietnam Pro" w:cs="Be Vietnam Pro" w:eastAsia="Be Vietnam Pro" w:hAnsi="Be Vietnam Pro"/>
+                <w:color w:val="101814"/>
+                <w:sz w:val="20"/>
+                <w:szCs w:val="20"/>
+              </w:rPr>
+              <w:t xml:space="preserve">Kết quả luôn lưu ở trạng thái nháp, không tự xuất bản</w:t>
+            </w:r>
+          </w:p>
+        </w:tc>
+        <w:tc>
+          <w:tcPr>
+            <w:tcW w:type="dxa" w:w="1337"/>
+            <w:tcMar>
+              <w:top w:type="dxa" w:w="90"/>
+              <w:left w:type="dxa" w:w="120"/>
+              <w:bottom w:type="dxa" w:w="90"/>
+              <w:right w:type="dxa" w:w="120"/>
+            </w:tcMar>
+            <w:vAlign w:val="center"/>
+          </w:tcPr>
+          <w:p>
+            <w:pPr>
+              <w:spacing w:after="0" w:line="280"/>
+            </w:pPr>
+            <w:r>
+              <w:rPr>
+                <w:rFonts w:ascii="Menlo" w:cs="Menlo" w:eastAsia="Menlo" w:hAnsi="Menlo"/>
+                <w:color w:val="036F3D"/>
+                <w:sz w:val="20"/>
+                <w:szCs w:val="20"/>
+                <w:shd w:fill="F1F5F3" w:color="auto" w:val="clear"/>
+              </w:rPr>
+              <w:t xml:space="preserve">DA2-03</w:t>
+            </w:r>
+            <w:r>
+              <w:rPr>
+                <w:rFonts w:ascii="Be Vietnam Pro" w:cs="Be Vietnam Pro" w:eastAsia="Be Vietnam Pro" w:hAnsi="Be Vietnam Pro"/>
+                <w:color w:val="101814"/>
+                <w:sz w:val="20"/>
+                <w:szCs w:val="20"/>
+              </w:rPr>
+              <w:t xml:space="preserve"> </w:t>
+            </w:r>
+            <w:r>
+              <w:rPr>
+                <w:rFonts w:ascii="Menlo" w:cs="Menlo" w:eastAsia="Menlo" w:hAnsi="Menlo"/>
+                <w:color w:val="036F3D"/>
+                <w:sz w:val="20"/>
+                <w:szCs w:val="20"/>
+                <w:shd w:fill="F1F5F3" w:color="auto" w:val="clear"/>
+              </w:rPr>
+              <w:t xml:space="preserve">DA2-04</w:t>
+            </w:r>
+            <w:r>
+              <w:rPr>
+                <w:rFonts w:ascii="Be Vietnam Pro" w:cs="Be Vietnam Pro" w:eastAsia="Be Vietnam Pro" w:hAnsi="Be Vietnam Pro"/>
+                <w:color w:val="101814"/>
+                <w:sz w:val="20"/>
+                <w:szCs w:val="20"/>
+              </w:rPr>
+              <w:t xml:space="preserve"> </w:t>
+            </w:r>
+            <w:r>
+              <w:rPr>
+                <w:rFonts w:ascii="Menlo" w:cs="Menlo" w:eastAsia="Menlo" w:hAnsi="Menlo"/>
+                <w:color w:val="036F3D"/>
+                <w:sz w:val="20"/>
+                <w:szCs w:val="20"/>
+                <w:shd w:fill="F1F5F3" w:color="auto" w:val="clear"/>
+              </w:rPr>
+              <w:t xml:space="preserve">DA2-05</w:t>
+            </w:r>
+          </w:p>
+        </w:tc>
+        <w:tc>
+          <w:tcPr>
+            <w:tcW w:type="dxa" w:w="3543"/>
+            <w:tcMar>
+              <w:top w:type="dxa" w:w="90"/>
+              <w:left w:type="dxa" w:w="120"/>
+              <w:bottom w:type="dxa" w:w="90"/>
+              <w:right w:type="dxa" w:w="120"/>
+            </w:tcMar>
+            <w:vAlign w:val="center"/>
+          </w:tcPr>
+          <w:p>
+            <w:pPr>
+              <w:spacing w:after="0" w:line="280"/>
+            </w:pPr>
+            <w:r>
+              <w:rPr>
+                <w:rFonts w:ascii="Be Vietnam Pro" w:cs="Be Vietnam Pro" w:eastAsia="Be Vietnam Pro" w:hAnsi="Be Vietnam Pro"/>
+                <w:color w:val="101814"/>
+                <w:sz w:val="20"/>
+                <w:szCs w:val="20"/>
+              </w:rPr>
+              <w:t xml:space="preserve">TC-31–TC-36, TC-33</w:t>
+            </w:r>
+          </w:p>
+        </w:tc>
+      </w:tr>
+      <w:tr>
+        <w:trPr>
+          <w:tblHeader w:val="false"/>
+        </w:trPr>
+        <w:tc>
+          <w:tcPr>
+            <w:tcW w:type="dxa" w:w="1000"/>
+            <w:tcMar>
+              <w:top w:type="dxa" w:w="90"/>
+              <w:left w:type="dxa" w:w="120"/>
+              <w:bottom w:type="dxa" w:w="90"/>
+              <w:right w:type="dxa" w:w="120"/>
+            </w:tcMar>
+            <w:vAlign w:val="center"/>
+          </w:tcPr>
+          <w:p>
+            <w:pPr>
+              <w:spacing w:after="0" w:line="280"/>
+            </w:pPr>
+            <w:r>
+              <w:rPr>
+                <w:rFonts w:ascii="Menlo" w:cs="Menlo" w:eastAsia="Menlo" w:hAnsi="Menlo"/>
+                <w:color w:val="036F3D"/>
+                <w:sz w:val="20"/>
+                <w:szCs w:val="20"/>
+                <w:shd w:fill="F1F5F3" w:color="auto" w:val="clear"/>
+              </w:rPr>
+              <w:t xml:space="preserve">YC-21</w:t>
+            </w:r>
+          </w:p>
+        </w:tc>
+        <w:tc>
+          <w:tcPr>
+            <w:tcW w:type="dxa" w:w="3480"/>
+            <w:tcMar>
+              <w:top w:type="dxa" w:w="90"/>
+              <w:left w:type="dxa" w:w="120"/>
+              <w:bottom w:type="dxa" w:w="90"/>
+              <w:right w:type="dxa" w:w="120"/>
+            </w:tcMar>
+            <w:vAlign w:val="center"/>
+          </w:tcPr>
+          <w:p>
+            <w:pPr>
+              <w:spacing w:after="0" w:line="280"/>
+            </w:pPr>
+            <w:r>
+              <w:rPr>
+                <w:rFonts w:ascii="Be Vietnam Pro" w:cs="Be Vietnam Pro" w:eastAsia="Be Vietnam Pro" w:hAnsi="Be Vietnam Pro"/>
+                <w:color w:val="101814"/>
+                <w:sz w:val="20"/>
+                <w:szCs w:val="20"/>
+              </w:rPr>
+              <w:t xml:space="preserve">Chuẩn hoá hình dạng dữ liệu trả về, chấp nhận khác biệt giữa các…</w:t>
+            </w:r>
+          </w:p>
+        </w:tc>
+        <w:tc>
+          <w:tcPr>
+            <w:tcW w:type="dxa" w:w="1337"/>
+            <w:tcMar>
+              <w:top w:type="dxa" w:w="90"/>
+              <w:left w:type="dxa" w:w="120"/>
+              <w:bottom w:type="dxa" w:w="90"/>
+              <w:right w:type="dxa" w:w="120"/>
+            </w:tcMar>
+            <w:vAlign w:val="center"/>
+          </w:tcPr>
+          <w:p>
+            <w:pPr>
+              <w:spacing w:after="0" w:line="280"/>
+            </w:pPr>
+            <w:r>
+              <w:rPr>
+                <w:rFonts w:ascii="Menlo" w:cs="Menlo" w:eastAsia="Menlo" w:hAnsi="Menlo"/>
+                <w:color w:val="036F3D"/>
+                <w:sz w:val="20"/>
+                <w:szCs w:val="20"/>
+                <w:shd w:fill="F1F5F3" w:color="auto" w:val="clear"/>
+              </w:rPr>
+              <w:t xml:space="preserve">DA2-03</w:t>
+            </w:r>
+            <w:r>
+              <w:rPr>
+                <w:rFonts w:ascii="Be Vietnam Pro" w:cs="Be Vietnam Pro" w:eastAsia="Be Vietnam Pro" w:hAnsi="Be Vietnam Pro"/>
+                <w:color w:val="101814"/>
+                <w:sz w:val="20"/>
+                <w:szCs w:val="20"/>
+              </w:rPr>
+              <w:t xml:space="preserve"> </w:t>
+            </w:r>
+            <w:r>
+              <w:rPr>
+                <w:rFonts w:ascii="Menlo" w:cs="Menlo" w:eastAsia="Menlo" w:hAnsi="Menlo"/>
+                <w:color w:val="036F3D"/>
+                <w:sz w:val="20"/>
+                <w:szCs w:val="20"/>
+                <w:shd w:fill="F1F5F3" w:color="auto" w:val="clear"/>
+              </w:rPr>
+              <w:t xml:space="preserve">DA2-04</w:t>
+            </w:r>
+            <w:r>
+              <w:rPr>
+                <w:rFonts w:ascii="Be Vietnam Pro" w:cs="Be Vietnam Pro" w:eastAsia="Be Vietnam Pro" w:hAnsi="Be Vietnam Pro"/>
+                <w:color w:val="101814"/>
+                <w:sz w:val="20"/>
+                <w:szCs w:val="20"/>
+              </w:rPr>
+              <w:t xml:space="preserve"> </w:t>
+            </w:r>
+            <w:r>
+              <w:rPr>
+                <w:rFonts w:ascii="Menlo" w:cs="Menlo" w:eastAsia="Menlo" w:hAnsi="Menlo"/>
+                <w:color w:val="036F3D"/>
+                <w:sz w:val="20"/>
+                <w:szCs w:val="20"/>
+                <w:shd w:fill="F1F5F3" w:color="auto" w:val="clear"/>
+              </w:rPr>
+              <w:t xml:space="preserve">DA2-05</w:t>
+            </w:r>
+          </w:p>
+        </w:tc>
+        <w:tc>
+          <w:tcPr>
+            <w:tcW w:type="dxa" w:w="3543"/>
+            <w:tcMar>
+              <w:top w:type="dxa" w:w="90"/>
+              <w:left w:type="dxa" w:w="120"/>
+              <w:bottom w:type="dxa" w:w="90"/>
+              <w:right w:type="dxa" w:w="120"/>
+            </w:tcMar>
+            <w:vAlign w:val="center"/>
+          </w:tcPr>
+          <w:p>
+            <w:pPr>
+              <w:spacing w:after="0" w:line="280"/>
+            </w:pPr>
+            <w:r>
+              <w:rPr>
+                <w:rFonts w:ascii="Be Vietnam Pro" w:cs="Be Vietnam Pro" w:eastAsia="Be Vietnam Pro" w:hAnsi="Be Vietnam Pro"/>
+                <w:color w:val="101814"/>
+                <w:sz w:val="20"/>
+                <w:szCs w:val="20"/>
+              </w:rPr>
+              <w:t xml:space="preserve">TC-37, TC-38, TC-39, TC-40</w:t>
+            </w:r>
+          </w:p>
+        </w:tc>
+      </w:tr>
+      <w:tr>
+        <w:trPr>
+          <w:tblHeader w:val="false"/>
+        </w:trPr>
+        <w:tc>
+          <w:tcPr>
+            <w:tcW w:type="dxa" w:w="1000"/>
+            <w:tcMar>
+              <w:top w:type="dxa" w:w="90"/>
+              <w:left w:type="dxa" w:w="120"/>
+              <w:bottom w:type="dxa" w:w="90"/>
+              <w:right w:type="dxa" w:w="120"/>
+            </w:tcMar>
+            <w:vAlign w:val="center"/>
+          </w:tcPr>
+          <w:p>
+            <w:pPr>
+              <w:spacing w:after="0" w:line="280"/>
+            </w:pPr>
+            <w:r>
+              <w:rPr>
+                <w:rFonts w:ascii="Menlo" w:cs="Menlo" w:eastAsia="Menlo" w:hAnsi="Menlo"/>
+                <w:color w:val="036F3D"/>
+                <w:sz w:val="20"/>
+                <w:szCs w:val="20"/>
+                <w:shd w:fill="F1F5F3" w:color="auto" w:val="clear"/>
+              </w:rPr>
+              <w:t xml:space="preserve">YC-22</w:t>
+            </w:r>
+          </w:p>
+        </w:tc>
+        <w:tc>
+          <w:tcPr>
+            <w:tcW w:type="dxa" w:w="3480"/>
+            <w:tcMar>
+              <w:top w:type="dxa" w:w="90"/>
+              <w:left w:type="dxa" w:w="120"/>
+              <w:bottom w:type="dxa" w:w="90"/>
+              <w:right w:type="dxa" w:w="120"/>
+            </w:tcMar>
+            <w:vAlign w:val="center"/>
+          </w:tcPr>
+          <w:p>
+            <w:pPr>
+              <w:spacing w:after="0" w:line="280"/>
+            </w:pPr>
+            <w:r>
+              <w:rPr>
+                <w:rFonts w:ascii="Be Vietnam Pro" w:cs="Be Vietnam Pro" w:eastAsia="Be Vietnam Pro" w:hAnsi="Be Vietnam Pro"/>
+                <w:color w:val="101814"/>
+                <w:sz w:val="20"/>
+                <w:szCs w:val="20"/>
+              </w:rPr>
+              <w:t xml:space="preserve">Không ghi đè dữ liệu cũ bằng giá trị rỗng</w:t>
+            </w:r>
+          </w:p>
+        </w:tc>
+        <w:tc>
+          <w:tcPr>
+            <w:tcW w:type="dxa" w:w="1337"/>
+            <w:tcMar>
+              <w:top w:type="dxa" w:w="90"/>
+              <w:left w:type="dxa" w:w="120"/>
+              <w:bottom w:type="dxa" w:w="90"/>
+              <w:right w:type="dxa" w:w="120"/>
+            </w:tcMar>
+            <w:vAlign w:val="center"/>
+          </w:tcPr>
+          <w:p>
+            <w:pPr>
+              <w:spacing w:after="0" w:line="280"/>
+            </w:pPr>
+            <w:r>
+              <w:rPr>
+                <w:rFonts w:ascii="Menlo" w:cs="Menlo" w:eastAsia="Menlo" w:hAnsi="Menlo"/>
+                <w:color w:val="036F3D"/>
+                <w:sz w:val="20"/>
+                <w:szCs w:val="20"/>
+                <w:shd w:fill="F1F5F3" w:color="auto" w:val="clear"/>
+              </w:rPr>
+              <w:t xml:space="preserve">DA2-03</w:t>
+            </w:r>
+            <w:r>
+              <w:rPr>
+                <w:rFonts w:ascii="Be Vietnam Pro" w:cs="Be Vietnam Pro" w:eastAsia="Be Vietnam Pro" w:hAnsi="Be Vietnam Pro"/>
+                <w:color w:val="101814"/>
+                <w:sz w:val="20"/>
+                <w:szCs w:val="20"/>
+              </w:rPr>
+              <w:t xml:space="preserve"> </w:t>
+            </w:r>
+            <w:r>
+              <w:rPr>
+                <w:rFonts w:ascii="Menlo" w:cs="Menlo" w:eastAsia="Menlo" w:hAnsi="Menlo"/>
+                <w:color w:val="036F3D"/>
+                <w:sz w:val="20"/>
+                <w:szCs w:val="20"/>
+                <w:shd w:fill="F1F5F3" w:color="auto" w:val="clear"/>
+              </w:rPr>
+              <w:t xml:space="preserve">DA2-04</w:t>
+            </w:r>
+            <w:r>
+              <w:rPr>
+                <w:rFonts w:ascii="Be Vietnam Pro" w:cs="Be Vietnam Pro" w:eastAsia="Be Vietnam Pro" w:hAnsi="Be Vietnam Pro"/>
+                <w:color w:val="101814"/>
+                <w:sz w:val="20"/>
+                <w:szCs w:val="20"/>
+              </w:rPr>
+              <w:t xml:space="preserve"> </w:t>
+            </w:r>
+            <w:r>
+              <w:rPr>
+                <w:rFonts w:ascii="Menlo" w:cs="Menlo" w:eastAsia="Menlo" w:hAnsi="Menlo"/>
+                <w:color w:val="036F3D"/>
+                <w:sz w:val="20"/>
+                <w:szCs w:val="20"/>
+                <w:shd w:fill="F1F5F3" w:color="auto" w:val="clear"/>
+              </w:rPr>
+              <w:t xml:space="preserve">DA2-05</w:t>
+            </w:r>
+          </w:p>
+        </w:tc>
+        <w:tc>
+          <w:tcPr>
+            <w:tcW w:type="dxa" w:w="3543"/>
+            <w:tcMar>
+              <w:top w:type="dxa" w:w="90"/>
+              <w:left w:type="dxa" w:w="120"/>
+              <w:bottom w:type="dxa" w:w="90"/>
+              <w:right w:type="dxa" w:w="120"/>
+            </w:tcMar>
+            <w:vAlign w:val="center"/>
+          </w:tcPr>
+          <w:p>
+            <w:pPr>
+              <w:spacing w:after="0" w:line="280"/>
+            </w:pPr>
+            <w:r>
+              <w:rPr>
+                <w:rFonts w:ascii="Be Vietnam Pro" w:cs="Be Vietnam Pro" w:eastAsia="Be Vietnam Pro" w:hAnsi="Be Vietnam Pro"/>
+                <w:color w:val="101814"/>
+                <w:sz w:val="20"/>
+                <w:szCs w:val="20"/>
+              </w:rPr>
+              <w:t xml:space="preserve">TC-31, TC-31–TC-36, TC-32</w:t>
+            </w:r>
+          </w:p>
+        </w:tc>
+      </w:tr>
+      <w:tr>
+        <w:trPr>
+          <w:tblHeader w:val="false"/>
+        </w:trPr>
+        <w:tc>
+          <w:tcPr>
+            <w:tcW w:type="dxa" w:w="1000"/>
+            <w:tcMar>
+              <w:top w:type="dxa" w:w="90"/>
+              <w:left w:type="dxa" w:w="120"/>
+              <w:bottom w:type="dxa" w:w="90"/>
+              <w:right w:type="dxa" w:w="120"/>
+            </w:tcMar>
+            <w:vAlign w:val="center"/>
+          </w:tcPr>
+          <w:p>
+            <w:pPr>
+              <w:spacing w:after="0" w:line="280"/>
+            </w:pPr>
+            <w:r>
+              <w:rPr>
+                <w:rFonts w:ascii="Menlo" w:cs="Menlo" w:eastAsia="Menlo" w:hAnsi="Menlo"/>
+                <w:color w:val="036F3D"/>
+                <w:sz w:val="20"/>
+                <w:szCs w:val="20"/>
+                <w:shd w:fill="F1F5F3" w:color="auto" w:val="clear"/>
+              </w:rPr>
+              <w:t xml:space="preserve">YC-23</w:t>
+            </w:r>
+          </w:p>
+        </w:tc>
+        <w:tc>
+          <w:tcPr>
+            <w:tcW w:type="dxa" w:w="3480"/>
+            <w:tcMar>
+              <w:top w:type="dxa" w:w="90"/>
+              <w:left w:type="dxa" w:w="120"/>
+              <w:bottom w:type="dxa" w:w="90"/>
+              <w:right w:type="dxa" w:w="120"/>
+            </w:tcMar>
+            <w:vAlign w:val="center"/>
+          </w:tcPr>
+          <w:p>
+            <w:pPr>
+              <w:spacing w:after="0" w:line="280"/>
+            </w:pPr>
+            <w:r>
+              <w:rPr>
+                <w:rFonts w:ascii="Be Vietnam Pro" w:cs="Be Vietnam Pro" w:eastAsia="Be Vietnam Pro" w:hAnsi="Be Vietnam Pro"/>
+                <w:color w:val="101814"/>
+                <w:sz w:val="20"/>
+                <w:szCs w:val="20"/>
+              </w:rPr>
+              <w:t xml:space="preserve">Loại bỏ giá trị không nằm trong danh mục hợp lệ</w:t>
+            </w:r>
+          </w:p>
+        </w:tc>
+        <w:tc>
+          <w:tcPr>
+            <w:tcW w:type="dxa" w:w="1337"/>
+            <w:tcMar>
+              <w:top w:type="dxa" w:w="90"/>
+              <w:left w:type="dxa" w:w="120"/>
+              <w:bottom w:type="dxa" w:w="90"/>
+              <w:right w:type="dxa" w:w="120"/>
+            </w:tcMar>
+            <w:vAlign w:val="center"/>
+          </w:tcPr>
+          <w:p>
+            <w:pPr>
+              <w:spacing w:after="0" w:line="280"/>
+            </w:pPr>
+            <w:r>
+              <w:rPr>
+                <w:rFonts w:ascii="Menlo" w:cs="Menlo" w:eastAsia="Menlo" w:hAnsi="Menlo"/>
+                <w:color w:val="036F3D"/>
+                <w:sz w:val="20"/>
+                <w:szCs w:val="20"/>
+                <w:shd w:fill="F1F5F3" w:color="auto" w:val="clear"/>
+              </w:rPr>
+              <w:t xml:space="preserve">DA2-03</w:t>
+            </w:r>
+            <w:r>
+              <w:rPr>
+                <w:rFonts w:ascii="Be Vietnam Pro" w:cs="Be Vietnam Pro" w:eastAsia="Be Vietnam Pro" w:hAnsi="Be Vietnam Pro"/>
+                <w:color w:val="101814"/>
+                <w:sz w:val="20"/>
+                <w:szCs w:val="20"/>
+              </w:rPr>
+              <w:t xml:space="preserve"> </w:t>
+            </w:r>
+            <w:r>
+              <w:rPr>
+                <w:rFonts w:ascii="Menlo" w:cs="Menlo" w:eastAsia="Menlo" w:hAnsi="Menlo"/>
+                <w:color w:val="036F3D"/>
+                <w:sz w:val="20"/>
+                <w:szCs w:val="20"/>
+                <w:shd w:fill="F1F5F3" w:color="auto" w:val="clear"/>
+              </w:rPr>
+              <w:t xml:space="preserve">DA2-04</w:t>
+            </w:r>
+            <w:r>
+              <w:rPr>
+                <w:rFonts w:ascii="Be Vietnam Pro" w:cs="Be Vietnam Pro" w:eastAsia="Be Vietnam Pro" w:hAnsi="Be Vietnam Pro"/>
+                <w:color w:val="101814"/>
+                <w:sz w:val="20"/>
+                <w:szCs w:val="20"/>
+              </w:rPr>
+              <w:t xml:space="preserve"> </w:t>
+            </w:r>
+            <w:r>
+              <w:rPr>
+                <w:rFonts w:ascii="Menlo" w:cs="Menlo" w:eastAsia="Menlo" w:hAnsi="Menlo"/>
+                <w:color w:val="036F3D"/>
+                <w:sz w:val="20"/>
+                <w:szCs w:val="20"/>
+                <w:shd w:fill="F1F5F3" w:color="auto" w:val="clear"/>
+              </w:rPr>
+              <w:t xml:space="preserve">DA2-05</w:t>
+            </w:r>
+          </w:p>
+        </w:tc>
+        <w:tc>
+          <w:tcPr>
+            <w:tcW w:type="dxa" w:w="3543"/>
+            <w:tcMar>
+              <w:top w:type="dxa" w:w="90"/>
+              <w:left w:type="dxa" w:w="120"/>
+              <w:bottom w:type="dxa" w:w="90"/>
+              <w:right w:type="dxa" w:w="120"/>
+            </w:tcMar>
+            <w:vAlign w:val="center"/>
+          </w:tcPr>
+          <w:p>
+            <w:pPr>
+              <w:spacing w:after="0" w:line="280"/>
+            </w:pPr>
+            <w:r>
+              <w:rPr>
+                <w:rFonts w:ascii="Be Vietnam Pro" w:cs="Be Vietnam Pro" w:eastAsia="Be Vietnam Pro" w:hAnsi="Be Vietnam Pro"/>
+                <w:color w:val="101814"/>
+                <w:sz w:val="20"/>
+                <w:szCs w:val="20"/>
+              </w:rPr>
+              <w:t xml:space="preserve">TC-28, TC-31–TC-36</w:t>
+            </w:r>
+          </w:p>
+        </w:tc>
+      </w:tr>
+      <w:tr>
+        <w:trPr>
+          <w:tblHeader w:val="false"/>
+        </w:trPr>
+        <w:tc>
+          <w:tcPr>
+            <w:tcW w:type="dxa" w:w="1000"/>
+            <w:tcMar>
+              <w:top w:type="dxa" w:w="90"/>
+              <w:left w:type="dxa" w:w="120"/>
+              <w:bottom w:type="dxa" w:w="90"/>
+              <w:right w:type="dxa" w:w="120"/>
+            </w:tcMar>
+            <w:vAlign w:val="center"/>
+          </w:tcPr>
+          <w:p>
+            <w:pPr>
+              <w:spacing w:after="0" w:line="280"/>
+            </w:pPr>
+            <w:r>
+              <w:rPr>
+                <w:rFonts w:ascii="Menlo" w:cs="Menlo" w:eastAsia="Menlo" w:hAnsi="Menlo"/>
+                <w:color w:val="036F3D"/>
+                <w:sz w:val="20"/>
+                <w:szCs w:val="20"/>
+                <w:shd w:fill="F1F5F3" w:color="auto" w:val="clear"/>
+              </w:rPr>
+              <w:t xml:space="preserve">YC-24</w:t>
+            </w:r>
+          </w:p>
+        </w:tc>
+        <w:tc>
+          <w:tcPr>
+            <w:tcW w:type="dxa" w:w="3480"/>
+            <w:tcMar>
+              <w:top w:type="dxa" w:w="90"/>
+              <w:left w:type="dxa" w:w="120"/>
+              <w:bottom w:type="dxa" w:w="90"/>
+              <w:right w:type="dxa" w:w="120"/>
+            </w:tcMar>
+            <w:vAlign w:val="center"/>
+          </w:tcPr>
+          <w:p>
+            <w:pPr>
+              <w:spacing w:after="0" w:line="280"/>
+            </w:pPr>
+            <w:r>
+              <w:rPr>
+                <w:rFonts w:ascii="Be Vietnam Pro" w:cs="Be Vietnam Pro" w:eastAsia="Be Vietnam Pro" w:hAnsi="Be Vietnam Pro"/>
+                <w:color w:val="101814"/>
+                <w:sz w:val="20"/>
+                <w:szCs w:val="20"/>
+              </w:rPr>
+              <w:t xml:space="preserve">Đánh dấu nguyên liệu do AI sinh là chờ duyệt</w:t>
+            </w:r>
+          </w:p>
+        </w:tc>
+        <w:tc>
+          <w:tcPr>
+            <w:tcW w:type="dxa" w:w="1337"/>
+            <w:tcMar>
+              <w:top w:type="dxa" w:w="90"/>
+              <w:left w:type="dxa" w:w="120"/>
+              <w:bottom w:type="dxa" w:w="90"/>
+              <w:right w:type="dxa" w:w="120"/>
+            </w:tcMar>
+            <w:vAlign w:val="center"/>
+          </w:tcPr>
+          <w:p>
+            <w:pPr>
+              <w:spacing w:after="0" w:line="280"/>
+            </w:pPr>
+            <w:r>
+              <w:rPr>
+                <w:rFonts w:ascii="Menlo" w:cs="Menlo" w:eastAsia="Menlo" w:hAnsi="Menlo"/>
+                <w:color w:val="036F3D"/>
+                <w:sz w:val="20"/>
+                <w:szCs w:val="20"/>
+                <w:shd w:fill="F1F5F3" w:color="auto" w:val="clear"/>
+              </w:rPr>
+              <w:t xml:space="preserve">DA2-03</w:t>
+            </w:r>
+            <w:r>
+              <w:rPr>
+                <w:rFonts w:ascii="Be Vietnam Pro" w:cs="Be Vietnam Pro" w:eastAsia="Be Vietnam Pro" w:hAnsi="Be Vietnam Pro"/>
+                <w:color w:val="101814"/>
+                <w:sz w:val="20"/>
+                <w:szCs w:val="20"/>
+              </w:rPr>
+              <w:t xml:space="preserve"> </w:t>
+            </w:r>
+            <w:r>
+              <w:rPr>
+                <w:rFonts w:ascii="Menlo" w:cs="Menlo" w:eastAsia="Menlo" w:hAnsi="Menlo"/>
+                <w:color w:val="036F3D"/>
+                <w:sz w:val="20"/>
+                <w:szCs w:val="20"/>
+                <w:shd w:fill="F1F5F3" w:color="auto" w:val="clear"/>
+              </w:rPr>
+              <w:t xml:space="preserve">DA2-04</w:t>
+            </w:r>
+            <w:r>
+              <w:rPr>
+                <w:rFonts w:ascii="Be Vietnam Pro" w:cs="Be Vietnam Pro" w:eastAsia="Be Vietnam Pro" w:hAnsi="Be Vietnam Pro"/>
+                <w:color w:val="101814"/>
+                <w:sz w:val="20"/>
+                <w:szCs w:val="20"/>
+              </w:rPr>
+              <w:t xml:space="preserve"> </w:t>
+            </w:r>
+            <w:r>
+              <w:rPr>
+                <w:rFonts w:ascii="Menlo" w:cs="Menlo" w:eastAsia="Menlo" w:hAnsi="Menlo"/>
+                <w:color w:val="036F3D"/>
+                <w:sz w:val="20"/>
+                <w:szCs w:val="20"/>
+                <w:shd w:fill="F1F5F3" w:color="auto" w:val="clear"/>
+              </w:rPr>
+              <w:t xml:space="preserve">DA2-05</w:t>
+            </w:r>
+          </w:p>
+        </w:tc>
+        <w:tc>
+          <w:tcPr>
+            <w:tcW w:type="dxa" w:w="3543"/>
+            <w:tcMar>
+              <w:top w:type="dxa" w:w="90"/>
+              <w:left w:type="dxa" w:w="120"/>
+              <w:bottom w:type="dxa" w:w="90"/>
+              <w:right w:type="dxa" w:w="120"/>
+            </w:tcMar>
+            <w:vAlign w:val="center"/>
+          </w:tcPr>
+          <w:p>
+            <w:pPr>
+              <w:spacing w:after="0" w:line="280"/>
+            </w:pPr>
+            <w:r>
+              <w:rPr>
+                <w:rFonts w:ascii="Be Vietnam Pro" w:cs="Be Vietnam Pro" w:eastAsia="Be Vietnam Pro" w:hAnsi="Be Vietnam Pro"/>
+                <w:color w:val="101814"/>
+                <w:sz w:val="20"/>
+                <w:szCs w:val="20"/>
+              </w:rPr>
+              <w:t xml:space="preserve">TC-31–TC-36, TC-34</w:t>
+            </w:r>
+          </w:p>
+        </w:tc>
+      </w:tr>
+      <w:tr>
+        <w:trPr>
+          <w:tblHeader w:val="false"/>
+        </w:trPr>
+        <w:tc>
+          <w:tcPr>
+            <w:tcW w:type="dxa" w:w="1000"/>
+            <w:tcMar>
+              <w:top w:type="dxa" w:w="90"/>
+              <w:left w:type="dxa" w:w="120"/>
+              <w:bottom w:type="dxa" w:w="90"/>
+              <w:right w:type="dxa" w:w="120"/>
+            </w:tcMar>
+            <w:vAlign w:val="center"/>
+          </w:tcPr>
+          <w:p>
+            <w:pPr>
+              <w:spacing w:after="0" w:line="280"/>
+            </w:pPr>
+            <w:r>
+              <w:rPr>
+                <w:rFonts w:ascii="Menlo" w:cs="Menlo" w:eastAsia="Menlo" w:hAnsi="Menlo"/>
+                <w:color w:val="036F3D"/>
+                <w:sz w:val="20"/>
+                <w:szCs w:val="20"/>
+                <w:shd w:fill="F1F5F3" w:color="auto" w:val="clear"/>
+              </w:rPr>
+              <w:t xml:space="preserve">YC-25</w:t>
+            </w:r>
+          </w:p>
+        </w:tc>
+        <w:tc>
+          <w:tcPr>
+            <w:tcW w:type="dxa" w:w="3480"/>
+            <w:tcMar>
+              <w:top w:type="dxa" w:w="90"/>
+              <w:left w:type="dxa" w:w="120"/>
+              <w:bottom w:type="dxa" w:w="90"/>
+              <w:right w:type="dxa" w:w="120"/>
+            </w:tcMar>
+            <w:vAlign w:val="center"/>
+          </w:tcPr>
+          <w:p>
+            <w:pPr>
+              <w:spacing w:after="0" w:line="280"/>
+            </w:pPr>
+            <w:r>
+              <w:rPr>
+                <w:rFonts w:ascii="Be Vietnam Pro" w:cs="Be Vietnam Pro" w:eastAsia="Be Vietnam Pro" w:hAnsi="Be Vietnam Pro"/>
+                <w:color w:val="101814"/>
+                <w:sz w:val="20"/>
+                <w:szCs w:val="20"/>
+              </w:rPr>
+              <w:t xml:space="preserve">Phát hiện nguyên liệu trùng hoặc gần trùng tên</w:t>
+            </w:r>
+          </w:p>
+        </w:tc>
+        <w:tc>
+          <w:tcPr>
+            <w:tcW w:type="dxa" w:w="1337"/>
+            <w:tcMar>
+              <w:top w:type="dxa" w:w="90"/>
+              <w:left w:type="dxa" w:w="120"/>
+              <w:bottom w:type="dxa" w:w="90"/>
+              <w:right w:type="dxa" w:w="120"/>
+            </w:tcMar>
+            <w:vAlign w:val="center"/>
+          </w:tcPr>
+          <w:p>
+            <w:pPr>
+              <w:spacing w:after="0" w:line="280"/>
+            </w:pPr>
+            <w:r>
+              <w:rPr>
+                <w:rFonts w:ascii="Menlo" w:cs="Menlo" w:eastAsia="Menlo" w:hAnsi="Menlo"/>
+                <w:color w:val="036F3D"/>
+                <w:sz w:val="20"/>
+                <w:szCs w:val="20"/>
+                <w:shd w:fill="F1F5F3" w:color="auto" w:val="clear"/>
+              </w:rPr>
+              <w:t xml:space="preserve">DA2-03</w:t>
+            </w:r>
+            <w:r>
+              <w:rPr>
+                <w:rFonts w:ascii="Be Vietnam Pro" w:cs="Be Vietnam Pro" w:eastAsia="Be Vietnam Pro" w:hAnsi="Be Vietnam Pro"/>
+                <w:color w:val="101814"/>
+                <w:sz w:val="20"/>
+                <w:szCs w:val="20"/>
+              </w:rPr>
+              <w:t xml:space="preserve"> </w:t>
+            </w:r>
+            <w:r>
+              <w:rPr>
+                <w:rFonts w:ascii="Menlo" w:cs="Menlo" w:eastAsia="Menlo" w:hAnsi="Menlo"/>
+                <w:color w:val="036F3D"/>
+                <w:sz w:val="20"/>
+                <w:szCs w:val="20"/>
+                <w:shd w:fill="F1F5F3" w:color="auto" w:val="clear"/>
+              </w:rPr>
+              <w:t xml:space="preserve">DA2-04</w:t>
+            </w:r>
+            <w:r>
+              <w:rPr>
+                <w:rFonts w:ascii="Be Vietnam Pro" w:cs="Be Vietnam Pro" w:eastAsia="Be Vietnam Pro" w:hAnsi="Be Vietnam Pro"/>
+                <w:color w:val="101814"/>
+                <w:sz w:val="20"/>
+                <w:szCs w:val="20"/>
+              </w:rPr>
+              <w:t xml:space="preserve"> </w:t>
+            </w:r>
+            <w:r>
+              <w:rPr>
+                <w:rFonts w:ascii="Menlo" w:cs="Menlo" w:eastAsia="Menlo" w:hAnsi="Menlo"/>
+                <w:color w:val="036F3D"/>
+                <w:sz w:val="20"/>
+                <w:szCs w:val="20"/>
+                <w:shd w:fill="F1F5F3" w:color="auto" w:val="clear"/>
+              </w:rPr>
+              <w:t xml:space="preserve">DA2-05</w:t>
+            </w:r>
+          </w:p>
+        </w:tc>
+        <w:tc>
+          <w:tcPr>
+            <w:tcW w:type="dxa" w:w="3543"/>
+            <w:tcMar>
+              <w:top w:type="dxa" w:w="90"/>
+              <w:left w:type="dxa" w:w="120"/>
+              <w:bottom w:type="dxa" w:w="90"/>
+              <w:right w:type="dxa" w:w="120"/>
+            </w:tcMar>
+            <w:vAlign w:val="center"/>
+          </w:tcPr>
+          <w:p>
+            <w:pPr>
+              <w:spacing w:after="0" w:line="280"/>
+            </w:pPr>
+            <w:r>
+              <w:rPr>
+                <w:rFonts w:ascii="Be Vietnam Pro" w:cs="Be Vietnam Pro" w:eastAsia="Be Vietnam Pro" w:hAnsi="Be Vietnam Pro"/>
+                <w:color w:val="101814"/>
+                <w:sz w:val="20"/>
+                <w:szCs w:val="20"/>
+              </w:rPr>
+              <w:t xml:space="preserve">TC-31–TC-36</w:t>
+            </w:r>
+          </w:p>
+        </w:tc>
+      </w:tr>
+      <w:tr>
+        <w:trPr>
+          <w:tblHeader w:val="false"/>
+        </w:trPr>
+        <w:tc>
+          <w:tcPr>
+            <w:tcW w:type="dxa" w:w="1000"/>
+            <w:tcMar>
+              <w:top w:type="dxa" w:w="90"/>
+              <w:left w:type="dxa" w:w="120"/>
+              <w:bottom w:type="dxa" w:w="90"/>
+              <w:right w:type="dxa" w:w="120"/>
+            </w:tcMar>
+            <w:vAlign w:val="center"/>
+          </w:tcPr>
+          <w:p>
+            <w:pPr>
+              <w:spacing w:after="0" w:line="280"/>
+            </w:pPr>
+            <w:r>
+              <w:rPr>
+                <w:rFonts w:ascii="Menlo" w:cs="Menlo" w:eastAsia="Menlo" w:hAnsi="Menlo"/>
+                <w:color w:val="036F3D"/>
+                <w:sz w:val="20"/>
+                <w:szCs w:val="20"/>
+                <w:shd w:fill="F1F5F3" w:color="auto" w:val="clear"/>
+              </w:rPr>
+              <w:t xml:space="preserve">YC-26</w:t>
+            </w:r>
+          </w:p>
+        </w:tc>
+        <w:tc>
+          <w:tcPr>
+            <w:tcW w:type="dxa" w:w="3480"/>
+            <w:tcMar>
+              <w:top w:type="dxa" w:w="90"/>
+              <w:left w:type="dxa" w:w="120"/>
+              <w:bottom w:type="dxa" w:w="90"/>
+              <w:right w:type="dxa" w:w="120"/>
+            </w:tcMar>
+            <w:vAlign w:val="center"/>
+          </w:tcPr>
+          <w:p>
+            <w:pPr>
+              <w:spacing w:after="0" w:line="280"/>
+            </w:pPr>
+            <w:r>
+              <w:rPr>
+                <w:rFonts w:ascii="Be Vietnam Pro" w:cs="Be Vietnam Pro" w:eastAsia="Be Vietnam Pro" w:hAnsi="Be Vietnam Pro"/>
+                <w:color w:val="101814"/>
+                <w:sz w:val="20"/>
+                <w:szCs w:val="20"/>
+              </w:rPr>
+              <w:t xml:space="preserve">Xếp hàng công việc, chạy nền, không chặn giao diện</w:t>
+            </w:r>
+          </w:p>
+        </w:tc>
+        <w:tc>
+          <w:tcPr>
+            <w:tcW w:type="dxa" w:w="1337"/>
+            <w:tcMar>
+              <w:top w:type="dxa" w:w="90"/>
+              <w:left w:type="dxa" w:w="120"/>
+              <w:bottom w:type="dxa" w:w="90"/>
+              <w:right w:type="dxa" w:w="120"/>
+            </w:tcMar>
+            <w:vAlign w:val="center"/>
+          </w:tcPr>
+          <w:p>
+            <w:pPr>
+              <w:spacing w:after="0" w:line="280"/>
+            </w:pPr>
+            <w:r>
+              <w:rPr>
+                <w:rFonts w:ascii="Menlo" w:cs="Menlo" w:eastAsia="Menlo" w:hAnsi="Menlo"/>
+                <w:color w:val="036F3D"/>
+                <w:sz w:val="20"/>
+                <w:szCs w:val="20"/>
+                <w:shd w:fill="F1F5F3" w:color="auto" w:val="clear"/>
+              </w:rPr>
+              <w:t xml:space="preserve">DA2-03</w:t>
+            </w:r>
+            <w:r>
+              <w:rPr>
+                <w:rFonts w:ascii="Be Vietnam Pro" w:cs="Be Vietnam Pro" w:eastAsia="Be Vietnam Pro" w:hAnsi="Be Vietnam Pro"/>
+                <w:color w:val="101814"/>
+                <w:sz w:val="20"/>
+                <w:szCs w:val="20"/>
+              </w:rPr>
+              <w:t xml:space="preserve"> </w:t>
+            </w:r>
+            <w:r>
+              <w:rPr>
+                <w:rFonts w:ascii="Menlo" w:cs="Menlo" w:eastAsia="Menlo" w:hAnsi="Menlo"/>
+                <w:color w:val="036F3D"/>
+                <w:sz w:val="20"/>
+                <w:szCs w:val="20"/>
+                <w:shd w:fill="F1F5F3" w:color="auto" w:val="clear"/>
+              </w:rPr>
+              <w:t xml:space="preserve">DA2-04</w:t>
+            </w:r>
+            <w:r>
+              <w:rPr>
+                <w:rFonts w:ascii="Be Vietnam Pro" w:cs="Be Vietnam Pro" w:eastAsia="Be Vietnam Pro" w:hAnsi="Be Vietnam Pro"/>
+                <w:color w:val="101814"/>
+                <w:sz w:val="20"/>
+                <w:szCs w:val="20"/>
+              </w:rPr>
+              <w:t xml:space="preserve"> </w:t>
+            </w:r>
+            <w:r>
+              <w:rPr>
+                <w:rFonts w:ascii="Menlo" w:cs="Menlo" w:eastAsia="Menlo" w:hAnsi="Menlo"/>
+                <w:color w:val="036F3D"/>
+                <w:sz w:val="20"/>
+                <w:szCs w:val="20"/>
+                <w:shd w:fill="F1F5F3" w:color="auto" w:val="clear"/>
+              </w:rPr>
+              <w:t xml:space="preserve">DA2-05</w:t>
+            </w:r>
+          </w:p>
+        </w:tc>
+        <w:tc>
+          <w:tcPr>
+            <w:tcW w:type="dxa" w:w="3543"/>
+            <w:tcMar>
+              <w:top w:type="dxa" w:w="90"/>
+              <w:left w:type="dxa" w:w="120"/>
+              <w:bottom w:type="dxa" w:w="90"/>
+              <w:right w:type="dxa" w:w="120"/>
+            </w:tcMar>
+            <w:vAlign w:val="center"/>
+          </w:tcPr>
+          <w:p>
+            <w:pPr>
+              <w:spacing w:after="0" w:line="280"/>
+            </w:pPr>
+            <w:r>
+              <w:rPr>
+                <w:rFonts w:ascii="Be Vietnam Pro" w:cs="Be Vietnam Pro" w:eastAsia="Be Vietnam Pro" w:hAnsi="Be Vietnam Pro"/>
+                <w:color w:val="101814"/>
+                <w:sz w:val="20"/>
+                <w:szCs w:val="20"/>
+              </w:rPr>
+              <w:t xml:space="preserve">TC-41, TC-41–TC-51</w:t>
+            </w:r>
+          </w:p>
+        </w:tc>
+      </w:tr>
+      <w:tr>
+        <w:trPr>
+          <w:tblHeader w:val="false"/>
+        </w:trPr>
+        <w:tc>
+          <w:tcPr>
+            <w:tcW w:type="dxa" w:w="1000"/>
+            <w:tcMar>
+              <w:top w:type="dxa" w:w="90"/>
+              <w:left w:type="dxa" w:w="120"/>
+              <w:bottom w:type="dxa" w:w="90"/>
+              <w:right w:type="dxa" w:w="120"/>
+            </w:tcMar>
+            <w:vAlign w:val="center"/>
+          </w:tcPr>
+          <w:p>
+            <w:pPr>
+              <w:spacing w:after="0" w:line="280"/>
+            </w:pPr>
+            <w:r>
+              <w:rPr>
+                <w:rFonts w:ascii="Menlo" w:cs="Menlo" w:eastAsia="Menlo" w:hAnsi="Menlo"/>
+                <w:color w:val="036F3D"/>
+                <w:sz w:val="20"/>
+                <w:szCs w:val="20"/>
+                <w:shd w:fill="F1F5F3" w:color="auto" w:val="clear"/>
+              </w:rPr>
+              <w:t xml:space="preserve">YC-27</w:t>
+            </w:r>
+          </w:p>
+        </w:tc>
+        <w:tc>
+          <w:tcPr>
+            <w:tcW w:type="dxa" w:w="3480"/>
+            <w:tcMar>
+              <w:top w:type="dxa" w:w="90"/>
+              <w:left w:type="dxa" w:w="120"/>
+              <w:bottom w:type="dxa" w:w="90"/>
+              <w:right w:type="dxa" w:w="120"/>
+            </w:tcMar>
+            <w:vAlign w:val="center"/>
+          </w:tcPr>
+          <w:p>
+            <w:pPr>
+              <w:spacing w:after="0" w:line="280"/>
+            </w:pPr>
+            <w:r>
+              <w:rPr>
+                <w:rFonts w:ascii="Be Vietnam Pro" w:cs="Be Vietnam Pro" w:eastAsia="Be Vietnam Pro" w:hAnsi="Be Vietnam Pro"/>
+                <w:color w:val="101814"/>
+                <w:sz w:val="20"/>
+                <w:szCs w:val="20"/>
+              </w:rPr>
+              <w:t xml:space="preserve">Xử lý hàng loạt: chọn nhiều nguyên liệu hoặc toàn bộ</w:t>
+            </w:r>
+          </w:p>
+        </w:tc>
+        <w:tc>
+          <w:tcPr>
+            <w:tcW w:type="dxa" w:w="1337"/>
+            <w:tcMar>
+              <w:top w:type="dxa" w:w="90"/>
+              <w:left w:type="dxa" w:w="120"/>
+              <w:bottom w:type="dxa" w:w="90"/>
+              <w:right w:type="dxa" w:w="120"/>
+            </w:tcMar>
+            <w:vAlign w:val="center"/>
+          </w:tcPr>
+          <w:p>
+            <w:pPr>
+              <w:spacing w:after="0" w:line="280"/>
+            </w:pPr>
+            <w:r>
+              <w:rPr>
+                <w:rFonts w:ascii="Menlo" w:cs="Menlo" w:eastAsia="Menlo" w:hAnsi="Menlo"/>
+                <w:color w:val="036F3D"/>
+                <w:sz w:val="20"/>
+                <w:szCs w:val="20"/>
+                <w:shd w:fill="F1F5F3" w:color="auto" w:val="clear"/>
+              </w:rPr>
+              <w:t xml:space="preserve">DA2-03</w:t>
+            </w:r>
+            <w:r>
+              <w:rPr>
+                <w:rFonts w:ascii="Be Vietnam Pro" w:cs="Be Vietnam Pro" w:eastAsia="Be Vietnam Pro" w:hAnsi="Be Vietnam Pro"/>
+                <w:color w:val="101814"/>
+                <w:sz w:val="20"/>
+                <w:szCs w:val="20"/>
+              </w:rPr>
+              <w:t xml:space="preserve"> </w:t>
+            </w:r>
+            <w:r>
+              <w:rPr>
+                <w:rFonts w:ascii="Menlo" w:cs="Menlo" w:eastAsia="Menlo" w:hAnsi="Menlo"/>
+                <w:color w:val="036F3D"/>
+                <w:sz w:val="20"/>
+                <w:szCs w:val="20"/>
+                <w:shd w:fill="F1F5F3" w:color="auto" w:val="clear"/>
+              </w:rPr>
+              <w:t xml:space="preserve">DA2-04</w:t>
+            </w:r>
+            <w:r>
+              <w:rPr>
+                <w:rFonts w:ascii="Be Vietnam Pro" w:cs="Be Vietnam Pro" w:eastAsia="Be Vietnam Pro" w:hAnsi="Be Vietnam Pro"/>
+                <w:color w:val="101814"/>
+                <w:sz w:val="20"/>
+                <w:szCs w:val="20"/>
+              </w:rPr>
+              <w:t xml:space="preserve"> </w:t>
+            </w:r>
+            <w:r>
+              <w:rPr>
+                <w:rFonts w:ascii="Menlo" w:cs="Menlo" w:eastAsia="Menlo" w:hAnsi="Menlo"/>
+                <w:color w:val="036F3D"/>
+                <w:sz w:val="20"/>
+                <w:szCs w:val="20"/>
+                <w:shd w:fill="F1F5F3" w:color="auto" w:val="clear"/>
+              </w:rPr>
+              <w:t xml:space="preserve">DA2-05</w:t>
+            </w:r>
+          </w:p>
+        </w:tc>
+        <w:tc>
+          <w:tcPr>
+            <w:tcW w:type="dxa" w:w="3543"/>
+            <w:tcMar>
+              <w:top w:type="dxa" w:w="90"/>
+              <w:left w:type="dxa" w:w="120"/>
+              <w:bottom w:type="dxa" w:w="90"/>
+              <w:right w:type="dxa" w:w="120"/>
+            </w:tcMar>
+            <w:vAlign w:val="center"/>
+          </w:tcPr>
+          <w:p>
+            <w:pPr>
+              <w:spacing w:after="0" w:line="280"/>
+            </w:pPr>
+            <w:r>
+              <w:rPr>
+                <w:rFonts w:ascii="Be Vietnam Pro" w:cs="Be Vietnam Pro" w:eastAsia="Be Vietnam Pro" w:hAnsi="Be Vietnam Pro"/>
+                <w:color w:val="101814"/>
+                <w:sz w:val="20"/>
+                <w:szCs w:val="20"/>
+              </w:rPr>
+              <w:t xml:space="preserve">TC-41–TC-51, TC-42</w:t>
+            </w:r>
+          </w:p>
+        </w:tc>
+      </w:tr>
+      <w:tr>
+        <w:trPr>
+          <w:tblHeader w:val="false"/>
+        </w:trPr>
+        <w:tc>
+          <w:tcPr>
+            <w:tcW w:type="dxa" w:w="1000"/>
+            <w:tcMar>
+              <w:top w:type="dxa" w:w="90"/>
+              <w:left w:type="dxa" w:w="120"/>
+              <w:bottom w:type="dxa" w:w="90"/>
+              <w:right w:type="dxa" w:w="120"/>
+            </w:tcMar>
+            <w:vAlign w:val="center"/>
+          </w:tcPr>
+          <w:p>
+            <w:pPr>
+              <w:spacing w:after="0" w:line="280"/>
+            </w:pPr>
+            <w:r>
+              <w:rPr>
+                <w:rFonts w:ascii="Menlo" w:cs="Menlo" w:eastAsia="Menlo" w:hAnsi="Menlo"/>
+                <w:color w:val="036F3D"/>
+                <w:sz w:val="20"/>
+                <w:szCs w:val="20"/>
+                <w:shd w:fill="F1F5F3" w:color="auto" w:val="clear"/>
+              </w:rPr>
+              <w:t xml:space="preserve">YC-28</w:t>
+            </w:r>
+          </w:p>
+        </w:tc>
+        <w:tc>
+          <w:tcPr>
+            <w:tcW w:type="dxa" w:w="3480"/>
+            <w:tcMar>
+              <w:top w:type="dxa" w:w="90"/>
+              <w:left w:type="dxa" w:w="120"/>
+              <w:bottom w:type="dxa" w:w="90"/>
+              <w:right w:type="dxa" w:w="120"/>
+            </w:tcMar>
+            <w:vAlign w:val="center"/>
+          </w:tcPr>
+          <w:p>
+            <w:pPr>
+              <w:spacing w:after="0" w:line="280"/>
+            </w:pPr>
+            <w:r>
+              <w:rPr>
+                <w:rFonts w:ascii="Be Vietnam Pro" w:cs="Be Vietnam Pro" w:eastAsia="Be Vietnam Pro" w:hAnsi="Be Vietnam Pro"/>
+                <w:color w:val="101814"/>
+                <w:sz w:val="20"/>
+                <w:szCs w:val="20"/>
+              </w:rPr>
+              <w:t xml:space="preserve">Theo dõi trạng thái từng công việc theo 9 giai đoạn</w:t>
+            </w:r>
+          </w:p>
+        </w:tc>
+        <w:tc>
+          <w:tcPr>
+            <w:tcW w:type="dxa" w:w="1337"/>
+            <w:tcMar>
+              <w:top w:type="dxa" w:w="90"/>
+              <w:left w:type="dxa" w:w="120"/>
+              <w:bottom w:type="dxa" w:w="90"/>
+              <w:right w:type="dxa" w:w="120"/>
+            </w:tcMar>
+            <w:vAlign w:val="center"/>
+          </w:tcPr>
+          <w:p>
+            <w:pPr>
+              <w:spacing w:after="0" w:line="280"/>
+            </w:pPr>
+            <w:r>
+              <w:rPr>
+                <w:rFonts w:ascii="Menlo" w:cs="Menlo" w:eastAsia="Menlo" w:hAnsi="Menlo"/>
+                <w:color w:val="036F3D"/>
+                <w:sz w:val="20"/>
+                <w:szCs w:val="20"/>
+                <w:shd w:fill="F1F5F3" w:color="auto" w:val="clear"/>
+              </w:rPr>
+              <w:t xml:space="preserve">DA2-03</w:t>
+            </w:r>
+            <w:r>
+              <w:rPr>
+                <w:rFonts w:ascii="Be Vietnam Pro" w:cs="Be Vietnam Pro" w:eastAsia="Be Vietnam Pro" w:hAnsi="Be Vietnam Pro"/>
+                <w:color w:val="101814"/>
+                <w:sz w:val="20"/>
+                <w:szCs w:val="20"/>
+              </w:rPr>
+              <w:t xml:space="preserve"> </w:t>
+            </w:r>
+            <w:r>
+              <w:rPr>
+                <w:rFonts w:ascii="Menlo" w:cs="Menlo" w:eastAsia="Menlo" w:hAnsi="Menlo"/>
+                <w:color w:val="036F3D"/>
+                <w:sz w:val="20"/>
+                <w:szCs w:val="20"/>
+                <w:shd w:fill="F1F5F3" w:color="auto" w:val="clear"/>
+              </w:rPr>
+              <w:t xml:space="preserve">DA2-04</w:t>
+            </w:r>
+            <w:r>
+              <w:rPr>
+                <w:rFonts w:ascii="Be Vietnam Pro" w:cs="Be Vietnam Pro" w:eastAsia="Be Vietnam Pro" w:hAnsi="Be Vietnam Pro"/>
+                <w:color w:val="101814"/>
+                <w:sz w:val="20"/>
+                <w:szCs w:val="20"/>
+              </w:rPr>
+              <w:t xml:space="preserve"> </w:t>
+            </w:r>
+            <w:r>
+              <w:rPr>
+                <w:rFonts w:ascii="Menlo" w:cs="Menlo" w:eastAsia="Menlo" w:hAnsi="Menlo"/>
+                <w:color w:val="036F3D"/>
+                <w:sz w:val="20"/>
+                <w:szCs w:val="20"/>
+                <w:shd w:fill="F1F5F3" w:color="auto" w:val="clear"/>
+              </w:rPr>
+              <w:t xml:space="preserve">DA2-05</w:t>
+            </w:r>
+          </w:p>
+        </w:tc>
+        <w:tc>
+          <w:tcPr>
+            <w:tcW w:type="dxa" w:w="3543"/>
+            <w:tcMar>
+              <w:top w:type="dxa" w:w="90"/>
+              <w:left w:type="dxa" w:w="120"/>
+              <w:bottom w:type="dxa" w:w="90"/>
+              <w:right w:type="dxa" w:w="120"/>
+            </w:tcMar>
+            <w:vAlign w:val="center"/>
+          </w:tcPr>
+          <w:p>
+            <w:pPr>
+              <w:spacing w:after="0" w:line="280"/>
+            </w:pPr>
+            <w:r>
+              <w:rPr>
+                <w:rFonts w:ascii="Be Vietnam Pro" w:cs="Be Vietnam Pro" w:eastAsia="Be Vietnam Pro" w:hAnsi="Be Vietnam Pro"/>
+                <w:color w:val="101814"/>
+                <w:sz w:val="20"/>
+                <w:szCs w:val="20"/>
+              </w:rPr>
+              <w:t xml:space="preserve">TC-41–TC-51, TC-43</w:t>
+            </w:r>
+          </w:p>
+        </w:tc>
+      </w:tr>
+      <w:tr>
+        <w:trPr>
+          <w:tblHeader w:val="false"/>
+        </w:trPr>
+        <w:tc>
+          <w:tcPr>
+            <w:tcW w:type="dxa" w:w="1000"/>
+            <w:tcMar>
+              <w:top w:type="dxa" w:w="90"/>
+              <w:left w:type="dxa" w:w="120"/>
+              <w:bottom w:type="dxa" w:w="90"/>
+              <w:right w:type="dxa" w:w="120"/>
+            </w:tcMar>
+            <w:vAlign w:val="center"/>
+          </w:tcPr>
+          <w:p>
+            <w:pPr>
+              <w:spacing w:after="0" w:line="280"/>
+            </w:pPr>
+            <w:r>
+              <w:rPr>
+                <w:rFonts w:ascii="Menlo" w:cs="Menlo" w:eastAsia="Menlo" w:hAnsi="Menlo"/>
+                <w:color w:val="036F3D"/>
+                <w:sz w:val="20"/>
+                <w:szCs w:val="20"/>
+                <w:shd w:fill="F1F5F3" w:color="auto" w:val="clear"/>
+              </w:rPr>
+              <w:t xml:space="preserve">YC-29</w:t>
+            </w:r>
+          </w:p>
+        </w:tc>
+        <w:tc>
+          <w:tcPr>
+            <w:tcW w:type="dxa" w:w="3480"/>
+            <w:tcMar>
+              <w:top w:type="dxa" w:w="90"/>
+              <w:left w:type="dxa" w:w="120"/>
+              <w:bottom w:type="dxa" w:w="90"/>
+              <w:right w:type="dxa" w:w="120"/>
+            </w:tcMar>
+            <w:vAlign w:val="center"/>
+          </w:tcPr>
+          <w:p>
+            <w:pPr>
+              <w:spacing w:after="0" w:line="280"/>
+            </w:pPr>
+            <w:r>
+              <w:rPr>
+                <w:rFonts w:ascii="Be Vietnam Pro" w:cs="Be Vietnam Pro" w:eastAsia="Be Vietnam Pro" w:hAnsi="Be Vietnam Pro"/>
+                <w:color w:val="101814"/>
+                <w:sz w:val="20"/>
+                <w:szCs w:val="20"/>
+              </w:rPr>
+              <w:t xml:space="preserve">Nhật ký chi tiết từng bước, có mốc thời gian và mức độ</w:t>
+            </w:r>
+          </w:p>
+        </w:tc>
+        <w:tc>
+          <w:tcPr>
+            <w:tcW w:type="dxa" w:w="1337"/>
+            <w:tcMar>
+              <w:top w:type="dxa" w:w="90"/>
+              <w:left w:type="dxa" w:w="120"/>
+              <w:bottom w:type="dxa" w:w="90"/>
+              <w:right w:type="dxa" w:w="120"/>
+            </w:tcMar>
+            <w:vAlign w:val="center"/>
+          </w:tcPr>
+          <w:p>
+            <w:pPr>
+              <w:spacing w:after="0" w:line="280"/>
+            </w:pPr>
+            <w:r>
+              <w:rPr>
+                <w:rFonts w:ascii="Menlo" w:cs="Menlo" w:eastAsia="Menlo" w:hAnsi="Menlo"/>
+                <w:color w:val="036F3D"/>
+                <w:sz w:val="20"/>
+                <w:szCs w:val="20"/>
+                <w:shd w:fill="F1F5F3" w:color="auto" w:val="clear"/>
+              </w:rPr>
+              <w:t xml:space="preserve">DA2-03</w:t>
+            </w:r>
+            <w:r>
+              <w:rPr>
+                <w:rFonts w:ascii="Be Vietnam Pro" w:cs="Be Vietnam Pro" w:eastAsia="Be Vietnam Pro" w:hAnsi="Be Vietnam Pro"/>
+                <w:color w:val="101814"/>
+                <w:sz w:val="20"/>
+                <w:szCs w:val="20"/>
+              </w:rPr>
+              <w:t xml:space="preserve"> </w:t>
+            </w:r>
+            <w:r>
+              <w:rPr>
+                <w:rFonts w:ascii="Menlo" w:cs="Menlo" w:eastAsia="Menlo" w:hAnsi="Menlo"/>
+                <w:color w:val="036F3D"/>
+                <w:sz w:val="20"/>
+                <w:szCs w:val="20"/>
+                <w:shd w:fill="F1F5F3" w:color="auto" w:val="clear"/>
+              </w:rPr>
+              <w:t xml:space="preserve">DA2-04</w:t>
+            </w:r>
+            <w:r>
+              <w:rPr>
+                <w:rFonts w:ascii="Be Vietnam Pro" w:cs="Be Vietnam Pro" w:eastAsia="Be Vietnam Pro" w:hAnsi="Be Vietnam Pro"/>
+                <w:color w:val="101814"/>
+                <w:sz w:val="20"/>
+                <w:szCs w:val="20"/>
+              </w:rPr>
+              <w:t xml:space="preserve"> </w:t>
+            </w:r>
+            <w:r>
+              <w:rPr>
+                <w:rFonts w:ascii="Menlo" w:cs="Menlo" w:eastAsia="Menlo" w:hAnsi="Menlo"/>
+                <w:color w:val="036F3D"/>
+                <w:sz w:val="20"/>
+                <w:szCs w:val="20"/>
+                <w:shd w:fill="F1F5F3" w:color="auto" w:val="clear"/>
+              </w:rPr>
+              <w:t xml:space="preserve">DA2-05</w:t>
+            </w:r>
+          </w:p>
+        </w:tc>
+        <w:tc>
+          <w:tcPr>
+            <w:tcW w:type="dxa" w:w="3543"/>
+            <w:tcMar>
+              <w:top w:type="dxa" w:w="90"/>
+              <w:left w:type="dxa" w:w="120"/>
+              <w:bottom w:type="dxa" w:w="90"/>
+              <w:right w:type="dxa" w:w="120"/>
+            </w:tcMar>
+            <w:vAlign w:val="center"/>
+          </w:tcPr>
+          <w:p>
+            <w:pPr>
+              <w:spacing w:after="0" w:line="280"/>
+            </w:pPr>
+            <w:r>
+              <w:rPr>
+                <w:rFonts w:ascii="Be Vietnam Pro" w:cs="Be Vietnam Pro" w:eastAsia="Be Vietnam Pro" w:hAnsi="Be Vietnam Pro"/>
+                <w:color w:val="101814"/>
+                <w:sz w:val="20"/>
+                <w:szCs w:val="20"/>
+              </w:rPr>
+              <w:t xml:space="preserve">TC-41–TC-51, TC-44</w:t>
+            </w:r>
+          </w:p>
+        </w:tc>
+      </w:tr>
+      <w:tr>
+        <w:trPr>
+          <w:tblHeader w:val="false"/>
+        </w:trPr>
+        <w:tc>
+          <w:tcPr>
+            <w:tcW w:type="dxa" w:w="1000"/>
+            <w:tcMar>
+              <w:top w:type="dxa" w:w="90"/>
+              <w:left w:type="dxa" w:w="120"/>
+              <w:bottom w:type="dxa" w:w="90"/>
+              <w:right w:type="dxa" w:w="120"/>
+            </w:tcMar>
+            <w:vAlign w:val="center"/>
+          </w:tcPr>
+          <w:p>
+            <w:pPr>
+              <w:spacing w:after="0" w:line="280"/>
+            </w:pPr>
+            <w:r>
+              <w:rPr>
+                <w:rFonts w:ascii="Menlo" w:cs="Menlo" w:eastAsia="Menlo" w:hAnsi="Menlo"/>
+                <w:color w:val="036F3D"/>
+                <w:sz w:val="20"/>
+                <w:szCs w:val="20"/>
+                <w:shd w:fill="F1F5F3" w:color="auto" w:val="clear"/>
+              </w:rPr>
+              <w:t xml:space="preserve">YC-30</w:t>
+            </w:r>
+          </w:p>
+        </w:tc>
+        <w:tc>
+          <w:tcPr>
+            <w:tcW w:type="dxa" w:w="3480"/>
+            <w:tcMar>
+              <w:top w:type="dxa" w:w="90"/>
+              <w:left w:type="dxa" w:w="120"/>
+              <w:bottom w:type="dxa" w:w="90"/>
+              <w:right w:type="dxa" w:w="120"/>
+            </w:tcMar>
+            <w:vAlign w:val="center"/>
+          </w:tcPr>
+          <w:p>
+            <w:pPr>
+              <w:spacing w:after="0" w:line="280"/>
+            </w:pPr>
+            <w:r>
+              <w:rPr>
+                <w:rFonts w:ascii="Be Vietnam Pro" w:cs="Be Vietnam Pro" w:eastAsia="Be Vietnam Pro" w:hAnsi="Be Vietnam Pro"/>
+                <w:color w:val="101814"/>
+                <w:sz w:val="20"/>
+                <w:szCs w:val="20"/>
+              </w:rPr>
+              <w:t xml:space="preserve">Huỷ được công việc đang chạy</w:t>
+            </w:r>
+          </w:p>
+        </w:tc>
+        <w:tc>
+          <w:tcPr>
+            <w:tcW w:type="dxa" w:w="1337"/>
+            <w:tcMar>
+              <w:top w:type="dxa" w:w="90"/>
+              <w:left w:type="dxa" w:w="120"/>
+              <w:bottom w:type="dxa" w:w="90"/>
+              <w:right w:type="dxa" w:w="120"/>
+            </w:tcMar>
+            <w:vAlign w:val="center"/>
+          </w:tcPr>
+          <w:p>
+            <w:pPr>
+              <w:spacing w:after="0" w:line="280"/>
+            </w:pPr>
+            <w:r>
+              <w:rPr>
+                <w:rFonts w:ascii="Menlo" w:cs="Menlo" w:eastAsia="Menlo" w:hAnsi="Menlo"/>
+                <w:color w:val="036F3D"/>
+                <w:sz w:val="20"/>
+                <w:szCs w:val="20"/>
+                <w:shd w:fill="F1F5F3" w:color="auto" w:val="clear"/>
+              </w:rPr>
+              <w:t xml:space="preserve">DA2-03</w:t>
+            </w:r>
+            <w:r>
+              <w:rPr>
+                <w:rFonts w:ascii="Be Vietnam Pro" w:cs="Be Vietnam Pro" w:eastAsia="Be Vietnam Pro" w:hAnsi="Be Vietnam Pro"/>
+                <w:color w:val="101814"/>
+                <w:sz w:val="20"/>
+                <w:szCs w:val="20"/>
+              </w:rPr>
+              <w:t xml:space="preserve"> </w:t>
+            </w:r>
+            <w:r>
+              <w:rPr>
+                <w:rFonts w:ascii="Menlo" w:cs="Menlo" w:eastAsia="Menlo" w:hAnsi="Menlo"/>
+                <w:color w:val="036F3D"/>
+                <w:sz w:val="20"/>
+                <w:szCs w:val="20"/>
+                <w:shd w:fill="F1F5F3" w:color="auto" w:val="clear"/>
+              </w:rPr>
+              <w:t xml:space="preserve">DA2-04</w:t>
+            </w:r>
+            <w:r>
+              <w:rPr>
+                <w:rFonts w:ascii="Be Vietnam Pro" w:cs="Be Vietnam Pro" w:eastAsia="Be Vietnam Pro" w:hAnsi="Be Vietnam Pro"/>
+                <w:color w:val="101814"/>
+                <w:sz w:val="20"/>
+                <w:szCs w:val="20"/>
+              </w:rPr>
+              <w:t xml:space="preserve"> </w:t>
+            </w:r>
+            <w:r>
+              <w:rPr>
+                <w:rFonts w:ascii="Menlo" w:cs="Menlo" w:eastAsia="Menlo" w:hAnsi="Menlo"/>
+                <w:color w:val="036F3D"/>
+                <w:sz w:val="20"/>
+                <w:szCs w:val="20"/>
+                <w:shd w:fill="F1F5F3" w:color="auto" w:val="clear"/>
+              </w:rPr>
+              <w:t xml:space="preserve">DA2-05</w:t>
+            </w:r>
+          </w:p>
+        </w:tc>
+        <w:tc>
+          <w:tcPr>
+            <w:tcW w:type="dxa" w:w="3543"/>
+            <w:tcMar>
+              <w:top w:type="dxa" w:w="90"/>
+              <w:left w:type="dxa" w:w="120"/>
+              <w:bottom w:type="dxa" w:w="90"/>
+              <w:right w:type="dxa" w:w="120"/>
+            </w:tcMar>
+            <w:vAlign w:val="center"/>
+          </w:tcPr>
+          <w:p>
+            <w:pPr>
+              <w:spacing w:after="0" w:line="280"/>
+            </w:pPr>
+            <w:r>
+              <w:rPr>
+                <w:rFonts w:ascii="Be Vietnam Pro" w:cs="Be Vietnam Pro" w:eastAsia="Be Vietnam Pro" w:hAnsi="Be Vietnam Pro"/>
+                <w:color w:val="101814"/>
+                <w:sz w:val="20"/>
+                <w:szCs w:val="20"/>
+              </w:rPr>
+              <w:t xml:space="preserve">TC-41–TC-51, TC-45</w:t>
+            </w:r>
+          </w:p>
+        </w:tc>
+      </w:tr>
+      <w:tr>
+        <w:trPr>
+          <w:tblHeader w:val="false"/>
+        </w:trPr>
+        <w:tc>
+          <w:tcPr>
+            <w:tcW w:type="dxa" w:w="1000"/>
+            <w:tcMar>
+              <w:top w:type="dxa" w:w="90"/>
+              <w:left w:type="dxa" w:w="120"/>
+              <w:bottom w:type="dxa" w:w="90"/>
+              <w:right w:type="dxa" w:w="120"/>
+            </w:tcMar>
+            <w:vAlign w:val="center"/>
+          </w:tcPr>
+          <w:p>
+            <w:pPr>
+              <w:spacing w:after="0" w:line="280"/>
+            </w:pPr>
+            <w:r>
+              <w:rPr>
+                <w:rFonts w:ascii="Menlo" w:cs="Menlo" w:eastAsia="Menlo" w:hAnsi="Menlo"/>
+                <w:color w:val="036F3D"/>
+                <w:sz w:val="20"/>
+                <w:szCs w:val="20"/>
+                <w:shd w:fill="F1F5F3" w:color="auto" w:val="clear"/>
+              </w:rPr>
+              <w:t xml:space="preserve">YC-31</w:t>
+            </w:r>
+          </w:p>
+        </w:tc>
+        <w:tc>
+          <w:tcPr>
+            <w:tcW w:type="dxa" w:w="3480"/>
+            <w:tcMar>
+              <w:top w:type="dxa" w:w="90"/>
+              <w:left w:type="dxa" w:w="120"/>
+              <w:bottom w:type="dxa" w:w="90"/>
+              <w:right w:type="dxa" w:w="120"/>
+            </w:tcMar>
+            <w:vAlign w:val="center"/>
+          </w:tcPr>
+          <w:p>
+            <w:pPr>
+              <w:spacing w:after="0" w:line="280"/>
+            </w:pPr>
+            <w:r>
+              <w:rPr>
+                <w:rFonts w:ascii="Be Vietnam Pro" w:cs="Be Vietnam Pro" w:eastAsia="Be Vietnam Pro" w:hAnsi="Be Vietnam Pro"/>
+                <w:color w:val="101814"/>
+                <w:sz w:val="20"/>
+                <w:szCs w:val="20"/>
+              </w:rPr>
+              <w:t xml:space="preserve">Đặt hạn giờ cho mỗi tệp, tránh treo hàng đợi</w:t>
+            </w:r>
+          </w:p>
+        </w:tc>
+        <w:tc>
+          <w:tcPr>
+            <w:tcW w:type="dxa" w:w="1337"/>
+            <w:tcMar>
+              <w:top w:type="dxa" w:w="90"/>
+              <w:left w:type="dxa" w:w="120"/>
+              <w:bottom w:type="dxa" w:w="90"/>
+              <w:right w:type="dxa" w:w="120"/>
+            </w:tcMar>
+            <w:vAlign w:val="center"/>
+          </w:tcPr>
+          <w:p>
+            <w:pPr>
+              <w:spacing w:after="0" w:line="280"/>
+            </w:pPr>
+            <w:r>
+              <w:rPr>
+                <w:rFonts w:ascii="Menlo" w:cs="Menlo" w:eastAsia="Menlo" w:hAnsi="Menlo"/>
+                <w:color w:val="036F3D"/>
+                <w:sz w:val="20"/>
+                <w:szCs w:val="20"/>
+                <w:shd w:fill="F1F5F3" w:color="auto" w:val="clear"/>
+              </w:rPr>
+              <w:t xml:space="preserve">DA2-03</w:t>
+            </w:r>
+            <w:r>
+              <w:rPr>
+                <w:rFonts w:ascii="Be Vietnam Pro" w:cs="Be Vietnam Pro" w:eastAsia="Be Vietnam Pro" w:hAnsi="Be Vietnam Pro"/>
+                <w:color w:val="101814"/>
+                <w:sz w:val="20"/>
+                <w:szCs w:val="20"/>
+              </w:rPr>
+              <w:t xml:space="preserve"> </w:t>
+            </w:r>
+            <w:r>
+              <w:rPr>
+                <w:rFonts w:ascii="Menlo" w:cs="Menlo" w:eastAsia="Menlo" w:hAnsi="Menlo"/>
+                <w:color w:val="036F3D"/>
+                <w:sz w:val="20"/>
+                <w:szCs w:val="20"/>
+                <w:shd w:fill="F1F5F3" w:color="auto" w:val="clear"/>
+              </w:rPr>
+              <w:t xml:space="preserve">DA2-04</w:t>
+            </w:r>
+            <w:r>
+              <w:rPr>
+                <w:rFonts w:ascii="Be Vietnam Pro" w:cs="Be Vietnam Pro" w:eastAsia="Be Vietnam Pro" w:hAnsi="Be Vietnam Pro"/>
+                <w:color w:val="101814"/>
+                <w:sz w:val="20"/>
+                <w:szCs w:val="20"/>
+              </w:rPr>
+              <w:t xml:space="preserve"> </w:t>
+            </w:r>
+            <w:r>
+              <w:rPr>
+                <w:rFonts w:ascii="Menlo" w:cs="Menlo" w:eastAsia="Menlo" w:hAnsi="Menlo"/>
+                <w:color w:val="036F3D"/>
+                <w:sz w:val="20"/>
+                <w:szCs w:val="20"/>
+                <w:shd w:fill="F1F5F3" w:color="auto" w:val="clear"/>
+              </w:rPr>
+              <w:t xml:space="preserve">DA2-05</w:t>
+            </w:r>
+          </w:p>
+        </w:tc>
+        <w:tc>
+          <w:tcPr>
+            <w:tcW w:type="dxa" w:w="3543"/>
+            <w:tcMar>
+              <w:top w:type="dxa" w:w="90"/>
+              <w:left w:type="dxa" w:w="120"/>
+              <w:bottom w:type="dxa" w:w="90"/>
+              <w:right w:type="dxa" w:w="120"/>
+            </w:tcMar>
+            <w:vAlign w:val="center"/>
+          </w:tcPr>
+          <w:p>
+            <w:pPr>
+              <w:spacing w:after="0" w:line="280"/>
+            </w:pPr>
+            <w:r>
+              <w:rPr>
+                <w:rFonts w:ascii="Be Vietnam Pro" w:cs="Be Vietnam Pro" w:eastAsia="Be Vietnam Pro" w:hAnsi="Be Vietnam Pro"/>
+                <w:color w:val="101814"/>
+                <w:sz w:val="20"/>
+                <w:szCs w:val="20"/>
+              </w:rPr>
+              <w:t xml:space="preserve">TC-41–TC-51, TC-47</w:t>
+            </w:r>
+          </w:p>
+        </w:tc>
+      </w:tr>
+      <w:tr>
+        <w:trPr>
+          <w:tblHeader w:val="false"/>
+        </w:trPr>
+        <w:tc>
+          <w:tcPr>
+            <w:tcW w:type="dxa" w:w="1000"/>
+            <w:tcMar>
+              <w:top w:type="dxa" w:w="90"/>
+              <w:left w:type="dxa" w:w="120"/>
+              <w:bottom w:type="dxa" w:w="90"/>
+              <w:right w:type="dxa" w:w="120"/>
+            </w:tcMar>
+            <w:vAlign w:val="center"/>
+          </w:tcPr>
+          <w:p>
+            <w:pPr>
+              <w:spacing w:after="0" w:line="280"/>
+            </w:pPr>
+            <w:r>
+              <w:rPr>
+                <w:rFonts w:ascii="Menlo" w:cs="Menlo" w:eastAsia="Menlo" w:hAnsi="Menlo"/>
+                <w:color w:val="036F3D"/>
+                <w:sz w:val="20"/>
+                <w:szCs w:val="20"/>
+                <w:shd w:fill="F1F5F3" w:color="auto" w:val="clear"/>
+              </w:rPr>
+              <w:t xml:space="preserve">YC-32</w:t>
+            </w:r>
+          </w:p>
+        </w:tc>
+        <w:tc>
+          <w:tcPr>
+            <w:tcW w:type="dxa" w:w="3480"/>
+            <w:tcMar>
+              <w:top w:type="dxa" w:w="90"/>
+              <w:left w:type="dxa" w:w="120"/>
+              <w:bottom w:type="dxa" w:w="90"/>
+              <w:right w:type="dxa" w:w="120"/>
+            </w:tcMar>
+            <w:vAlign w:val="center"/>
+          </w:tcPr>
+          <w:p>
+            <w:pPr>
+              <w:spacing w:after="0" w:line="280"/>
+            </w:pPr>
+            <w:r>
+              <w:rPr>
+                <w:rFonts w:ascii="Be Vietnam Pro" w:cs="Be Vietnam Pro" w:eastAsia="Be Vietnam Pro" w:hAnsi="Be Vietnam Pro"/>
+                <w:color w:val="101814"/>
+                <w:sz w:val="20"/>
+                <w:szCs w:val="20"/>
+              </w:rPr>
+              <w:t xml:space="preserve">Lùi phương án khi lỗi: tệp hỏng thì gọi lại không kèm tệp thay v…</w:t>
+            </w:r>
+          </w:p>
+        </w:tc>
+        <w:tc>
+          <w:tcPr>
+            <w:tcW w:type="dxa" w:w="1337"/>
+            <w:tcMar>
+              <w:top w:type="dxa" w:w="90"/>
+              <w:left w:type="dxa" w:w="120"/>
+              <w:bottom w:type="dxa" w:w="90"/>
+              <w:right w:type="dxa" w:w="120"/>
+            </w:tcMar>
+            <w:vAlign w:val="center"/>
+          </w:tcPr>
+          <w:p>
+            <w:pPr>
+              <w:spacing w:after="0" w:line="280"/>
+            </w:pPr>
+            <w:r>
+              <w:rPr>
+                <w:rFonts w:ascii="Menlo" w:cs="Menlo" w:eastAsia="Menlo" w:hAnsi="Menlo"/>
+                <w:color w:val="036F3D"/>
+                <w:sz w:val="20"/>
+                <w:szCs w:val="20"/>
+                <w:shd w:fill="F1F5F3" w:color="auto" w:val="clear"/>
+              </w:rPr>
+              <w:t xml:space="preserve">DA2-03</w:t>
+            </w:r>
+            <w:r>
+              <w:rPr>
+                <w:rFonts w:ascii="Be Vietnam Pro" w:cs="Be Vietnam Pro" w:eastAsia="Be Vietnam Pro" w:hAnsi="Be Vietnam Pro"/>
+                <w:color w:val="101814"/>
+                <w:sz w:val="20"/>
+                <w:szCs w:val="20"/>
+              </w:rPr>
+              <w:t xml:space="preserve"> </w:t>
+            </w:r>
+            <w:r>
+              <w:rPr>
+                <w:rFonts w:ascii="Menlo" w:cs="Menlo" w:eastAsia="Menlo" w:hAnsi="Menlo"/>
+                <w:color w:val="036F3D"/>
+                <w:sz w:val="20"/>
+                <w:szCs w:val="20"/>
+                <w:shd w:fill="F1F5F3" w:color="auto" w:val="clear"/>
+              </w:rPr>
+              <w:t xml:space="preserve">DA2-04</w:t>
+            </w:r>
+            <w:r>
+              <w:rPr>
+                <w:rFonts w:ascii="Be Vietnam Pro" w:cs="Be Vietnam Pro" w:eastAsia="Be Vietnam Pro" w:hAnsi="Be Vietnam Pro"/>
+                <w:color w:val="101814"/>
+                <w:sz w:val="20"/>
+                <w:szCs w:val="20"/>
+              </w:rPr>
+              <w:t xml:space="preserve"> </w:t>
+            </w:r>
+            <w:r>
+              <w:rPr>
+                <w:rFonts w:ascii="Menlo" w:cs="Menlo" w:eastAsia="Menlo" w:hAnsi="Menlo"/>
+                <w:color w:val="036F3D"/>
+                <w:sz w:val="20"/>
+                <w:szCs w:val="20"/>
+                <w:shd w:fill="F1F5F3" w:color="auto" w:val="clear"/>
+              </w:rPr>
+              <w:t xml:space="preserve">DA2-05</w:t>
+            </w:r>
+          </w:p>
+        </w:tc>
+        <w:tc>
+          <w:tcPr>
+            <w:tcW w:type="dxa" w:w="3543"/>
+            <w:tcMar>
+              <w:top w:type="dxa" w:w="90"/>
+              <w:left w:type="dxa" w:w="120"/>
+              <w:bottom w:type="dxa" w:w="90"/>
+              <w:right w:type="dxa" w:w="120"/>
+            </w:tcMar>
+            <w:vAlign w:val="center"/>
+          </w:tcPr>
+          <w:p>
+            <w:pPr>
+              <w:spacing w:after="0" w:line="280"/>
+            </w:pPr>
+            <w:r>
+              <w:rPr>
+                <w:rFonts w:ascii="Be Vietnam Pro" w:cs="Be Vietnam Pro" w:eastAsia="Be Vietnam Pro" w:hAnsi="Be Vietnam Pro"/>
+                <w:color w:val="101814"/>
+                <w:sz w:val="20"/>
+                <w:szCs w:val="20"/>
+              </w:rPr>
+              <w:t xml:space="preserve">TC-41–TC-51, TC-48</w:t>
+            </w:r>
+          </w:p>
+        </w:tc>
+      </w:tr>
+      <w:tr>
+        <w:trPr>
+          <w:tblHeader w:val="false"/>
+        </w:trPr>
+        <w:tc>
+          <w:tcPr>
+            <w:tcW w:type="dxa" w:w="1000"/>
+            <w:tcMar>
+              <w:top w:type="dxa" w:w="90"/>
+              <w:left w:type="dxa" w:w="120"/>
+              <w:bottom w:type="dxa" w:w="90"/>
+              <w:right w:type="dxa" w:w="120"/>
+            </w:tcMar>
+            <w:vAlign w:val="center"/>
+          </w:tcPr>
+          <w:p>
+            <w:pPr>
+              <w:spacing w:after="0" w:line="280"/>
+            </w:pPr>
+            <w:r>
+              <w:rPr>
+                <w:rFonts w:ascii="Menlo" w:cs="Menlo" w:eastAsia="Menlo" w:hAnsi="Menlo"/>
+                <w:color w:val="036F3D"/>
+                <w:sz w:val="20"/>
+                <w:szCs w:val="20"/>
+                <w:shd w:fill="F1F5F3" w:color="auto" w:val="clear"/>
+              </w:rPr>
+              <w:t xml:space="preserve">YC-33</w:t>
+            </w:r>
+          </w:p>
+        </w:tc>
+        <w:tc>
+          <w:tcPr>
+            <w:tcW w:type="dxa" w:w="3480"/>
+            <w:tcMar>
+              <w:top w:type="dxa" w:w="90"/>
+              <w:left w:type="dxa" w:w="120"/>
+              <w:bottom w:type="dxa" w:w="90"/>
+              <w:right w:type="dxa" w:w="120"/>
+            </w:tcMar>
+            <w:vAlign w:val="center"/>
+          </w:tcPr>
+          <w:p>
+            <w:pPr>
+              <w:spacing w:after="0" w:line="280"/>
+            </w:pPr>
+            <w:r>
+              <w:rPr>
+                <w:rFonts w:ascii="Be Vietnam Pro" w:cs="Be Vietnam Pro" w:eastAsia="Be Vietnam Pro" w:hAnsi="Be Vietnam Pro"/>
+                <w:color w:val="101814"/>
+                <w:sz w:val="20"/>
+                <w:szCs w:val="20"/>
+              </w:rPr>
+              <w:t xml:space="preserve">Xuất và nhập nội dung dạng tệp để sửa hàng loạt</w:t>
+            </w:r>
+          </w:p>
+        </w:tc>
+        <w:tc>
+          <w:tcPr>
+            <w:tcW w:type="dxa" w:w="1337"/>
+            <w:tcMar>
+              <w:top w:type="dxa" w:w="90"/>
+              <w:left w:type="dxa" w:w="120"/>
+              <w:bottom w:type="dxa" w:w="90"/>
+              <w:right w:type="dxa" w:w="120"/>
+            </w:tcMar>
+            <w:vAlign w:val="center"/>
+          </w:tcPr>
+          <w:p>
+            <w:pPr>
+              <w:spacing w:after="0" w:line="280"/>
+            </w:pPr>
+            <w:r>
+              <w:rPr>
+                <w:rFonts w:ascii="Menlo" w:cs="Menlo" w:eastAsia="Menlo" w:hAnsi="Menlo"/>
+                <w:color w:val="036F3D"/>
+                <w:sz w:val="20"/>
+                <w:szCs w:val="20"/>
+                <w:shd w:fill="F1F5F3" w:color="auto" w:val="clear"/>
+              </w:rPr>
+              <w:t xml:space="preserve">DA2-03</w:t>
+            </w:r>
+            <w:r>
+              <w:rPr>
+                <w:rFonts w:ascii="Be Vietnam Pro" w:cs="Be Vietnam Pro" w:eastAsia="Be Vietnam Pro" w:hAnsi="Be Vietnam Pro"/>
+                <w:color w:val="101814"/>
+                <w:sz w:val="20"/>
+                <w:szCs w:val="20"/>
+              </w:rPr>
+              <w:t xml:space="preserve"> </w:t>
+            </w:r>
+            <w:r>
+              <w:rPr>
+                <w:rFonts w:ascii="Menlo" w:cs="Menlo" w:eastAsia="Menlo" w:hAnsi="Menlo"/>
+                <w:color w:val="036F3D"/>
+                <w:sz w:val="20"/>
+                <w:szCs w:val="20"/>
+                <w:shd w:fill="F1F5F3" w:color="auto" w:val="clear"/>
+              </w:rPr>
+              <w:t xml:space="preserve">DA2-04</w:t>
+            </w:r>
+            <w:r>
+              <w:rPr>
+                <w:rFonts w:ascii="Be Vietnam Pro" w:cs="Be Vietnam Pro" w:eastAsia="Be Vietnam Pro" w:hAnsi="Be Vietnam Pro"/>
+                <w:color w:val="101814"/>
+                <w:sz w:val="20"/>
+                <w:szCs w:val="20"/>
+              </w:rPr>
+              <w:t xml:space="preserve"> </w:t>
+            </w:r>
+            <w:r>
+              <w:rPr>
+                <w:rFonts w:ascii="Menlo" w:cs="Menlo" w:eastAsia="Menlo" w:hAnsi="Menlo"/>
+                <w:color w:val="036F3D"/>
+                <w:sz w:val="20"/>
+                <w:szCs w:val="20"/>
+                <w:shd w:fill="F1F5F3" w:color="auto" w:val="clear"/>
+              </w:rPr>
+              <w:t xml:space="preserve">DA2-05</w:t>
+            </w:r>
+          </w:p>
+        </w:tc>
+        <w:tc>
+          <w:tcPr>
+            <w:tcW w:type="dxa" w:w="3543"/>
+            <w:tcMar>
+              <w:top w:type="dxa" w:w="90"/>
+              <w:left w:type="dxa" w:w="120"/>
+              <w:bottom w:type="dxa" w:w="90"/>
+              <w:right w:type="dxa" w:w="120"/>
+            </w:tcMar>
+            <w:vAlign w:val="center"/>
+          </w:tcPr>
+          <w:p>
+            <w:pPr>
+              <w:spacing w:after="0" w:line="280"/>
+            </w:pPr>
+            <w:r>
+              <w:rPr>
+                <w:rFonts w:ascii="Be Vietnam Pro" w:cs="Be Vietnam Pro" w:eastAsia="Be Vietnam Pro" w:hAnsi="Be Vietnam Pro"/>
+                <w:color w:val="101814"/>
+                <w:sz w:val="20"/>
+                <w:szCs w:val="20"/>
+              </w:rPr>
+              <w:t xml:space="preserve">TC-41–TC-51</w:t>
+            </w:r>
+          </w:p>
+        </w:tc>
+      </w:tr>
+      <w:tr>
+        <w:trPr>
+          <w:tblHeader w:val="false"/>
+        </w:trPr>
+        <w:tc>
+          <w:tcPr>
+            <w:tcW w:type="dxa" w:w="1000"/>
+            <w:tcMar>
+              <w:top w:type="dxa" w:w="90"/>
+              <w:left w:type="dxa" w:w="120"/>
+              <w:bottom w:type="dxa" w:w="90"/>
+              <w:right w:type="dxa" w:w="120"/>
+            </w:tcMar>
+            <w:vAlign w:val="center"/>
+          </w:tcPr>
+          <w:p>
+            <w:pPr>
+              <w:spacing w:after="0" w:line="280"/>
+            </w:pPr>
+            <w:r>
+              <w:rPr>
+                <w:rFonts w:ascii="Menlo" w:cs="Menlo" w:eastAsia="Menlo" w:hAnsi="Menlo"/>
+                <w:color w:val="036F3D"/>
+                <w:sz w:val="20"/>
+                <w:szCs w:val="20"/>
+                <w:shd w:fill="F1F5F3" w:color="auto" w:val="clear"/>
+              </w:rPr>
+              <w:t xml:space="preserve">YC-34</w:t>
+            </w:r>
+          </w:p>
+        </w:tc>
+        <w:tc>
+          <w:tcPr>
+            <w:tcW w:type="dxa" w:w="3480"/>
+            <w:tcMar>
+              <w:top w:type="dxa" w:w="90"/>
+              <w:left w:type="dxa" w:w="120"/>
+              <w:bottom w:type="dxa" w:w="90"/>
+              <w:right w:type="dxa" w:w="120"/>
+            </w:tcMar>
+            <w:vAlign w:val="center"/>
+          </w:tcPr>
+          <w:p>
+            <w:pPr>
+              <w:spacing w:after="0" w:line="280"/>
+            </w:pPr>
+            <w:r>
+              <w:rPr>
+                <w:rFonts w:ascii="Be Vietnam Pro" w:cs="Be Vietnam Pro" w:eastAsia="Be Vietnam Pro" w:hAnsi="Be Vietnam Pro"/>
+                <w:color w:val="101814"/>
+                <w:sz w:val="20"/>
+                <w:szCs w:val="20"/>
+              </w:rPr>
+              <w:t xml:space="preserve">Đếm số đơn vị đã dùng cho từng công việc</w:t>
+            </w:r>
+          </w:p>
+        </w:tc>
+        <w:tc>
+          <w:tcPr>
+            <w:tcW w:type="dxa" w:w="1337"/>
+            <w:tcMar>
+              <w:top w:type="dxa" w:w="90"/>
+              <w:left w:type="dxa" w:w="120"/>
+              <w:bottom w:type="dxa" w:w="90"/>
+              <w:right w:type="dxa" w:w="120"/>
+            </w:tcMar>
+            <w:vAlign w:val="center"/>
+          </w:tcPr>
+          <w:p>
+            <w:pPr>
+              <w:spacing w:after="0" w:line="280"/>
+            </w:pPr>
+            <w:r>
+              <w:rPr>
+                <w:rFonts w:ascii="Menlo" w:cs="Menlo" w:eastAsia="Menlo" w:hAnsi="Menlo"/>
+                <w:color w:val="036F3D"/>
+                <w:sz w:val="20"/>
+                <w:szCs w:val="20"/>
+                <w:shd w:fill="F1F5F3" w:color="auto" w:val="clear"/>
+              </w:rPr>
+              <w:t xml:space="preserve">DA2-03</w:t>
+            </w:r>
+            <w:r>
+              <w:rPr>
+                <w:rFonts w:ascii="Be Vietnam Pro" w:cs="Be Vietnam Pro" w:eastAsia="Be Vietnam Pro" w:hAnsi="Be Vietnam Pro"/>
+                <w:color w:val="101814"/>
+                <w:sz w:val="20"/>
+                <w:szCs w:val="20"/>
+              </w:rPr>
+              <w:t xml:space="preserve"> </w:t>
+            </w:r>
+            <w:r>
+              <w:rPr>
+                <w:rFonts w:ascii="Menlo" w:cs="Menlo" w:eastAsia="Menlo" w:hAnsi="Menlo"/>
+                <w:color w:val="036F3D"/>
+                <w:sz w:val="20"/>
+                <w:szCs w:val="20"/>
+                <w:shd w:fill="F1F5F3" w:color="auto" w:val="clear"/>
+              </w:rPr>
+              <w:t xml:space="preserve">DA2-04</w:t>
+            </w:r>
+            <w:r>
+              <w:rPr>
+                <w:rFonts w:ascii="Be Vietnam Pro" w:cs="Be Vietnam Pro" w:eastAsia="Be Vietnam Pro" w:hAnsi="Be Vietnam Pro"/>
+                <w:color w:val="101814"/>
+                <w:sz w:val="20"/>
+                <w:szCs w:val="20"/>
+              </w:rPr>
+              <w:t xml:space="preserve"> </w:t>
+            </w:r>
+            <w:r>
+              <w:rPr>
+                <w:rFonts w:ascii="Menlo" w:cs="Menlo" w:eastAsia="Menlo" w:hAnsi="Menlo"/>
+                <w:color w:val="036F3D"/>
+                <w:sz w:val="20"/>
+                <w:szCs w:val="20"/>
+                <w:shd w:fill="F1F5F3" w:color="auto" w:val="clear"/>
+              </w:rPr>
+              <w:t xml:space="preserve">DA2-05</w:t>
+            </w:r>
+          </w:p>
+        </w:tc>
+        <w:tc>
+          <w:tcPr>
+            <w:tcW w:type="dxa" w:w="3543"/>
+            <w:tcMar>
+              <w:top w:type="dxa" w:w="90"/>
+              <w:left w:type="dxa" w:w="120"/>
+              <w:bottom w:type="dxa" w:w="90"/>
+              <w:right w:type="dxa" w:w="120"/>
+            </w:tcMar>
+            <w:vAlign w:val="center"/>
+          </w:tcPr>
+          <w:p>
+            <w:pPr>
+              <w:spacing w:after="0" w:line="280"/>
+            </w:pPr>
+            <w:r>
+              <w:rPr>
+                <w:rFonts w:ascii="Be Vietnam Pro" w:cs="Be Vietnam Pro" w:eastAsia="Be Vietnam Pro" w:hAnsi="Be Vietnam Pro"/>
+                <w:color w:val="101814"/>
+                <w:sz w:val="20"/>
+                <w:szCs w:val="20"/>
+              </w:rPr>
+              <w:t xml:space="preserve">TC-52, TC-52–TC-58</w:t>
+            </w:r>
+          </w:p>
+        </w:tc>
+      </w:tr>
+      <w:tr>
+        <w:trPr>
+          <w:tblHeader w:val="false"/>
+        </w:trPr>
+        <w:tc>
+          <w:tcPr>
+            <w:tcW w:type="dxa" w:w="1000"/>
+            <w:tcMar>
+              <w:top w:type="dxa" w:w="90"/>
+              <w:left w:type="dxa" w:w="120"/>
+              <w:bottom w:type="dxa" w:w="90"/>
+              <w:right w:type="dxa" w:w="120"/>
+            </w:tcMar>
+            <w:vAlign w:val="center"/>
+          </w:tcPr>
+          <w:p>
+            <w:pPr>
+              <w:spacing w:after="0" w:line="280"/>
+            </w:pPr>
+            <w:r>
+              <w:rPr>
+                <w:rFonts w:ascii="Menlo" w:cs="Menlo" w:eastAsia="Menlo" w:hAnsi="Menlo"/>
+                <w:color w:val="036F3D"/>
+                <w:sz w:val="20"/>
+                <w:szCs w:val="20"/>
+                <w:shd w:fill="F1F5F3" w:color="auto" w:val="clear"/>
+              </w:rPr>
+              <w:t xml:space="preserve">YC-35</w:t>
+            </w:r>
+          </w:p>
+        </w:tc>
+        <w:tc>
+          <w:tcPr>
+            <w:tcW w:type="dxa" w:w="3480"/>
+            <w:tcMar>
+              <w:top w:type="dxa" w:w="90"/>
+              <w:left w:type="dxa" w:w="120"/>
+              <w:bottom w:type="dxa" w:w="90"/>
+              <w:right w:type="dxa" w:w="120"/>
+            </w:tcMar>
+            <w:vAlign w:val="center"/>
+          </w:tcPr>
+          <w:p>
+            <w:pPr>
+              <w:spacing w:after="0" w:line="280"/>
+            </w:pPr>
+            <w:r>
+              <w:rPr>
+                <w:rFonts w:ascii="Be Vietnam Pro" w:cs="Be Vietnam Pro" w:eastAsia="Be Vietnam Pro" w:hAnsi="Be Vietnam Pro"/>
+                <w:color w:val="101814"/>
+                <w:sz w:val="20"/>
+                <w:szCs w:val="20"/>
+              </w:rPr>
+              <w:t xml:space="preserve">Ước tính chi phí ra đô-la và đồng Việt Nam</w:t>
+            </w:r>
+          </w:p>
+        </w:tc>
+        <w:tc>
+          <w:tcPr>
+            <w:tcW w:type="dxa" w:w="1337"/>
+            <w:tcMar>
+              <w:top w:type="dxa" w:w="90"/>
+              <w:left w:type="dxa" w:w="120"/>
+              <w:bottom w:type="dxa" w:w="90"/>
+              <w:right w:type="dxa" w:w="120"/>
+            </w:tcMar>
+            <w:vAlign w:val="center"/>
+          </w:tcPr>
+          <w:p>
+            <w:pPr>
+              <w:spacing w:after="0" w:line="280"/>
+            </w:pPr>
+            <w:r>
+              <w:rPr>
+                <w:rFonts w:ascii="Menlo" w:cs="Menlo" w:eastAsia="Menlo" w:hAnsi="Menlo"/>
+                <w:color w:val="036F3D"/>
+                <w:sz w:val="20"/>
+                <w:szCs w:val="20"/>
+                <w:shd w:fill="F1F5F3" w:color="auto" w:val="clear"/>
+              </w:rPr>
+              <w:t xml:space="preserve">DA2-03</w:t>
+            </w:r>
+            <w:r>
+              <w:rPr>
+                <w:rFonts w:ascii="Be Vietnam Pro" w:cs="Be Vietnam Pro" w:eastAsia="Be Vietnam Pro" w:hAnsi="Be Vietnam Pro"/>
+                <w:color w:val="101814"/>
+                <w:sz w:val="20"/>
+                <w:szCs w:val="20"/>
+              </w:rPr>
+              <w:t xml:space="preserve"> </w:t>
+            </w:r>
+            <w:r>
+              <w:rPr>
+                <w:rFonts w:ascii="Menlo" w:cs="Menlo" w:eastAsia="Menlo" w:hAnsi="Menlo"/>
+                <w:color w:val="036F3D"/>
+                <w:sz w:val="20"/>
+                <w:szCs w:val="20"/>
+                <w:shd w:fill="F1F5F3" w:color="auto" w:val="clear"/>
+              </w:rPr>
+              <w:t xml:space="preserve">DA2-04</w:t>
+            </w:r>
+            <w:r>
+              <w:rPr>
+                <w:rFonts w:ascii="Be Vietnam Pro" w:cs="Be Vietnam Pro" w:eastAsia="Be Vietnam Pro" w:hAnsi="Be Vietnam Pro"/>
+                <w:color w:val="101814"/>
+                <w:sz w:val="20"/>
+                <w:szCs w:val="20"/>
+              </w:rPr>
+              <w:t xml:space="preserve"> </w:t>
+            </w:r>
+            <w:r>
+              <w:rPr>
+                <w:rFonts w:ascii="Menlo" w:cs="Menlo" w:eastAsia="Menlo" w:hAnsi="Menlo"/>
+                <w:color w:val="036F3D"/>
+                <w:sz w:val="20"/>
+                <w:szCs w:val="20"/>
+                <w:shd w:fill="F1F5F3" w:color="auto" w:val="clear"/>
+              </w:rPr>
+              <w:t xml:space="preserve">DA2-05</w:t>
+            </w:r>
+          </w:p>
+        </w:tc>
+        <w:tc>
+          <w:tcPr>
+            <w:tcW w:type="dxa" w:w="3543"/>
+            <w:tcMar>
+              <w:top w:type="dxa" w:w="90"/>
+              <w:left w:type="dxa" w:w="120"/>
+              <w:bottom w:type="dxa" w:w="90"/>
+              <w:right w:type="dxa" w:w="120"/>
+            </w:tcMar>
+            <w:vAlign w:val="center"/>
+          </w:tcPr>
+          <w:p>
+            <w:pPr>
+              <w:spacing w:after="0" w:line="280"/>
+            </w:pPr>
+            <w:r>
+              <w:rPr>
+                <w:rFonts w:ascii="Be Vietnam Pro" w:cs="Be Vietnam Pro" w:eastAsia="Be Vietnam Pro" w:hAnsi="Be Vietnam Pro"/>
+                <w:color w:val="101814"/>
+                <w:sz w:val="20"/>
+                <w:szCs w:val="20"/>
+              </w:rPr>
+              <w:t xml:space="preserve">TC-52–TC-58, TC-53</w:t>
+            </w:r>
+          </w:p>
+        </w:tc>
+      </w:tr>
+      <w:tr>
+        <w:trPr>
+          <w:tblHeader w:val="false"/>
+        </w:trPr>
+        <w:tc>
+          <w:tcPr>
+            <w:tcW w:type="dxa" w:w="1000"/>
+            <w:tcMar>
+              <w:top w:type="dxa" w:w="90"/>
+              <w:left w:type="dxa" w:w="120"/>
+              <w:bottom w:type="dxa" w:w="90"/>
+              <w:right w:type="dxa" w:w="120"/>
+            </w:tcMar>
+            <w:vAlign w:val="center"/>
+          </w:tcPr>
+          <w:p>
+            <w:pPr>
+              <w:spacing w:after="0" w:line="280"/>
+            </w:pPr>
+            <w:r>
+              <w:rPr>
+                <w:rFonts w:ascii="Menlo" w:cs="Menlo" w:eastAsia="Menlo" w:hAnsi="Menlo"/>
+                <w:color w:val="036F3D"/>
+                <w:sz w:val="20"/>
+                <w:szCs w:val="20"/>
+                <w:shd w:fill="F1F5F3" w:color="auto" w:val="clear"/>
+              </w:rPr>
+              <w:t xml:space="preserve">YC-36</w:t>
+            </w:r>
+          </w:p>
+        </w:tc>
+        <w:tc>
+          <w:tcPr>
+            <w:tcW w:type="dxa" w:w="3480"/>
+            <w:tcMar>
+              <w:top w:type="dxa" w:w="90"/>
+              <w:left w:type="dxa" w:w="120"/>
+              <w:bottom w:type="dxa" w:w="90"/>
+              <w:right w:type="dxa" w:w="120"/>
+            </w:tcMar>
+            <w:vAlign w:val="center"/>
+          </w:tcPr>
+          <w:p>
+            <w:pPr>
+              <w:spacing w:after="0" w:line="280"/>
+            </w:pPr>
+            <w:r>
+              <w:rPr>
+                <w:rFonts w:ascii="Be Vietnam Pro" w:cs="Be Vietnam Pro" w:eastAsia="Be Vietnam Pro" w:hAnsi="Be Vietnam Pro"/>
+                <w:color w:val="101814"/>
+                <w:sz w:val="20"/>
+                <w:szCs w:val="20"/>
+              </w:rPr>
+              <w:t xml:space="preserve">Ghi rõ đang dùng bảng giá dựng sẵn hay giá do người quản trị đặt</w:t>
+            </w:r>
+          </w:p>
+        </w:tc>
+        <w:tc>
+          <w:tcPr>
+            <w:tcW w:type="dxa" w:w="1337"/>
+            <w:tcMar>
+              <w:top w:type="dxa" w:w="90"/>
+              <w:left w:type="dxa" w:w="120"/>
+              <w:bottom w:type="dxa" w:w="90"/>
+              <w:right w:type="dxa" w:w="120"/>
+            </w:tcMar>
+            <w:vAlign w:val="center"/>
+          </w:tcPr>
+          <w:p>
+            <w:pPr>
+              <w:spacing w:after="0" w:line="280"/>
+            </w:pPr>
+            <w:r>
+              <w:rPr>
+                <w:rFonts w:ascii="Menlo" w:cs="Menlo" w:eastAsia="Menlo" w:hAnsi="Menlo"/>
+                <w:color w:val="036F3D"/>
+                <w:sz w:val="20"/>
+                <w:szCs w:val="20"/>
+                <w:shd w:fill="F1F5F3" w:color="auto" w:val="clear"/>
+              </w:rPr>
+              <w:t xml:space="preserve">DA2-03</w:t>
+            </w:r>
+            <w:r>
+              <w:rPr>
+                <w:rFonts w:ascii="Be Vietnam Pro" w:cs="Be Vietnam Pro" w:eastAsia="Be Vietnam Pro" w:hAnsi="Be Vietnam Pro"/>
+                <w:color w:val="101814"/>
+                <w:sz w:val="20"/>
+                <w:szCs w:val="20"/>
+              </w:rPr>
+              <w:t xml:space="preserve"> </w:t>
+            </w:r>
+            <w:r>
+              <w:rPr>
+                <w:rFonts w:ascii="Menlo" w:cs="Menlo" w:eastAsia="Menlo" w:hAnsi="Menlo"/>
+                <w:color w:val="036F3D"/>
+                <w:sz w:val="20"/>
+                <w:szCs w:val="20"/>
+                <w:shd w:fill="F1F5F3" w:color="auto" w:val="clear"/>
+              </w:rPr>
+              <w:t xml:space="preserve">DA2-04</w:t>
+            </w:r>
+            <w:r>
+              <w:rPr>
+                <w:rFonts w:ascii="Be Vietnam Pro" w:cs="Be Vietnam Pro" w:eastAsia="Be Vietnam Pro" w:hAnsi="Be Vietnam Pro"/>
+                <w:color w:val="101814"/>
+                <w:sz w:val="20"/>
+                <w:szCs w:val="20"/>
+              </w:rPr>
+              <w:t xml:space="preserve"> </w:t>
+            </w:r>
+            <w:r>
+              <w:rPr>
+                <w:rFonts w:ascii="Menlo" w:cs="Menlo" w:eastAsia="Menlo" w:hAnsi="Menlo"/>
+                <w:color w:val="036F3D"/>
+                <w:sz w:val="20"/>
+                <w:szCs w:val="20"/>
+                <w:shd w:fill="F1F5F3" w:color="auto" w:val="clear"/>
+              </w:rPr>
+              <w:t xml:space="preserve">DA2-05</w:t>
+            </w:r>
+          </w:p>
+        </w:tc>
+        <w:tc>
+          <w:tcPr>
+            <w:tcW w:type="dxa" w:w="3543"/>
+            <w:tcMar>
+              <w:top w:type="dxa" w:w="90"/>
+              <w:left w:type="dxa" w:w="120"/>
+              <w:bottom w:type="dxa" w:w="90"/>
+              <w:right w:type="dxa" w:w="120"/>
+            </w:tcMar>
+            <w:vAlign w:val="center"/>
+          </w:tcPr>
+          <w:p>
+            <w:pPr>
+              <w:spacing w:after="0" w:line="280"/>
+            </w:pPr>
+            <w:r>
+              <w:rPr>
+                <w:rFonts w:ascii="Be Vietnam Pro" w:cs="Be Vietnam Pro" w:eastAsia="Be Vietnam Pro" w:hAnsi="Be Vietnam Pro"/>
+                <w:color w:val="101814"/>
+                <w:sz w:val="20"/>
+                <w:szCs w:val="20"/>
+              </w:rPr>
+              <w:t xml:space="preserve">TC-52–TC-58, TC-54, TC-55</w:t>
+            </w:r>
+          </w:p>
+        </w:tc>
+      </w:tr>
+      <w:tr>
+        <w:trPr>
+          <w:tblHeader w:val="false"/>
+        </w:trPr>
+        <w:tc>
+          <w:tcPr>
+            <w:tcW w:type="dxa" w:w="1000"/>
+            <w:tcMar>
+              <w:top w:type="dxa" w:w="90"/>
+              <w:left w:type="dxa" w:w="120"/>
+              <w:bottom w:type="dxa" w:w="90"/>
+              <w:right w:type="dxa" w:w="120"/>
+            </w:tcMar>
+            <w:vAlign w:val="center"/>
+          </w:tcPr>
+          <w:p>
+            <w:pPr>
+              <w:spacing w:after="0" w:line="280"/>
+            </w:pPr>
+            <w:r>
+              <w:rPr>
+                <w:rFonts w:ascii="Menlo" w:cs="Menlo" w:eastAsia="Menlo" w:hAnsi="Menlo"/>
+                <w:color w:val="036F3D"/>
+                <w:sz w:val="20"/>
+                <w:szCs w:val="20"/>
+                <w:shd w:fill="F1F5F3" w:color="auto" w:val="clear"/>
+              </w:rPr>
+              <w:t xml:space="preserve">YC-37</w:t>
+            </w:r>
+          </w:p>
+        </w:tc>
+        <w:tc>
+          <w:tcPr>
+            <w:tcW w:type="dxa" w:w="3480"/>
+            <w:tcMar>
+              <w:top w:type="dxa" w:w="90"/>
+              <w:left w:type="dxa" w:w="120"/>
+              <w:bottom w:type="dxa" w:w="90"/>
+              <w:right w:type="dxa" w:w="120"/>
+            </w:tcMar>
+            <w:vAlign w:val="center"/>
+          </w:tcPr>
+          <w:p>
+            <w:pPr>
+              <w:spacing w:after="0" w:line="280"/>
+            </w:pPr>
+            <w:r>
+              <w:rPr>
+                <w:rFonts w:ascii="Be Vietnam Pro" w:cs="Be Vietnam Pro" w:eastAsia="Be Vietnam Pro" w:hAnsi="Be Vietnam Pro"/>
+                <w:color w:val="101814"/>
+                <w:sz w:val="20"/>
+                <w:szCs w:val="20"/>
+              </w:rPr>
+              <w:t xml:space="preserve">Đổi nhà cung cấp AI ngay trên giao diện, không triển khai lại</w:t>
+            </w:r>
+          </w:p>
+        </w:tc>
+        <w:tc>
+          <w:tcPr>
+            <w:tcW w:type="dxa" w:w="1337"/>
+            <w:tcMar>
+              <w:top w:type="dxa" w:w="90"/>
+              <w:left w:type="dxa" w:w="120"/>
+              <w:bottom w:type="dxa" w:w="90"/>
+              <w:right w:type="dxa" w:w="120"/>
+            </w:tcMar>
+            <w:vAlign w:val="center"/>
+          </w:tcPr>
+          <w:p>
+            <w:pPr>
+              <w:spacing w:after="0" w:line="280"/>
+            </w:pPr>
+            <w:r>
+              <w:rPr>
+                <w:rFonts w:ascii="Menlo" w:cs="Menlo" w:eastAsia="Menlo" w:hAnsi="Menlo"/>
+                <w:color w:val="036F3D"/>
+                <w:sz w:val="20"/>
+                <w:szCs w:val="20"/>
+                <w:shd w:fill="F1F5F3" w:color="auto" w:val="clear"/>
+              </w:rPr>
+              <w:t xml:space="preserve">DA2-03</w:t>
+            </w:r>
+            <w:r>
+              <w:rPr>
+                <w:rFonts w:ascii="Be Vietnam Pro" w:cs="Be Vietnam Pro" w:eastAsia="Be Vietnam Pro" w:hAnsi="Be Vietnam Pro"/>
+                <w:color w:val="101814"/>
+                <w:sz w:val="20"/>
+                <w:szCs w:val="20"/>
+              </w:rPr>
+              <w:t xml:space="preserve"> </w:t>
+            </w:r>
+            <w:r>
+              <w:rPr>
+                <w:rFonts w:ascii="Menlo" w:cs="Menlo" w:eastAsia="Menlo" w:hAnsi="Menlo"/>
+                <w:color w:val="036F3D"/>
+                <w:sz w:val="20"/>
+                <w:szCs w:val="20"/>
+                <w:shd w:fill="F1F5F3" w:color="auto" w:val="clear"/>
+              </w:rPr>
+              <w:t xml:space="preserve">DA2-04</w:t>
+            </w:r>
+            <w:r>
+              <w:rPr>
+                <w:rFonts w:ascii="Be Vietnam Pro" w:cs="Be Vietnam Pro" w:eastAsia="Be Vietnam Pro" w:hAnsi="Be Vietnam Pro"/>
+                <w:color w:val="101814"/>
+                <w:sz w:val="20"/>
+                <w:szCs w:val="20"/>
+              </w:rPr>
+              <w:t xml:space="preserve"> </w:t>
+            </w:r>
+            <w:r>
+              <w:rPr>
+                <w:rFonts w:ascii="Menlo" w:cs="Menlo" w:eastAsia="Menlo" w:hAnsi="Menlo"/>
+                <w:color w:val="036F3D"/>
+                <w:sz w:val="20"/>
+                <w:szCs w:val="20"/>
+                <w:shd w:fill="F1F5F3" w:color="auto" w:val="clear"/>
+              </w:rPr>
+              <w:t xml:space="preserve">DA2-05</w:t>
+            </w:r>
+          </w:p>
+        </w:tc>
+        <w:tc>
+          <w:tcPr>
+            <w:tcW w:type="dxa" w:w="3543"/>
+            <w:tcMar>
+              <w:top w:type="dxa" w:w="90"/>
+              <w:left w:type="dxa" w:w="120"/>
+              <w:bottom w:type="dxa" w:w="90"/>
+              <w:right w:type="dxa" w:w="120"/>
+            </w:tcMar>
+            <w:vAlign w:val="center"/>
+          </w:tcPr>
+          <w:p>
+            <w:pPr>
+              <w:spacing w:after="0" w:line="280"/>
+            </w:pPr>
+            <w:r>
+              <w:rPr>
+                <w:rFonts w:ascii="Be Vietnam Pro" w:cs="Be Vietnam Pro" w:eastAsia="Be Vietnam Pro" w:hAnsi="Be Vietnam Pro"/>
+                <w:color w:val="101814"/>
+                <w:sz w:val="20"/>
+                <w:szCs w:val="20"/>
+              </w:rPr>
+              <w:t xml:space="preserve">TC-52–TC-58, TC-56</w:t>
+            </w:r>
+          </w:p>
+        </w:tc>
+      </w:tr>
+      <w:tr>
+        <w:trPr>
+          <w:tblHeader w:val="false"/>
+        </w:trPr>
+        <w:tc>
+          <w:tcPr>
+            <w:tcW w:type="dxa" w:w="1000"/>
+            <w:tcMar>
+              <w:top w:type="dxa" w:w="90"/>
+              <w:left w:type="dxa" w:w="120"/>
+              <w:bottom w:type="dxa" w:w="90"/>
+              <w:right w:type="dxa" w:w="120"/>
+            </w:tcMar>
+            <w:vAlign w:val="center"/>
+          </w:tcPr>
+          <w:p>
+            <w:pPr>
+              <w:spacing w:after="0" w:line="280"/>
+            </w:pPr>
+            <w:r>
+              <w:rPr>
+                <w:rFonts w:ascii="Menlo" w:cs="Menlo" w:eastAsia="Menlo" w:hAnsi="Menlo"/>
+                <w:color w:val="036F3D"/>
+                <w:sz w:val="20"/>
+                <w:szCs w:val="20"/>
+                <w:shd w:fill="F1F5F3" w:color="auto" w:val="clear"/>
+              </w:rPr>
+              <w:t xml:space="preserve">YC-38</w:t>
+            </w:r>
+          </w:p>
+        </w:tc>
+        <w:tc>
+          <w:tcPr>
+            <w:tcW w:type="dxa" w:w="3480"/>
+            <w:tcMar>
+              <w:top w:type="dxa" w:w="90"/>
+              <w:left w:type="dxa" w:w="120"/>
+              <w:bottom w:type="dxa" w:w="90"/>
+              <w:right w:type="dxa" w:w="120"/>
+            </w:tcMar>
+            <w:vAlign w:val="center"/>
+          </w:tcPr>
+          <w:p>
+            <w:pPr>
+              <w:spacing w:after="0" w:line="280"/>
+            </w:pPr>
+            <w:r>
+              <w:rPr>
+                <w:rFonts w:ascii="Be Vietnam Pro" w:cs="Be Vietnam Pro" w:eastAsia="Be Vietnam Pro" w:hAnsi="Be Vietnam Pro"/>
+                <w:color w:val="101814"/>
+                <w:sz w:val="20"/>
+                <w:szCs w:val="20"/>
+              </w:rPr>
+              <w:t xml:space="preserve">Đổi mô hình cho từng loại tác vụ: sinh nội dung, đọc ảnh, tạo ản…</w:t>
+            </w:r>
+          </w:p>
+        </w:tc>
+        <w:tc>
+          <w:tcPr>
+            <w:tcW w:type="dxa" w:w="1337"/>
+            <w:tcMar>
+              <w:top w:type="dxa" w:w="90"/>
+              <w:left w:type="dxa" w:w="120"/>
+              <w:bottom w:type="dxa" w:w="90"/>
+              <w:right w:type="dxa" w:w="120"/>
+            </w:tcMar>
+            <w:vAlign w:val="center"/>
+          </w:tcPr>
+          <w:p>
+            <w:pPr>
+              <w:spacing w:after="0" w:line="280"/>
+            </w:pPr>
+            <w:r>
+              <w:rPr>
+                <w:rFonts w:ascii="Menlo" w:cs="Menlo" w:eastAsia="Menlo" w:hAnsi="Menlo"/>
+                <w:color w:val="036F3D"/>
+                <w:sz w:val="20"/>
+                <w:szCs w:val="20"/>
+                <w:shd w:fill="F1F5F3" w:color="auto" w:val="clear"/>
+              </w:rPr>
+              <w:t xml:space="preserve">DA2-03</w:t>
+            </w:r>
+            <w:r>
+              <w:rPr>
+                <w:rFonts w:ascii="Be Vietnam Pro" w:cs="Be Vietnam Pro" w:eastAsia="Be Vietnam Pro" w:hAnsi="Be Vietnam Pro"/>
+                <w:color w:val="101814"/>
+                <w:sz w:val="20"/>
+                <w:szCs w:val="20"/>
+              </w:rPr>
+              <w:t xml:space="preserve"> </w:t>
+            </w:r>
+            <w:r>
+              <w:rPr>
+                <w:rFonts w:ascii="Menlo" w:cs="Menlo" w:eastAsia="Menlo" w:hAnsi="Menlo"/>
+                <w:color w:val="036F3D"/>
+                <w:sz w:val="20"/>
+                <w:szCs w:val="20"/>
+                <w:shd w:fill="F1F5F3" w:color="auto" w:val="clear"/>
+              </w:rPr>
+              <w:t xml:space="preserve">DA2-04</w:t>
+            </w:r>
+            <w:r>
+              <w:rPr>
+                <w:rFonts w:ascii="Be Vietnam Pro" w:cs="Be Vietnam Pro" w:eastAsia="Be Vietnam Pro" w:hAnsi="Be Vietnam Pro"/>
+                <w:color w:val="101814"/>
+                <w:sz w:val="20"/>
+                <w:szCs w:val="20"/>
+              </w:rPr>
+              <w:t xml:space="preserve"> </w:t>
+            </w:r>
+            <w:r>
+              <w:rPr>
+                <w:rFonts w:ascii="Menlo" w:cs="Menlo" w:eastAsia="Menlo" w:hAnsi="Menlo"/>
+                <w:color w:val="036F3D"/>
+                <w:sz w:val="20"/>
+                <w:szCs w:val="20"/>
+                <w:shd w:fill="F1F5F3" w:color="auto" w:val="clear"/>
+              </w:rPr>
+              <w:t xml:space="preserve">DA2-05</w:t>
+            </w:r>
+          </w:p>
+        </w:tc>
+        <w:tc>
+          <w:tcPr>
+            <w:tcW w:type="dxa" w:w="3543"/>
+            <w:tcMar>
+              <w:top w:type="dxa" w:w="90"/>
+              <w:left w:type="dxa" w:w="120"/>
+              <w:bottom w:type="dxa" w:w="90"/>
+              <w:right w:type="dxa" w:w="120"/>
+            </w:tcMar>
+            <w:vAlign w:val="center"/>
+          </w:tcPr>
+          <w:p>
+            <w:pPr>
+              <w:spacing w:after="0" w:line="280"/>
+            </w:pPr>
+            <w:r>
+              <w:rPr>
+                <w:rFonts w:ascii="Be Vietnam Pro" w:cs="Be Vietnam Pro" w:eastAsia="Be Vietnam Pro" w:hAnsi="Be Vietnam Pro"/>
+                <w:color w:val="101814"/>
+                <w:sz w:val="20"/>
+                <w:szCs w:val="20"/>
+              </w:rPr>
+              <w:t xml:space="preserve">TC-52–TC-58</w:t>
+            </w:r>
+          </w:p>
+        </w:tc>
+      </w:tr>
+      <w:tr>
+        <w:trPr>
+          <w:tblHeader w:val="false"/>
+        </w:trPr>
+        <w:tc>
+          <w:tcPr>
+            <w:tcW w:type="dxa" w:w="1000"/>
+            <w:tcMar>
+              <w:top w:type="dxa" w:w="90"/>
+              <w:left w:type="dxa" w:w="120"/>
+              <w:bottom w:type="dxa" w:w="90"/>
+              <w:right w:type="dxa" w:w="120"/>
+            </w:tcMar>
+            <w:vAlign w:val="center"/>
+          </w:tcPr>
+          <w:p>
+            <w:pPr>
+              <w:spacing w:after="0" w:line="280"/>
+            </w:pPr>
+            <w:r>
+              <w:rPr>
+                <w:rFonts w:ascii="Menlo" w:cs="Menlo" w:eastAsia="Menlo" w:hAnsi="Menlo"/>
+                <w:color w:val="036F3D"/>
+                <w:sz w:val="20"/>
+                <w:szCs w:val="20"/>
+                <w:shd w:fill="F1F5F3" w:color="auto" w:val="clear"/>
+              </w:rPr>
+              <w:t xml:space="preserve">YC-39</w:t>
+            </w:r>
+          </w:p>
+        </w:tc>
+        <w:tc>
+          <w:tcPr>
+            <w:tcW w:type="dxa" w:w="3480"/>
+            <w:tcMar>
+              <w:top w:type="dxa" w:w="90"/>
+              <w:left w:type="dxa" w:w="120"/>
+              <w:bottom w:type="dxa" w:w="90"/>
+              <w:right w:type="dxa" w:w="120"/>
+            </w:tcMar>
+            <w:vAlign w:val="center"/>
+          </w:tcPr>
+          <w:p>
+            <w:pPr>
+              <w:spacing w:after="0" w:line="280"/>
+            </w:pPr>
+            <w:r>
+              <w:rPr>
+                <w:rFonts w:ascii="Be Vietnam Pro" w:cs="Be Vietnam Pro" w:eastAsia="Be Vietnam Pro" w:hAnsi="Be Vietnam Pro"/>
+                <w:color w:val="101814"/>
+                <w:sz w:val="20"/>
+                <w:szCs w:val="20"/>
+              </w:rPr>
+              <w:t xml:space="preserve">Khoá truy cập dịch vụ chỉ quản trị viên đọc/sửa được</w:t>
+            </w:r>
+          </w:p>
+        </w:tc>
+        <w:tc>
+          <w:tcPr>
+            <w:tcW w:type="dxa" w:w="1337"/>
+            <w:tcMar>
+              <w:top w:type="dxa" w:w="90"/>
+              <w:left w:type="dxa" w:w="120"/>
+              <w:bottom w:type="dxa" w:w="90"/>
+              <w:right w:type="dxa" w:w="120"/>
+            </w:tcMar>
+            <w:vAlign w:val="center"/>
+          </w:tcPr>
+          <w:p>
+            <w:pPr>
+              <w:spacing w:after="0" w:line="280"/>
+            </w:pPr>
+            <w:r>
+              <w:rPr>
+                <w:rFonts w:ascii="Menlo" w:cs="Menlo" w:eastAsia="Menlo" w:hAnsi="Menlo"/>
+                <w:color w:val="036F3D"/>
+                <w:sz w:val="20"/>
+                <w:szCs w:val="20"/>
+                <w:shd w:fill="F1F5F3" w:color="auto" w:val="clear"/>
+              </w:rPr>
+              <w:t xml:space="preserve">DA2-03</w:t>
+            </w:r>
+            <w:r>
+              <w:rPr>
+                <w:rFonts w:ascii="Be Vietnam Pro" w:cs="Be Vietnam Pro" w:eastAsia="Be Vietnam Pro" w:hAnsi="Be Vietnam Pro"/>
+                <w:color w:val="101814"/>
+                <w:sz w:val="20"/>
+                <w:szCs w:val="20"/>
+              </w:rPr>
+              <w:t xml:space="preserve"> </w:t>
+            </w:r>
+            <w:r>
+              <w:rPr>
+                <w:rFonts w:ascii="Menlo" w:cs="Menlo" w:eastAsia="Menlo" w:hAnsi="Menlo"/>
+                <w:color w:val="036F3D"/>
+                <w:sz w:val="20"/>
+                <w:szCs w:val="20"/>
+                <w:shd w:fill="F1F5F3" w:color="auto" w:val="clear"/>
+              </w:rPr>
+              <w:t xml:space="preserve">DA2-04</w:t>
+            </w:r>
+            <w:r>
+              <w:rPr>
+                <w:rFonts w:ascii="Be Vietnam Pro" w:cs="Be Vietnam Pro" w:eastAsia="Be Vietnam Pro" w:hAnsi="Be Vietnam Pro"/>
+                <w:color w:val="101814"/>
+                <w:sz w:val="20"/>
+                <w:szCs w:val="20"/>
+              </w:rPr>
+              <w:t xml:space="preserve"> </w:t>
+            </w:r>
+            <w:r>
+              <w:rPr>
+                <w:rFonts w:ascii="Menlo" w:cs="Menlo" w:eastAsia="Menlo" w:hAnsi="Menlo"/>
+                <w:color w:val="036F3D"/>
+                <w:sz w:val="20"/>
+                <w:szCs w:val="20"/>
+                <w:shd w:fill="F1F5F3" w:color="auto" w:val="clear"/>
+              </w:rPr>
+              <w:t xml:space="preserve">DA2-05</w:t>
+            </w:r>
+          </w:p>
+        </w:tc>
+        <w:tc>
+          <w:tcPr>
+            <w:tcW w:type="dxa" w:w="3543"/>
+            <w:tcMar>
+              <w:top w:type="dxa" w:w="90"/>
+              <w:left w:type="dxa" w:w="120"/>
+              <w:bottom w:type="dxa" w:w="90"/>
+              <w:right w:type="dxa" w:w="120"/>
+            </w:tcMar>
+            <w:vAlign w:val="center"/>
+          </w:tcPr>
+          <w:p>
+            <w:pPr>
+              <w:spacing w:after="0" w:line="280"/>
+            </w:pPr>
+            <w:r>
+              <w:rPr>
+                <w:rFonts w:ascii="Be Vietnam Pro" w:cs="Be Vietnam Pro" w:eastAsia="Be Vietnam Pro" w:hAnsi="Be Vietnam Pro"/>
+                <w:color w:val="101814"/>
+                <w:sz w:val="20"/>
+                <w:szCs w:val="20"/>
+              </w:rPr>
+              <w:t xml:space="preserve">TC-52–TC-58, TC-57</w:t>
+            </w:r>
+          </w:p>
+        </w:tc>
+      </w:tr>
+      <w:tr>
+        <w:trPr>
+          <w:tblHeader w:val="false"/>
+        </w:trPr>
+        <w:tc>
+          <w:tcPr>
+            <w:tcW w:type="dxa" w:w="1000"/>
+            <w:tcMar>
+              <w:top w:type="dxa" w:w="90"/>
+              <w:left w:type="dxa" w:w="120"/>
+              <w:bottom w:type="dxa" w:w="90"/>
+              <w:right w:type="dxa" w:w="120"/>
+            </w:tcMar>
+            <w:vAlign w:val="center"/>
+          </w:tcPr>
+          <w:p>
+            <w:pPr>
+              <w:spacing w:after="0" w:line="280"/>
+            </w:pPr>
+            <w:r>
+              <w:rPr>
+                <w:rFonts w:ascii="Menlo" w:cs="Menlo" w:eastAsia="Menlo" w:hAnsi="Menlo"/>
+                <w:color w:val="036F3D"/>
+                <w:sz w:val="20"/>
+                <w:szCs w:val="20"/>
+                <w:shd w:fill="F1F5F3" w:color="auto" w:val="clear"/>
+              </w:rPr>
+              <w:t xml:space="preserve">YC-40</w:t>
+            </w:r>
+          </w:p>
+        </w:tc>
+        <w:tc>
+          <w:tcPr>
+            <w:tcW w:type="dxa" w:w="3480"/>
+            <w:tcMar>
+              <w:top w:type="dxa" w:w="90"/>
+              <w:left w:type="dxa" w:w="120"/>
+              <w:bottom w:type="dxa" w:w="90"/>
+              <w:right w:type="dxa" w:w="120"/>
+            </w:tcMar>
+            <w:vAlign w:val="center"/>
+          </w:tcPr>
+          <w:p>
+            <w:pPr>
+              <w:spacing w:after="0" w:line="280"/>
+            </w:pPr>
+            <w:r>
+              <w:rPr>
+                <w:rFonts w:ascii="Be Vietnam Pro" w:cs="Be Vietnam Pro" w:eastAsia="Be Vietnam Pro" w:hAnsi="Be Vietnam Pro"/>
+                <w:color w:val="101814"/>
+                <w:sz w:val="20"/>
+                <w:szCs w:val="20"/>
+              </w:rPr>
+              <w:t xml:space="preserve">Bỏ trống ô cấu hình thì lấy từ biến môi trường</w:t>
+            </w:r>
+          </w:p>
+        </w:tc>
+        <w:tc>
+          <w:tcPr>
+            <w:tcW w:type="dxa" w:w="1337"/>
+            <w:tcMar>
+              <w:top w:type="dxa" w:w="90"/>
+              <w:left w:type="dxa" w:w="120"/>
+              <w:bottom w:type="dxa" w:w="90"/>
+              <w:right w:type="dxa" w:w="120"/>
+            </w:tcMar>
+            <w:vAlign w:val="center"/>
+          </w:tcPr>
+          <w:p>
+            <w:pPr>
+              <w:spacing w:after="0" w:line="280"/>
+            </w:pPr>
+            <w:r>
+              <w:rPr>
+                <w:rFonts w:ascii="Menlo" w:cs="Menlo" w:eastAsia="Menlo" w:hAnsi="Menlo"/>
+                <w:color w:val="036F3D"/>
+                <w:sz w:val="20"/>
+                <w:szCs w:val="20"/>
+                <w:shd w:fill="F1F5F3" w:color="auto" w:val="clear"/>
+              </w:rPr>
+              <w:t xml:space="preserve">DA2-03</w:t>
+            </w:r>
+            <w:r>
+              <w:rPr>
+                <w:rFonts w:ascii="Be Vietnam Pro" w:cs="Be Vietnam Pro" w:eastAsia="Be Vietnam Pro" w:hAnsi="Be Vietnam Pro"/>
+                <w:color w:val="101814"/>
+                <w:sz w:val="20"/>
+                <w:szCs w:val="20"/>
+              </w:rPr>
+              <w:t xml:space="preserve"> </w:t>
+            </w:r>
+            <w:r>
+              <w:rPr>
+                <w:rFonts w:ascii="Menlo" w:cs="Menlo" w:eastAsia="Menlo" w:hAnsi="Menlo"/>
+                <w:color w:val="036F3D"/>
+                <w:sz w:val="20"/>
+                <w:szCs w:val="20"/>
+                <w:shd w:fill="F1F5F3" w:color="auto" w:val="clear"/>
+              </w:rPr>
+              <w:t xml:space="preserve">DA2-04</w:t>
+            </w:r>
+            <w:r>
+              <w:rPr>
+                <w:rFonts w:ascii="Be Vietnam Pro" w:cs="Be Vietnam Pro" w:eastAsia="Be Vietnam Pro" w:hAnsi="Be Vietnam Pro"/>
+                <w:color w:val="101814"/>
+                <w:sz w:val="20"/>
+                <w:szCs w:val="20"/>
+              </w:rPr>
+              <w:t xml:space="preserve"> </w:t>
+            </w:r>
+            <w:r>
+              <w:rPr>
+                <w:rFonts w:ascii="Menlo" w:cs="Menlo" w:eastAsia="Menlo" w:hAnsi="Menlo"/>
+                <w:color w:val="036F3D"/>
+                <w:sz w:val="20"/>
+                <w:szCs w:val="20"/>
+                <w:shd w:fill="F1F5F3" w:color="auto" w:val="clear"/>
+              </w:rPr>
+              <w:t xml:space="preserve">DA2-05</w:t>
+            </w:r>
+          </w:p>
+        </w:tc>
+        <w:tc>
+          <w:tcPr>
+            <w:tcW w:type="dxa" w:w="3543"/>
+            <w:tcMar>
+              <w:top w:type="dxa" w:w="90"/>
+              <w:left w:type="dxa" w:w="120"/>
+              <w:bottom w:type="dxa" w:w="90"/>
+              <w:right w:type="dxa" w:w="120"/>
+            </w:tcMar>
+            <w:vAlign w:val="center"/>
+          </w:tcPr>
+          <w:p>
+            <w:pPr>
+              <w:spacing w:after="0" w:line="280"/>
+            </w:pPr>
+            <w:r>
+              <w:rPr>
+                <w:rFonts w:ascii="Be Vietnam Pro" w:cs="Be Vietnam Pro" w:eastAsia="Be Vietnam Pro" w:hAnsi="Be Vietnam Pro"/>
+                <w:color w:val="101814"/>
+                <w:sz w:val="20"/>
+                <w:szCs w:val="20"/>
+              </w:rPr>
+              <w:t xml:space="preserve">TC-52–TC-58</w:t>
+            </w:r>
+          </w:p>
+        </w:tc>
+      </w:tr>
+    </w:tbl>
+    <w:p>
+      <w:pPr>
+        <w:spacing w:after="180"/>
+      </w:pPr>
+    </w:p>
+    <w:p>
+      <w:pPr>
+        <w:pStyle w:val="Heading2"/>
+        <w:spacing w:after="120" w:before="280"/>
+      </w:pPr>
+      <w:r>
+        <w:rPr>
+          <w:rFonts w:ascii="Be Vietnam Pro" w:cs="Be Vietnam Pro" w:eastAsia="Be Vietnam Pro" w:hAnsi="Be Vietnam Pro"/>
+          <w:b/>
+          <w:bCs/>
+          <w:color w:val="008E4D"/>
+          <w:sz w:val="24"/>
+          <w:szCs w:val="24"/>
+        </w:rPr>
+        <w:t xml:space="preserve">A.3 Đánh giá</w:t>
+      </w:r>
+    </w:p>
+    <w:p>
+      <w:pPr>
+        <w:spacing w:after="130" w:line="300"/>
+      </w:pPr>
+      <w:r>
+        <w:rPr>
+          <w:rFonts w:ascii="Be Vietnam Pro" w:cs="Be Vietnam Pro" w:eastAsia="Be Vietnam Pro" w:hAnsi="Be Vietnam Pro"/>
+          <w:b/>
+          <w:bCs/>
+          <w:color w:val="101814"/>
+          <w:sz w:val="21"/>
+          <w:szCs w:val="21"/>
+        </w:rPr>
+        <w:t xml:space="preserve">Độ phủ đầy đủ</w:t>
+      </w:r>
+      <w:r>
+        <w:rPr>
+          <w:rFonts w:ascii="Be Vietnam Pro" w:cs="Be Vietnam Pro" w:eastAsia="Be Vietnam Pro" w:hAnsi="Be Vietnam Pro"/>
+          <w:color w:val="101814"/>
+          <w:sz w:val="21"/>
+          <w:szCs w:val="21"/>
+        </w:rPr>
+        <w:t xml:space="preserve"> — mọi yêu cầu chức năng đều có ít nhất một ca kiểm thử dẫn chiếu tới. Không yêu cầu nào đã cam kết mà thiếu cách kiểm chứng.</w:t>
+      </w:r>
+    </w:p>
+    <w:p>
+      <w:pPr>
+        <w:pBdr>
+          <w:bottom w:val="single" w:color="CFE3D8" w:sz="4" w:space="4"/>
+        </w:pBdr>
+        <w:spacing w:after="160" w:before="160"/>
+      </w:pPr>
+      <w:r>
+        <w:rPr>
+          <w:rFonts w:ascii="Be Vietnam Pro" w:cs="Be Vietnam Pro" w:eastAsia="Be Vietnam Pro" w:hAnsi="Be Vietnam Pro"/>
+          <w:sz w:val="2"/>
+          <w:szCs w:val="2"/>
+        </w:rPr>
+        <w:t xml:space="preserve"/>
+      </w:r>
+    </w:p>
+    <w:p>
+      <w:pPr>
         <w:pStyle w:val="Heading1"/>
         <w:pBdr>
           <w:bottom w:val="single" w:color="008E4D" w:sz="12" w:space="6"/>
@@ -13319,7 +20170,7 @@
                 <w:sz w:val="20"/>
                 <w:szCs w:val="20"/>
               </w:rPr>
-              <w:t xml:space="preserve">Người lập yêu cầu — HungDV, Product Owner</w:t>
+              <w:t xml:space="preserve">Người lập yêu cầu — A Hùng, Product Owner</w:t>
             </w:r>
           </w:p>
         </w:tc>
